--- a/папс/Банкомат/Банкомат_сценарий.docx
+++ b/папс/Банкомат/Банкомат_сценарий.docx
@@ -1,6 +1,6 @@
 
 <file path=word/document.xml><?xml version="1.0" encoding="utf-8"?>
-<w:document xmlns:wpc="http://schemas.microsoft.com/office/word/2010/wordprocessingCanvas" xmlns:cx="http://schemas.microsoft.com/office/drawing/2014/chartex" xmlns:mc="http://schemas.openxmlformats.org/markup-compatibility/2006" xmlns:o="urn:schemas-microsoft-com:office:office" xmlns:r="http://schemas.openxmlformats.org/officeDocument/2006/relationships" xmlns:m="http://schemas.openxmlformats.org/officeDocument/2006/math" xmlns:v="urn:schemas-microsoft-com:vml" xmlns:wp14="http://schemas.microsoft.com/office/word/2010/wordprocessingDrawing" xmlns:wp="http://schemas.openxmlformats.org/drawingml/2006/wordprocessingDrawing" xmlns:w10="urn:schemas-microsoft-com:office:word" xmlns:w="http://schemas.openxmlformats.org/wordprocessingml/2006/main" xmlns:w14="http://schemas.microsoft.com/office/word/2010/wordml" xmlns:w15="http://schemas.microsoft.com/office/word/2012/wordml" xmlns:w16se="http://schemas.microsoft.com/office/word/2015/wordml/symex" xmlns:wpg="http://schemas.microsoft.com/office/word/2010/wordprocessingGroup" xmlns:wpi="http://schemas.microsoft.com/office/word/2010/wordprocessingInk" xmlns:wne="http://schemas.microsoft.com/office/word/2006/wordml" xmlns:wps="http://schemas.microsoft.com/office/word/2010/wordprocessingShape" mc:Ignorable="w14 w15 w16se wp14">
+<w:document xmlns:wpc="http://schemas.microsoft.com/office/word/2010/wordprocessingCanvas" xmlns:cx="http://schemas.microsoft.com/office/drawing/2014/chartex" xmlns:cx1="http://schemas.microsoft.com/office/drawing/2015/9/8/chartex" xmlns:cx2="http://schemas.microsoft.com/office/drawing/2015/10/21/chartex" xmlns:cx3="http://schemas.microsoft.com/office/drawing/2016/5/9/chartex" xmlns:cx4="http://schemas.microsoft.com/office/drawing/2016/5/10/chartex" xmlns:cx5="http://schemas.microsoft.com/office/drawing/2016/5/11/chartex" xmlns:cx6="http://schemas.microsoft.com/office/drawing/2016/5/12/chartex" xmlns:cx7="http://schemas.microsoft.com/office/drawing/2016/5/13/chartex" xmlns:cx8="http://schemas.microsoft.com/office/drawing/2016/5/14/chartex" xmlns:mc="http://schemas.openxmlformats.org/markup-compatibility/2006" xmlns:aink="http://schemas.microsoft.com/office/drawing/2016/ink" xmlns:am3d="http://schemas.microsoft.com/office/drawing/2017/model3d" xmlns:o="urn:schemas-microsoft-com:office:office" xmlns:r="http://schemas.openxmlformats.org/officeDocument/2006/relationships" xmlns:m="http://schemas.openxmlformats.org/officeDocument/2006/math" xmlns:v="urn:schemas-microsoft-com:vml" xmlns:wp14="http://schemas.microsoft.com/office/word/2010/wordprocessingDrawing" xmlns:wp="http://schemas.openxmlformats.org/drawingml/2006/wordprocessingDrawing" xmlns:w10="urn:schemas-microsoft-com:office:word" xmlns:w="http://schemas.openxmlformats.org/wordprocessingml/2006/main" xmlns:w14="http://schemas.microsoft.com/office/word/2010/wordml" xmlns:w15="http://schemas.microsoft.com/office/word/2012/wordml" xmlns:w16cex="http://schemas.microsoft.com/office/word/2018/wordml/cex" xmlns:w16cid="http://schemas.microsoft.com/office/word/2016/wordml/cid" xmlns:w16="http://schemas.microsoft.com/office/word/2018/wordml" xmlns:w16sdtdh="http://schemas.microsoft.com/office/word/2020/wordml/sdtdatahash" xmlns:w16se="http://schemas.microsoft.com/office/word/2015/wordml/symex" xmlns:wpg="http://schemas.microsoft.com/office/word/2010/wordprocessingGroup" xmlns:wpi="http://schemas.microsoft.com/office/word/2010/wordprocessingInk" xmlns:wne="http://schemas.microsoft.com/office/word/2006/wordml" xmlns:wps="http://schemas.microsoft.com/office/word/2010/wordprocessingShape" mc:Ignorable="w14 w15 w16se w16cid w16 w16cex w16sdtdh wp14">
   <w:body>
     <w:p>
       <w:pPr>
@@ -495,593 +495,6 @@
         </w:rPr>
         <w:t> </w:t>
       </w:r>
-    </w:p>
-    <w:tbl>
-      <w:tblPr>
-        <w:tblStyle w:val="a3"/>
-        <w:tblW w:w="0" w:type="auto"/>
-        <w:tblLook w:val="04A0" w:firstRow="1" w:lastRow="0" w:firstColumn="1" w:lastColumn="0" w:noHBand="0" w:noVBand="1"/>
-      </w:tblPr>
-      <w:tblGrid>
-        <w:gridCol w:w="2405"/>
-        <w:gridCol w:w="3260"/>
-        <w:gridCol w:w="3680"/>
-      </w:tblGrid>
-      <w:tr>
-        <w:tc>
-          <w:tcPr>
-            <w:tcW w:w="2405" w:type="dxa"/>
-          </w:tcPr>
-          <w:p>
-            <w:pPr>
-              <w:spacing w:after="0" w:line="360" w:lineRule="auto"/>
-            </w:pPr>
-            <w:r>
-              <w:t>Название прецедента</w:t>
-            </w:r>
-          </w:p>
-        </w:tc>
-        <w:tc>
-          <w:tcPr>
-            <w:tcW w:w="6940" w:type="dxa"/>
-            <w:gridSpan w:val="2"/>
-          </w:tcPr>
-          <w:p>
-            <w:pPr>
-              <w:spacing w:after="0" w:line="360" w:lineRule="auto"/>
-            </w:pPr>
-            <w:r>
-              <w:rPr>
-                <w:lang w:val="en-US"/>
-              </w:rPr>
-              <w:t>UC</w:t>
-            </w:r>
-            <w:r>
-              <w:t xml:space="preserve">-1 </w:t>
-            </w:r>
-            <w:r>
-              <w:rPr>
-                <w:highlight w:val="red"/>
-              </w:rPr>
-              <w:t>Поместить кредитную карту в банкомат</w:t>
-            </w:r>
-            <w:r>
-              <w:t xml:space="preserve"> </w:t>
-            </w:r>
-            <w:proofErr w:type="spellStart"/>
-            <w:r>
-              <w:t>Засунунть</w:t>
-            </w:r>
-            <w:proofErr w:type="spellEnd"/>
-            <w:r>
-              <w:t>, пофиг на дублирование</w:t>
-            </w:r>
-            <w:bookmarkStart w:id="0" w:name="_GoBack"/>
-            <w:bookmarkEnd w:id="0"/>
-          </w:p>
-        </w:tc>
-      </w:tr>
-      <w:tr>
-        <w:tc>
-          <w:tcPr>
-            <w:tcW w:w="2405" w:type="dxa"/>
-          </w:tcPr>
-          <w:p>
-            <w:pPr>
-              <w:spacing w:after="0" w:line="360" w:lineRule="auto"/>
-            </w:pPr>
-            <w:r>
-              <w:t>Актеры</w:t>
-            </w:r>
-          </w:p>
-        </w:tc>
-        <w:tc>
-          <w:tcPr>
-            <w:tcW w:w="6940" w:type="dxa"/>
-            <w:gridSpan w:val="2"/>
-          </w:tcPr>
-          <w:p>
-            <w:pPr>
-              <w:spacing w:after="0" w:line="360" w:lineRule="auto"/>
-            </w:pPr>
-            <w:r>
-              <w:t>Клиент</w:t>
-            </w:r>
-          </w:p>
-        </w:tc>
-      </w:tr>
-      <w:tr>
-        <w:tc>
-          <w:tcPr>
-            <w:tcW w:w="2405" w:type="dxa"/>
-          </w:tcPr>
-          <w:p>
-            <w:pPr>
-              <w:spacing w:after="0" w:line="360" w:lineRule="auto"/>
-            </w:pPr>
-            <w:r>
-              <w:t>Краткое описание</w:t>
-            </w:r>
-          </w:p>
-        </w:tc>
-        <w:tc>
-          <w:tcPr>
-            <w:tcW w:w="6940" w:type="dxa"/>
-            <w:gridSpan w:val="2"/>
-          </w:tcPr>
-          <w:p>
-            <w:pPr>
-              <w:spacing w:after="0" w:line="360" w:lineRule="auto"/>
-            </w:pPr>
-            <w:r>
-              <w:t xml:space="preserve">Клиент </w:t>
-            </w:r>
-            <w:r>
-              <w:t>помещает кредитную карту в банкомат</w:t>
-            </w:r>
-          </w:p>
-        </w:tc>
-      </w:tr>
-      <w:tr>
-        <w:tc>
-          <w:tcPr>
-            <w:tcW w:w="2405" w:type="dxa"/>
-          </w:tcPr>
-          <w:p>
-            <w:pPr>
-              <w:spacing w:after="0" w:line="360" w:lineRule="auto"/>
-            </w:pPr>
-            <w:r>
-              <w:t>Триггер</w:t>
-            </w:r>
-          </w:p>
-        </w:tc>
-        <w:tc>
-          <w:tcPr>
-            <w:tcW w:w="6940" w:type="dxa"/>
-            <w:gridSpan w:val="2"/>
-          </w:tcPr>
-          <w:p>
-            <w:pPr>
-              <w:spacing w:after="0" w:line="360" w:lineRule="auto"/>
-            </w:pPr>
-            <w:r>
-              <w:t>Посетитель</w:t>
-            </w:r>
-            <w:r>
-              <w:t xml:space="preserve"> вставляет карту в банкомат</w:t>
-            </w:r>
-          </w:p>
-        </w:tc>
-      </w:tr>
-      <w:tr>
-        <w:tc>
-          <w:tcPr>
-            <w:tcW w:w="2405" w:type="dxa"/>
-          </w:tcPr>
-          <w:p>
-            <w:pPr>
-              <w:spacing w:after="0" w:line="360" w:lineRule="auto"/>
-            </w:pPr>
-            <w:r>
-              <w:t xml:space="preserve">Предусловие </w:t>
-            </w:r>
-          </w:p>
-        </w:tc>
-        <w:tc>
-          <w:tcPr>
-            <w:tcW w:w="6940" w:type="dxa"/>
-            <w:gridSpan w:val="2"/>
-          </w:tcPr>
-          <w:p>
-            <w:pPr>
-              <w:spacing w:after="0" w:line="360" w:lineRule="auto"/>
-            </w:pPr>
-            <w:r>
-              <w:t>Банкомат неактивен</w:t>
-            </w:r>
-            <w:r>
-              <w:t>, карта не вставлена</w:t>
-            </w:r>
-          </w:p>
-        </w:tc>
-      </w:tr>
-      <w:tr>
-        <w:tc>
-          <w:tcPr>
-            <w:tcW w:w="2405" w:type="dxa"/>
-            <w:vMerge w:val="restart"/>
-          </w:tcPr>
-          <w:p>
-            <w:pPr>
-              <w:spacing w:after="0" w:line="360" w:lineRule="auto"/>
-            </w:pPr>
-            <w:r>
-              <w:t>Основной поток</w:t>
-            </w:r>
-          </w:p>
-        </w:tc>
-        <w:tc>
-          <w:tcPr>
-            <w:tcW w:w="3260" w:type="dxa"/>
-          </w:tcPr>
-          <w:p>
-            <w:pPr>
-              <w:spacing w:after="0" w:line="360" w:lineRule="auto"/>
-            </w:pPr>
-            <w:r>
-              <w:t>Клиент</w:t>
-            </w:r>
-          </w:p>
-        </w:tc>
-        <w:tc>
-          <w:tcPr>
-            <w:tcW w:w="3680" w:type="dxa"/>
-          </w:tcPr>
-          <w:p>
-            <w:pPr>
-              <w:spacing w:after="0" w:line="360" w:lineRule="auto"/>
-            </w:pPr>
-            <w:r>
-              <w:t>Система</w:t>
-            </w:r>
-          </w:p>
-        </w:tc>
-      </w:tr>
-      <w:tr>
-        <w:trPr>
-          <w:trHeight w:val="4835"/>
-        </w:trPr>
-        <w:tc>
-          <w:tcPr>
-            <w:tcW w:w="2405" w:type="dxa"/>
-            <w:vMerge/>
-          </w:tcPr>
-          <w:p>
-            <w:pPr>
-              <w:spacing w:after="0" w:line="360" w:lineRule="auto"/>
-            </w:pPr>
-          </w:p>
-        </w:tc>
-        <w:tc>
-          <w:tcPr>
-            <w:tcW w:w="3260" w:type="dxa"/>
-          </w:tcPr>
-          <w:p>
-            <w:pPr>
-              <w:spacing w:after="0" w:line="360" w:lineRule="auto"/>
-            </w:pPr>
-            <w:r>
-              <w:t>1. Вставляет карту в банкомат.</w:t>
-            </w:r>
-          </w:p>
-          <w:p>
-            <w:pPr>
-              <w:spacing w:after="0" w:line="360" w:lineRule="auto"/>
-            </w:pPr>
-            <w:r>
-              <w:t xml:space="preserve">4. Вводит персональный код </w:t>
-            </w:r>
-            <w:r>
-              <w:t xml:space="preserve"> </w:t>
-            </w:r>
-          </w:p>
-        </w:tc>
-        <w:tc>
-          <w:tcPr>
-            <w:tcW w:w="3680" w:type="dxa"/>
-          </w:tcPr>
-          <w:p>
-            <w:pPr>
-              <w:spacing w:after="0" w:line="360" w:lineRule="auto"/>
-            </w:pPr>
-            <w:r>
-              <w:t xml:space="preserve">2. Распознает карту </w:t>
-            </w:r>
-          </w:p>
-          <w:p>
-            <w:pPr>
-              <w:spacing w:after="0" w:line="360" w:lineRule="auto"/>
-            </w:pPr>
-            <w:r>
-              <w:t xml:space="preserve">3. Приглашает вести код </w:t>
-            </w:r>
-          </w:p>
-          <w:p>
-            <w:pPr>
-              <w:spacing w:after="0" w:line="360" w:lineRule="auto"/>
-            </w:pPr>
-            <w:r>
-              <w:t>5. Проверяет введенный код</w:t>
-            </w:r>
-          </w:p>
-          <w:p>
-            <w:pPr>
-              <w:spacing w:after="0" w:line="360" w:lineRule="auto"/>
-            </w:pPr>
-            <w:r>
-              <w:t xml:space="preserve">6. Оповещает об успешном входе в систему </w:t>
-            </w:r>
-          </w:p>
-          <w:p>
-            <w:pPr>
-              <w:spacing w:after="0" w:line="360" w:lineRule="auto"/>
-            </w:pPr>
-            <w:r>
-              <w:t>7. Показывает возможность снять наличные или узнать остаток по счёту</w:t>
-            </w:r>
-          </w:p>
-        </w:tc>
-      </w:tr>
-      <w:tr>
-        <w:tc>
-          <w:tcPr>
-            <w:tcW w:w="2405" w:type="dxa"/>
-          </w:tcPr>
-          <w:p>
-            <w:pPr>
-              <w:spacing w:after="0" w:line="360" w:lineRule="auto"/>
-            </w:pPr>
-            <w:r>
-              <w:t>Альтернативный поток</w:t>
-            </w:r>
-          </w:p>
-        </w:tc>
-        <w:tc>
-          <w:tcPr>
-            <w:tcW w:w="6940" w:type="dxa"/>
-            <w:gridSpan w:val="2"/>
-          </w:tcPr>
-          <w:p>
-            <w:pPr>
-              <w:spacing w:after="0" w:line="360" w:lineRule="auto"/>
-            </w:pPr>
-            <w:r>
-              <w:t>2.</w:t>
-            </w:r>
-            <w:r>
-              <w:rPr>
-                <w:lang w:val="en-US"/>
-              </w:rPr>
-              <w:t>A</w:t>
-            </w:r>
-            <w:r>
-              <w:t xml:space="preserve"> </w:t>
-            </w:r>
-            <w:r>
-              <w:t xml:space="preserve">Карта не распознана </w:t>
-            </w:r>
-          </w:p>
-          <w:p>
-            <w:pPr>
-              <w:spacing w:after="0" w:line="360" w:lineRule="auto"/>
-            </w:pPr>
-            <w:r>
-              <w:t>2.</w:t>
-            </w:r>
-            <w:r>
-              <w:rPr>
-                <w:lang w:val="en-US"/>
-              </w:rPr>
-              <w:t>A</w:t>
-            </w:r>
-            <w:r>
-              <w:t xml:space="preserve">.1 </w:t>
-            </w:r>
-            <w:r>
-              <w:t xml:space="preserve">Карта возвращается клиенту </w:t>
-            </w:r>
-          </w:p>
-          <w:p>
-            <w:pPr>
-              <w:spacing w:after="0" w:line="360" w:lineRule="auto"/>
-            </w:pPr>
-            <w:r>
-              <w:t>2.</w:t>
-            </w:r>
-            <w:r>
-              <w:rPr>
-                <w:lang w:val="en-US"/>
-              </w:rPr>
-              <w:t>A</w:t>
-            </w:r>
-            <w:r>
-              <w:t>.2</w:t>
-            </w:r>
-            <w:r>
-              <w:t xml:space="preserve"> </w:t>
-            </w:r>
-            <w:r>
-              <w:t>Выводится сообщение с предложением попробовать снова</w:t>
-            </w:r>
-          </w:p>
-          <w:p>
-            <w:pPr>
-              <w:spacing w:after="0" w:line="360" w:lineRule="auto"/>
-            </w:pPr>
-            <w:r>
-              <w:t>6.</w:t>
-            </w:r>
-            <w:r>
-              <w:rPr>
-                <w:lang w:val="en-US"/>
-              </w:rPr>
-              <w:t>A</w:t>
-            </w:r>
-            <w:r>
-              <w:t xml:space="preserve">. </w:t>
-            </w:r>
-            <w:r>
-              <w:t xml:space="preserve">Код неверный меньше 3 раз </w:t>
-            </w:r>
-          </w:p>
-          <w:p>
-            <w:pPr>
-              <w:spacing w:after="0" w:line="360" w:lineRule="auto"/>
-            </w:pPr>
-            <w:r>
-              <w:t>6.</w:t>
-            </w:r>
-            <w:r>
-              <w:rPr>
-                <w:lang w:val="en-US"/>
-              </w:rPr>
-              <w:t>A</w:t>
-            </w:r>
-            <w:r>
-              <w:t xml:space="preserve">.1 </w:t>
-            </w:r>
-            <w:r>
-              <w:t xml:space="preserve">система переносит на шаг 3 основного потока </w:t>
-            </w:r>
-          </w:p>
-          <w:p>
-            <w:pPr>
-              <w:spacing w:after="0" w:line="360" w:lineRule="auto"/>
-            </w:pPr>
-            <w:r>
-              <w:t>6.</w:t>
-            </w:r>
-            <w:r>
-              <w:rPr>
-                <w:lang w:val="en-US"/>
-              </w:rPr>
-              <w:t>B</w:t>
-            </w:r>
-            <w:r>
-              <w:t xml:space="preserve">. </w:t>
-            </w:r>
-            <w:r>
-              <w:t xml:space="preserve">код неверный 3 раза </w:t>
-            </w:r>
-          </w:p>
-          <w:p>
-            <w:pPr>
-              <w:spacing w:after="0" w:line="360" w:lineRule="auto"/>
-            </w:pPr>
-            <w:r>
-              <w:t>6.</w:t>
-            </w:r>
-            <w:r>
-              <w:rPr>
-                <w:lang w:val="en-US"/>
-              </w:rPr>
-              <w:t>B</w:t>
-            </w:r>
-            <w:r>
-              <w:t>.1 К</w:t>
-            </w:r>
-            <w:r>
-              <w:t xml:space="preserve">арта помещается в хранилище </w:t>
-            </w:r>
-          </w:p>
-        </w:tc>
-      </w:tr>
-      <w:tr>
-        <w:tc>
-          <w:tcPr>
-            <w:tcW w:w="2405" w:type="dxa"/>
-          </w:tcPr>
-          <w:p>
-            <w:pPr>
-              <w:spacing w:after="0" w:line="360" w:lineRule="auto"/>
-            </w:pPr>
-            <w:r>
-              <w:lastRenderedPageBreak/>
-              <w:t>Исключения</w:t>
-            </w:r>
-          </w:p>
-        </w:tc>
-        <w:tc>
-          <w:tcPr>
-            <w:tcW w:w="6940" w:type="dxa"/>
-            <w:gridSpan w:val="2"/>
-          </w:tcPr>
-          <w:p>
-            <w:pPr>
-              <w:spacing w:after="0" w:line="360" w:lineRule="auto"/>
-            </w:pPr>
-            <w:r>
-              <w:t xml:space="preserve">При неисправности </w:t>
-            </w:r>
-            <w:r>
-              <w:t>приёмника карт</w:t>
-            </w:r>
-            <w:r>
-              <w:t xml:space="preserve"> или дисплея система выводит сигнал ошибки на дисплей</w:t>
-            </w:r>
-          </w:p>
-        </w:tc>
-      </w:tr>
-      <w:tr>
-        <w:tc>
-          <w:tcPr>
-            <w:tcW w:w="2405" w:type="dxa"/>
-          </w:tcPr>
-          <w:p>
-            <w:pPr>
-              <w:spacing w:after="0" w:line="360" w:lineRule="auto"/>
-            </w:pPr>
-            <w:r>
-              <w:t>Постусловие</w:t>
-            </w:r>
-          </w:p>
-        </w:tc>
-        <w:tc>
-          <w:tcPr>
-            <w:tcW w:w="6940" w:type="dxa"/>
-            <w:gridSpan w:val="2"/>
-          </w:tcPr>
-          <w:p>
-            <w:pPr>
-              <w:spacing w:after="0" w:line="360" w:lineRule="auto"/>
-            </w:pPr>
-            <w:r>
-              <w:t>Карта вставлена, банкомат активен, дисп</w:t>
-            </w:r>
-            <w:r>
-              <w:t>лей отображает опции</w:t>
-            </w:r>
-          </w:p>
-        </w:tc>
-      </w:tr>
-      <w:tr>
-        <w:tc>
-          <w:tcPr>
-            <w:tcW w:w="2405" w:type="dxa"/>
-          </w:tcPr>
-          <w:p>
-            <w:pPr>
-              <w:spacing w:after="0" w:line="360" w:lineRule="auto"/>
-            </w:pPr>
-            <w:r>
-              <w:t>Точка расширения (если есть)</w:t>
-            </w:r>
-          </w:p>
-        </w:tc>
-        <w:tc>
-          <w:tcPr>
-            <w:tcW w:w="6940" w:type="dxa"/>
-            <w:gridSpan w:val="2"/>
-          </w:tcPr>
-          <w:p>
-            <w:pPr>
-              <w:spacing w:after="0" w:line="360" w:lineRule="auto"/>
-              <w:rPr>
-                <w:lang w:val="en-US"/>
-              </w:rPr>
-            </w:pPr>
-            <w:r>
-              <w:t>нет</w:t>
-            </w:r>
-          </w:p>
-        </w:tc>
-      </w:tr>
-    </w:tbl>
-    <w:p>
-      <w:pPr>
-        <w:spacing w:after="0" w:line="360" w:lineRule="auto"/>
-      </w:pPr>
     </w:p>
     <w:tbl>
       <w:tblPr>
@@ -1125,7 +538,10 @@
               <w:t>UC</w:t>
             </w:r>
             <w:r>
-              <w:t>-2</w:t>
+              <w:t>-</w:t>
+            </w:r>
+            <w:r>
+              <w:t>1</w:t>
             </w:r>
             <w:r>
               <w:t xml:space="preserve"> </w:t>
@@ -1221,17 +637,14 @@
               <w:spacing w:after="0" w:line="360" w:lineRule="auto"/>
             </w:pPr>
             <w:r>
-              <w:t>Клиент</w:t>
-            </w:r>
-            <w:r>
-              <w:t xml:space="preserve"> выбирает опцию узнать остаток по счёту </w:t>
+              <w:t>Клиент вставляет карту в банкомат</w:t>
             </w:r>
           </w:p>
         </w:tc>
       </w:tr>
       <w:tr>
         <w:trPr>
-          <w:trHeight w:val="1204"/>
+          <w:trHeight w:val="413"/>
         </w:trPr>
         <w:tc>
           <w:tcPr>
@@ -1256,7 +669,13 @@
               <w:spacing w:after="0" w:line="360" w:lineRule="auto"/>
             </w:pPr>
             <w:r>
-              <w:t>Карта вставлена, банкомат активен, дисплей отображает опции</w:t>
+              <w:t xml:space="preserve">Карта </w:t>
+            </w:r>
+            <w:r>
+              <w:t xml:space="preserve">не </w:t>
+            </w:r>
+            <w:r>
+              <w:t>вставлена</w:t>
             </w:r>
           </w:p>
         </w:tc>
@@ -1343,50 +762,117 @@
               <w:spacing w:after="0" w:line="360" w:lineRule="auto"/>
             </w:pPr>
             <w:r>
-              <w:t>1. Выбирает опцию узнать остаток</w:t>
-            </w:r>
-          </w:p>
-          <w:p>
-            <w:pPr>
-              <w:spacing w:after="0" w:line="360" w:lineRule="auto"/>
-            </w:pPr>
-          </w:p>
-          <w:p>
-            <w:pPr>
-              <w:spacing w:after="0" w:line="360" w:lineRule="auto"/>
-            </w:pPr>
-          </w:p>
-          <w:p>
-            <w:pPr>
-              <w:spacing w:after="0" w:line="360" w:lineRule="auto"/>
-            </w:pPr>
-          </w:p>
-          <w:p>
-            <w:pPr>
-              <w:spacing w:after="0" w:line="360" w:lineRule="auto"/>
-            </w:pPr>
-          </w:p>
-          <w:p>
-            <w:pPr>
-              <w:spacing w:after="0" w:line="360" w:lineRule="auto"/>
-            </w:pPr>
-          </w:p>
-          <w:p>
-            <w:pPr>
-              <w:spacing w:after="0" w:line="360" w:lineRule="auto"/>
-            </w:pPr>
-          </w:p>
-          <w:p>
-            <w:pPr>
-              <w:spacing w:after="0" w:line="360" w:lineRule="auto"/>
-            </w:pPr>
-          </w:p>
-          <w:p>
-            <w:pPr>
-              <w:spacing w:after="0" w:line="360" w:lineRule="auto"/>
-            </w:pPr>
-            <w:r>
-              <w:t>6</w:t>
+              <w:t>1. Вставляет карту в банкомат.</w:t>
+            </w:r>
+          </w:p>
+          <w:p>
+            <w:pPr>
+              <w:spacing w:after="0" w:line="360" w:lineRule="auto"/>
+            </w:pPr>
+          </w:p>
+          <w:p>
+            <w:pPr>
+              <w:spacing w:after="0" w:line="360" w:lineRule="auto"/>
+            </w:pPr>
+            <w:r>
+              <w:t xml:space="preserve">4. Вводит персональный код </w:t>
+            </w:r>
+            <w:r>
+              <w:t xml:space="preserve"> </w:t>
+            </w:r>
+          </w:p>
+          <w:p>
+            <w:pPr>
+              <w:spacing w:after="0" w:line="360" w:lineRule="auto"/>
+            </w:pPr>
+          </w:p>
+          <w:p>
+            <w:pPr>
+              <w:spacing w:after="0" w:line="360" w:lineRule="auto"/>
+            </w:pPr>
+          </w:p>
+          <w:p>
+            <w:pPr>
+              <w:spacing w:after="0" w:line="360" w:lineRule="auto"/>
+            </w:pPr>
+          </w:p>
+          <w:p>
+            <w:pPr>
+              <w:spacing w:after="0" w:line="360" w:lineRule="auto"/>
+            </w:pPr>
+          </w:p>
+          <w:p>
+            <w:pPr>
+              <w:spacing w:after="0" w:line="360" w:lineRule="auto"/>
+            </w:pPr>
+          </w:p>
+          <w:p>
+            <w:pPr>
+              <w:spacing w:after="0" w:line="360" w:lineRule="auto"/>
+            </w:pPr>
+          </w:p>
+          <w:p>
+            <w:pPr>
+              <w:spacing w:after="0" w:line="360" w:lineRule="auto"/>
+            </w:pPr>
+          </w:p>
+          <w:p>
+            <w:pPr>
+              <w:spacing w:after="0" w:line="360" w:lineRule="auto"/>
+            </w:pPr>
+            <w:r>
+              <w:t>8</w:t>
+            </w:r>
+            <w:r>
+              <w:t>. Выбирает опцию узнать остаток</w:t>
+            </w:r>
+          </w:p>
+          <w:p>
+            <w:pPr>
+              <w:spacing w:after="0" w:line="360" w:lineRule="auto"/>
+            </w:pPr>
+          </w:p>
+          <w:p>
+            <w:pPr>
+              <w:spacing w:after="0" w:line="360" w:lineRule="auto"/>
+            </w:pPr>
+          </w:p>
+          <w:p>
+            <w:pPr>
+              <w:spacing w:after="0" w:line="360" w:lineRule="auto"/>
+            </w:pPr>
+          </w:p>
+          <w:p>
+            <w:pPr>
+              <w:spacing w:after="0" w:line="360" w:lineRule="auto"/>
+            </w:pPr>
+          </w:p>
+          <w:p>
+            <w:pPr>
+              <w:spacing w:after="0" w:line="360" w:lineRule="auto"/>
+            </w:pPr>
+          </w:p>
+          <w:p>
+            <w:pPr>
+              <w:spacing w:after="0" w:line="360" w:lineRule="auto"/>
+            </w:pPr>
+          </w:p>
+          <w:p>
+            <w:pPr>
+              <w:spacing w:after="0" w:line="360" w:lineRule="auto"/>
+            </w:pPr>
+          </w:p>
+          <w:p>
+            <w:pPr>
+              <w:spacing w:after="0" w:line="360" w:lineRule="auto"/>
+            </w:pPr>
+          </w:p>
+          <w:p>
+            <w:pPr>
+              <w:spacing w:after="0" w:line="360" w:lineRule="auto"/>
+            </w:pPr>
+            <w:r>
+              <w:t>13</w:t>
             </w:r>
             <w:r>
               <w:t>. Выбирает, нужно ли печатать справку</w:t>
@@ -1417,7 +903,10 @@
               <w:spacing w:after="0" w:line="360" w:lineRule="auto"/>
             </w:pPr>
             <w:r>
-              <w:t>7. Забирает карту</w:t>
+              <w:t>16</w:t>
+            </w:r>
+            <w:r>
+              <w:t>. Забирает карту</w:t>
             </w:r>
           </w:p>
         </w:tc>
@@ -1430,52 +919,109 @@
               <w:spacing w:after="0" w:line="360" w:lineRule="auto"/>
             </w:pPr>
             <w:r>
-              <w:t>2. Посылает запрос центральному компьютеру</w:t>
-            </w:r>
-          </w:p>
-          <w:p>
-            <w:pPr>
-              <w:spacing w:after="0" w:line="360" w:lineRule="auto"/>
-            </w:pPr>
-            <w:r>
-              <w:t>4. Выводит остаток по счёту на дисплей</w:t>
-            </w:r>
-          </w:p>
-          <w:p>
-            <w:pPr>
-              <w:spacing w:after="0" w:line="360" w:lineRule="auto"/>
-            </w:pPr>
-            <w:r>
-              <w:t>5</w:t>
-            </w:r>
-            <w:r>
-              <w:t>. Выводит на дисплей вопрос, нужно ли печатать справку</w:t>
-            </w:r>
-          </w:p>
-          <w:p>
-            <w:pPr>
-              <w:spacing w:after="0" w:line="360" w:lineRule="auto"/>
-            </w:pPr>
-          </w:p>
-          <w:p>
-            <w:pPr>
-              <w:spacing w:after="0" w:line="360" w:lineRule="auto"/>
-            </w:pPr>
-          </w:p>
-          <w:p>
-            <w:pPr>
-              <w:spacing w:after="0" w:line="360" w:lineRule="auto"/>
-            </w:pPr>
-            <w:r>
-              <w:t>5. Ждёт 20 секунд</w:t>
-            </w:r>
-          </w:p>
-          <w:p>
-            <w:pPr>
-              <w:spacing w:after="0" w:line="360" w:lineRule="auto"/>
-            </w:pPr>
-            <w:r>
-              <w:t>6. Выводит сообщение «Выньте карту» на дисплей</w:t>
+              <w:lastRenderedPageBreak/>
+              <w:t xml:space="preserve">2. Распознает карту </w:t>
+            </w:r>
+          </w:p>
+          <w:p>
+            <w:pPr>
+              <w:spacing w:after="0" w:line="360" w:lineRule="auto"/>
+            </w:pPr>
+            <w:r>
+              <w:t xml:space="preserve">3. Приглашает вести код </w:t>
+            </w:r>
+          </w:p>
+          <w:p>
+            <w:pPr>
+              <w:spacing w:after="0" w:line="360" w:lineRule="auto"/>
+            </w:pPr>
+            <w:r>
+              <w:t>5. Проверяет введенный код</w:t>
+            </w:r>
+          </w:p>
+          <w:p>
+            <w:pPr>
+              <w:spacing w:after="0" w:line="360" w:lineRule="auto"/>
+            </w:pPr>
+            <w:r>
+              <w:t xml:space="preserve">6. Оповещает об успешном входе в систему </w:t>
+            </w:r>
+          </w:p>
+          <w:p>
+            <w:pPr>
+              <w:spacing w:after="0" w:line="360" w:lineRule="auto"/>
+            </w:pPr>
+            <w:r>
+              <w:t>7. Показывает возможность снять наличные или узнать остаток по счёту</w:t>
+            </w:r>
+          </w:p>
+          <w:p>
+            <w:pPr>
+              <w:spacing w:after="0" w:line="360" w:lineRule="auto"/>
+            </w:pPr>
+            <w:r>
+              <w:t>9</w:t>
+            </w:r>
+            <w:r>
+              <w:t>. Посылает запрос центральному компьютеру</w:t>
+            </w:r>
+          </w:p>
+          <w:p>
+            <w:pPr>
+              <w:spacing w:after="0" w:line="360" w:lineRule="auto"/>
+            </w:pPr>
+            <w:r>
+              <w:t>11</w:t>
+            </w:r>
+            <w:r>
+              <w:t>. Выводит остаток по счёту на дисплей</w:t>
+            </w:r>
+          </w:p>
+          <w:p>
+            <w:pPr>
+              <w:spacing w:after="0" w:line="360" w:lineRule="auto"/>
+            </w:pPr>
+            <w:r>
+              <w:t>12</w:t>
+            </w:r>
+            <w:r>
+              <w:t xml:space="preserve">. Выводит на дисплей вопрос, </w:t>
+            </w:r>
+            <w:r>
+              <w:lastRenderedPageBreak/>
+              <w:t>нужно ли печатать справку</w:t>
+            </w:r>
+          </w:p>
+          <w:p>
+            <w:pPr>
+              <w:spacing w:after="0" w:line="360" w:lineRule="auto"/>
+            </w:pPr>
+          </w:p>
+          <w:p>
+            <w:pPr>
+              <w:spacing w:after="0" w:line="360" w:lineRule="auto"/>
+            </w:pPr>
+          </w:p>
+          <w:p>
+            <w:pPr>
+              <w:spacing w:after="0" w:line="360" w:lineRule="auto"/>
+            </w:pPr>
+            <w:r>
+              <w:t>14</w:t>
+            </w:r>
+            <w:r>
+              <w:t>. Ждёт 20 секунд</w:t>
+            </w:r>
+          </w:p>
+          <w:p>
+            <w:pPr>
+              <w:spacing w:after="0" w:line="360" w:lineRule="auto"/>
+            </w:pPr>
+            <w:r>
+              <w:t>15</w:t>
+            </w:r>
+            <w:r>
+              <w:t>. Выводит сообщение «Выньте карту» на дисплей</w:t>
             </w:r>
           </w:p>
           <w:p>
@@ -1492,8 +1038,71 @@
             <w:pPr>
               <w:spacing w:after="0" w:line="360" w:lineRule="auto"/>
             </w:pPr>
-            <w:r>
-              <w:t>3. Выдаёт разрешение на показ остатка по счёту</w:t>
+          </w:p>
+          <w:p>
+            <w:pPr>
+              <w:spacing w:after="0" w:line="360" w:lineRule="auto"/>
+            </w:pPr>
+          </w:p>
+          <w:p>
+            <w:pPr>
+              <w:spacing w:after="0" w:line="360" w:lineRule="auto"/>
+            </w:pPr>
+          </w:p>
+          <w:p>
+            <w:pPr>
+              <w:spacing w:after="0" w:line="360" w:lineRule="auto"/>
+            </w:pPr>
+          </w:p>
+          <w:p>
+            <w:pPr>
+              <w:spacing w:after="0" w:line="360" w:lineRule="auto"/>
+            </w:pPr>
+          </w:p>
+          <w:p>
+            <w:pPr>
+              <w:spacing w:after="0" w:line="360" w:lineRule="auto"/>
+            </w:pPr>
+          </w:p>
+          <w:p>
+            <w:pPr>
+              <w:spacing w:after="0" w:line="360" w:lineRule="auto"/>
+            </w:pPr>
+          </w:p>
+          <w:p>
+            <w:pPr>
+              <w:spacing w:after="0" w:line="360" w:lineRule="auto"/>
+            </w:pPr>
+          </w:p>
+          <w:p>
+            <w:pPr>
+              <w:spacing w:after="0" w:line="360" w:lineRule="auto"/>
+            </w:pPr>
+          </w:p>
+          <w:p>
+            <w:pPr>
+              <w:spacing w:after="0" w:line="360" w:lineRule="auto"/>
+            </w:pPr>
+          </w:p>
+          <w:p>
+            <w:pPr>
+              <w:spacing w:after="0" w:line="360" w:lineRule="auto"/>
+            </w:pPr>
+          </w:p>
+          <w:p>
+            <w:pPr>
+              <w:spacing w:after="0" w:line="360" w:lineRule="auto"/>
+            </w:pPr>
+          </w:p>
+          <w:p>
+            <w:pPr>
+              <w:spacing w:after="0" w:line="360" w:lineRule="auto"/>
+            </w:pPr>
+            <w:r>
+              <w:t>10</w:t>
+            </w:r>
+            <w:r>
+              <w:t>. Выдаёт разрешение на показ остатка по счёту</w:t>
             </w:r>
           </w:p>
         </w:tc>
@@ -1522,7 +1131,7 @@
               <w:spacing w:after="0" w:line="360" w:lineRule="auto"/>
             </w:pPr>
             <w:r>
-              <w:t>3.</w:t>
+              <w:t>2.</w:t>
             </w:r>
             <w:r>
               <w:rPr>
@@ -1534,21 +1143,15 @@
               <w:t xml:space="preserve"> </w:t>
             </w:r>
             <w:r>
-              <w:t>Центральный</w:t>
-            </w:r>
-            <w:r>
-              <w:t xml:space="preserve"> компьютер не выдает разрешения</w:t>
-            </w:r>
-          </w:p>
-          <w:p>
-            <w:pPr>
-              <w:spacing w:after="0" w:line="360" w:lineRule="auto"/>
-            </w:pPr>
-            <w:r>
-              <w:t>3</w:t>
-            </w:r>
-            <w:r>
-              <w:t>.</w:t>
+              <w:t xml:space="preserve">Карта не распознана </w:t>
+            </w:r>
+          </w:p>
+          <w:p>
+            <w:pPr>
+              <w:spacing w:after="0" w:line="360" w:lineRule="auto"/>
+            </w:pPr>
+            <w:r>
+              <w:t>2.</w:t>
             </w:r>
             <w:r>
               <w:rPr>
@@ -1560,15 +1163,15 @@
               <w:t xml:space="preserve">.1 </w:t>
             </w:r>
             <w:r>
-              <w:t xml:space="preserve">Система выводит на экран сообщение от центрального компьютера </w:t>
-            </w:r>
-          </w:p>
-          <w:p>
-            <w:pPr>
-              <w:spacing w:after="0" w:line="360" w:lineRule="auto"/>
-            </w:pPr>
-            <w:r>
-              <w:t>3.</w:t>
+              <w:t xml:space="preserve">Карта возвращается клиенту </w:t>
+            </w:r>
+          </w:p>
+          <w:p>
+            <w:pPr>
+              <w:spacing w:after="0" w:line="360" w:lineRule="auto"/>
+            </w:pPr>
+            <w:r>
+              <w:t>2.</w:t>
             </w:r>
             <w:r>
               <w:rPr>
@@ -1583,101 +1186,258 @@
               <w:t xml:space="preserve"> </w:t>
             </w:r>
             <w:r>
-              <w:t xml:space="preserve">Дисплей возвращается на экран показа опции </w:t>
-            </w:r>
-            <w:r>
-              <w:t xml:space="preserve">  </w:t>
-            </w:r>
-          </w:p>
-        </w:tc>
-      </w:tr>
-      <w:tr>
-        <w:tc>
-          <w:tcPr>
-            <w:tcW w:w="2405" w:type="dxa"/>
-          </w:tcPr>
-          <w:p>
-            <w:pPr>
-              <w:spacing w:after="0" w:line="360" w:lineRule="auto"/>
-            </w:pPr>
-            <w:r>
-              <w:lastRenderedPageBreak/>
-              <w:t>Исключения</w:t>
-            </w:r>
-          </w:p>
-        </w:tc>
-        <w:tc>
-          <w:tcPr>
-            <w:tcW w:w="6940" w:type="dxa"/>
-            <w:gridSpan w:val="3"/>
-          </w:tcPr>
-          <w:p>
-            <w:pPr>
-              <w:spacing w:after="0" w:line="360" w:lineRule="auto"/>
-            </w:pPr>
-            <w:r>
-              <w:t xml:space="preserve">При сбое соединения с центральным компьютером система выводит на дисплей сообщения об ошибке  </w:t>
-            </w:r>
-          </w:p>
-        </w:tc>
-      </w:tr>
-      <w:tr>
-        <w:tc>
-          <w:tcPr>
-            <w:tcW w:w="2405" w:type="dxa"/>
-          </w:tcPr>
-          <w:p>
-            <w:pPr>
-              <w:spacing w:after="0" w:line="360" w:lineRule="auto"/>
-            </w:pPr>
-            <w:r>
-              <w:t>Постусловие</w:t>
-            </w:r>
-          </w:p>
-        </w:tc>
-        <w:tc>
-          <w:tcPr>
-            <w:tcW w:w="6940" w:type="dxa"/>
-            <w:gridSpan w:val="3"/>
-          </w:tcPr>
-          <w:p>
-            <w:pPr>
-              <w:spacing w:after="0" w:line="360" w:lineRule="auto"/>
-            </w:pPr>
-            <w:r>
-              <w:t>Банкомат неактивен, карта не вставлена</w:t>
-            </w:r>
-          </w:p>
-        </w:tc>
-      </w:tr>
-      <w:tr>
-        <w:tc>
-          <w:tcPr>
-            <w:tcW w:w="2405" w:type="dxa"/>
-          </w:tcPr>
-          <w:p>
-            <w:pPr>
-              <w:spacing w:after="0" w:line="360" w:lineRule="auto"/>
-            </w:pPr>
-            <w:r>
-              <w:t>Точка расширения (если есть)</w:t>
-            </w:r>
-          </w:p>
-        </w:tc>
-        <w:tc>
-          <w:tcPr>
-            <w:tcW w:w="6940" w:type="dxa"/>
-            <w:gridSpan w:val="3"/>
-          </w:tcPr>
-          <w:p>
-            <w:pPr>
-              <w:spacing w:after="0" w:line="360" w:lineRule="auto"/>
-            </w:pPr>
+              <w:t>Выводится сообщение с предложением попробовать снова</w:t>
+            </w:r>
+          </w:p>
+          <w:p>
+            <w:pPr>
+              <w:spacing w:after="0" w:line="360" w:lineRule="auto"/>
+            </w:pPr>
+            <w:r>
+              <w:t>6.</w:t>
+            </w:r>
             <w:r>
               <w:rPr>
                 <w:lang w:val="en-US"/>
               </w:rPr>
-              <w:t>UC-4</w:t>
+              <w:t>A</w:t>
+            </w:r>
+            <w:r>
+              <w:t xml:space="preserve">. </w:t>
+            </w:r>
+            <w:r>
+              <w:t xml:space="preserve">Код неверный меньше 3 раз </w:t>
+            </w:r>
+          </w:p>
+          <w:p>
+            <w:pPr>
+              <w:spacing w:after="0" w:line="360" w:lineRule="auto"/>
+            </w:pPr>
+            <w:r>
+              <w:t>6.</w:t>
+            </w:r>
+            <w:r>
+              <w:rPr>
+                <w:lang w:val="en-US"/>
+              </w:rPr>
+              <w:t>A</w:t>
+            </w:r>
+            <w:r>
+              <w:t xml:space="preserve">.1 </w:t>
+            </w:r>
+            <w:r>
+              <w:t xml:space="preserve">система переносит на шаг 3 основного потока </w:t>
+            </w:r>
+          </w:p>
+          <w:p>
+            <w:pPr>
+              <w:spacing w:after="0" w:line="360" w:lineRule="auto"/>
+            </w:pPr>
+            <w:r>
+              <w:t>6.</w:t>
+            </w:r>
+            <w:r>
+              <w:rPr>
+                <w:lang w:val="en-US"/>
+              </w:rPr>
+              <w:t>B</w:t>
+            </w:r>
+            <w:r>
+              <w:t xml:space="preserve">. </w:t>
+            </w:r>
+            <w:r>
+              <w:t xml:space="preserve">код неверный 3 раза </w:t>
+            </w:r>
+          </w:p>
+          <w:p>
+            <w:pPr>
+              <w:spacing w:after="0" w:line="360" w:lineRule="auto"/>
+            </w:pPr>
+            <w:r>
+              <w:t>6.</w:t>
+            </w:r>
+            <w:r>
+              <w:rPr>
+                <w:lang w:val="en-US"/>
+              </w:rPr>
+              <w:t>B</w:t>
+            </w:r>
+            <w:r>
+              <w:t>.1 Карта помещается в хранилище</w:t>
+            </w:r>
+          </w:p>
+          <w:p>
+            <w:pPr>
+              <w:spacing w:after="0" w:line="360" w:lineRule="auto"/>
+            </w:pPr>
+            <w:r>
+              <w:t>10</w:t>
+            </w:r>
+            <w:r>
+              <w:t>.</w:t>
+            </w:r>
+            <w:r>
+              <w:rPr>
+                <w:lang w:val="en-US"/>
+              </w:rPr>
+              <w:t>A</w:t>
+            </w:r>
+            <w:r>
+              <w:t xml:space="preserve"> </w:t>
+            </w:r>
+            <w:r>
+              <w:t>Центральный</w:t>
+            </w:r>
+            <w:r>
+              <w:t xml:space="preserve"> компьютер не выдает разрешения</w:t>
+            </w:r>
+          </w:p>
+          <w:p>
+            <w:pPr>
+              <w:spacing w:after="0" w:line="360" w:lineRule="auto"/>
+            </w:pPr>
+            <w:r>
+              <w:t>10</w:t>
+            </w:r>
+            <w:r>
+              <w:t>.</w:t>
+            </w:r>
+            <w:r>
+              <w:rPr>
+                <w:lang w:val="en-US"/>
+              </w:rPr>
+              <w:t>A</w:t>
+            </w:r>
+            <w:r>
+              <w:t xml:space="preserve">.1 </w:t>
+            </w:r>
+            <w:r>
+              <w:t xml:space="preserve">Система выводит на экран сообщение от центрального компьютера </w:t>
+            </w:r>
+          </w:p>
+          <w:p>
+            <w:pPr>
+              <w:spacing w:after="0" w:line="360" w:lineRule="auto"/>
+            </w:pPr>
+            <w:r>
+              <w:t>10</w:t>
+            </w:r>
+            <w:r>
+              <w:t>.</w:t>
+            </w:r>
+            <w:r>
+              <w:rPr>
+                <w:lang w:val="en-US"/>
+              </w:rPr>
+              <w:t>A</w:t>
+            </w:r>
+            <w:r>
+              <w:t>.2</w:t>
+            </w:r>
+            <w:r>
+              <w:t xml:space="preserve"> </w:t>
+            </w:r>
+            <w:r>
+              <w:t xml:space="preserve">Дисплей возвращается на экран показа опции </w:t>
+            </w:r>
+            <w:r>
+              <w:t xml:space="preserve">  </w:t>
+            </w:r>
+          </w:p>
+        </w:tc>
+      </w:tr>
+      <w:tr>
+        <w:tc>
+          <w:tcPr>
+            <w:tcW w:w="2405" w:type="dxa"/>
+          </w:tcPr>
+          <w:p>
+            <w:pPr>
+              <w:spacing w:after="0" w:line="360" w:lineRule="auto"/>
+            </w:pPr>
+            <w:r>
+              <w:t>Исключения</w:t>
+            </w:r>
+          </w:p>
+        </w:tc>
+        <w:tc>
+          <w:tcPr>
+            <w:tcW w:w="6940" w:type="dxa"/>
+            <w:gridSpan w:val="3"/>
+          </w:tcPr>
+          <w:p>
+            <w:pPr>
+              <w:spacing w:after="0" w:line="360" w:lineRule="auto"/>
+            </w:pPr>
+            <w:r>
+              <w:t xml:space="preserve">При сбое соединения с центральным компьютером система выводит на дисплей сообщения об ошибке  </w:t>
+            </w:r>
+          </w:p>
+        </w:tc>
+      </w:tr>
+      <w:tr>
+        <w:tc>
+          <w:tcPr>
+            <w:tcW w:w="2405" w:type="dxa"/>
+          </w:tcPr>
+          <w:p>
+            <w:pPr>
+              <w:spacing w:after="0" w:line="360" w:lineRule="auto"/>
+            </w:pPr>
+            <w:r>
+              <w:t>Постусловие</w:t>
+            </w:r>
+          </w:p>
+        </w:tc>
+        <w:tc>
+          <w:tcPr>
+            <w:tcW w:w="6940" w:type="dxa"/>
+            <w:gridSpan w:val="3"/>
+          </w:tcPr>
+          <w:p>
+            <w:pPr>
+              <w:spacing w:after="0" w:line="360" w:lineRule="auto"/>
+            </w:pPr>
+            <w:r>
+              <w:t>Банкомат неактивен, карта не вставлена</w:t>
+            </w:r>
+          </w:p>
+        </w:tc>
+      </w:tr>
+      <w:tr>
+        <w:tc>
+          <w:tcPr>
+            <w:tcW w:w="2405" w:type="dxa"/>
+          </w:tcPr>
+          <w:p>
+            <w:pPr>
+              <w:spacing w:after="0" w:line="360" w:lineRule="auto"/>
+            </w:pPr>
+            <w:r>
+              <w:t>Точка расширения (если есть)</w:t>
+            </w:r>
+          </w:p>
+        </w:tc>
+        <w:tc>
+          <w:tcPr>
+            <w:tcW w:w="6940" w:type="dxa"/>
+            <w:gridSpan w:val="3"/>
+          </w:tcPr>
+          <w:p>
+            <w:pPr>
+              <w:spacing w:after="0" w:line="360" w:lineRule="auto"/>
+            </w:pPr>
+            <w:r>
+              <w:rPr>
+                <w:lang w:val="en-US"/>
+              </w:rPr>
+              <w:t>UC-</w:t>
+            </w:r>
+            <w:r>
+              <w:rPr>
+                <w:lang w:val="en-US"/>
+              </w:rPr>
+              <w:t>3</w:t>
             </w:r>
           </w:p>
         </w:tc>
@@ -1737,7 +1497,13 @@
               <w:t>UC</w:t>
             </w:r>
             <w:r>
-              <w:t>-3</w:t>
+              <w:t>-</w:t>
+            </w:r>
+            <w:r>
+              <w:rPr>
+                <w:lang w:val="en-US"/>
+              </w:rPr>
+              <w:t>2</w:t>
             </w:r>
             <w:r>
               <w:t xml:space="preserve"> </w:t>
@@ -1833,14 +1599,14 @@
               <w:spacing w:after="0" w:line="360" w:lineRule="auto"/>
             </w:pPr>
             <w:r>
-              <w:t xml:space="preserve">Клиент выбирает опцию снять наличные </w:t>
+              <w:t>Клиент вставляет карту в банкомат</w:t>
             </w:r>
           </w:p>
         </w:tc>
       </w:tr>
       <w:tr>
         <w:trPr>
-          <w:trHeight w:val="1204"/>
+          <w:trHeight w:val="331"/>
         </w:trPr>
         <w:tc>
           <w:tcPr>
@@ -1865,7 +1631,13 @@
               <w:spacing w:after="0" w:line="360" w:lineRule="auto"/>
             </w:pPr>
             <w:r>
-              <w:t>Карта вставлена, банкомат активен, дисплей отображает опции</w:t>
+              <w:t xml:space="preserve">Карта </w:t>
+            </w:r>
+            <w:r>
+              <w:t xml:space="preserve">не </w:t>
+            </w:r>
+            <w:r>
+              <w:t>вставлена</w:t>
             </w:r>
           </w:p>
         </w:tc>
@@ -1952,7 +1724,69 @@
               <w:spacing w:after="0" w:line="360" w:lineRule="auto"/>
             </w:pPr>
             <w:r>
-              <w:t xml:space="preserve">1. Выбирает опцию </w:t>
+              <w:t>1. Вставляет карту в банкомат.</w:t>
+            </w:r>
+          </w:p>
+          <w:p>
+            <w:pPr>
+              <w:spacing w:after="0" w:line="360" w:lineRule="auto"/>
+            </w:pPr>
+          </w:p>
+          <w:p>
+            <w:pPr>
+              <w:spacing w:after="0" w:line="360" w:lineRule="auto"/>
+            </w:pPr>
+            <w:r>
+              <w:t xml:space="preserve">4. Вводит персональный код </w:t>
+            </w:r>
+            <w:r>
+              <w:t xml:space="preserve"> </w:t>
+            </w:r>
+          </w:p>
+          <w:p>
+            <w:pPr>
+              <w:spacing w:after="0" w:line="360" w:lineRule="auto"/>
+            </w:pPr>
+          </w:p>
+          <w:p>
+            <w:pPr>
+              <w:spacing w:after="0" w:line="360" w:lineRule="auto"/>
+            </w:pPr>
+          </w:p>
+          <w:p>
+            <w:pPr>
+              <w:spacing w:after="0" w:line="360" w:lineRule="auto"/>
+            </w:pPr>
+          </w:p>
+          <w:p>
+            <w:pPr>
+              <w:spacing w:after="0" w:line="360" w:lineRule="auto"/>
+            </w:pPr>
+          </w:p>
+          <w:p>
+            <w:pPr>
+              <w:spacing w:after="0" w:line="360" w:lineRule="auto"/>
+            </w:pPr>
+          </w:p>
+          <w:p>
+            <w:pPr>
+              <w:spacing w:after="0" w:line="360" w:lineRule="auto"/>
+            </w:pPr>
+          </w:p>
+          <w:p>
+            <w:pPr>
+              <w:spacing w:after="0" w:line="360" w:lineRule="auto"/>
+            </w:pPr>
+          </w:p>
+          <w:p>
+            <w:pPr>
+              <w:spacing w:after="0" w:line="360" w:lineRule="auto"/>
+            </w:pPr>
+            <w:r>
+              <w:t>8</w:t>
+            </w:r>
+            <w:r>
+              <w:t xml:space="preserve">. Выбирает опцию </w:t>
             </w:r>
             <w:r>
               <w:t>снять наличные</w:t>
@@ -1977,89 +1811,106 @@
             <w:pPr>
               <w:spacing w:after="0" w:line="360" w:lineRule="auto"/>
             </w:pPr>
-            <w:r>
-              <w:t>3. Выбирает сумму для съёма</w:t>
-            </w:r>
-          </w:p>
-          <w:p>
-            <w:pPr>
-              <w:spacing w:after="0" w:line="360" w:lineRule="auto"/>
-            </w:pPr>
-          </w:p>
-          <w:p>
-            <w:pPr>
-              <w:spacing w:after="0" w:line="360" w:lineRule="auto"/>
-            </w:pPr>
-          </w:p>
-          <w:p>
-            <w:pPr>
-              <w:spacing w:after="0" w:line="360" w:lineRule="auto"/>
-            </w:pPr>
-          </w:p>
-          <w:p>
-            <w:pPr>
-              <w:spacing w:after="0" w:line="360" w:lineRule="auto"/>
-            </w:pPr>
-          </w:p>
-          <w:p>
-            <w:pPr>
-              <w:spacing w:after="0" w:line="360" w:lineRule="auto"/>
-            </w:pPr>
-            <w:r>
-              <w:t>5. Выбирает, нужно ли печатать справку</w:t>
-            </w:r>
-          </w:p>
-          <w:p>
-            <w:pPr>
-              <w:spacing w:after="0" w:line="360" w:lineRule="auto"/>
-            </w:pPr>
-          </w:p>
-          <w:p>
-            <w:pPr>
-              <w:spacing w:after="0" w:line="360" w:lineRule="auto"/>
-            </w:pPr>
-          </w:p>
-          <w:p>
-            <w:pPr>
-              <w:spacing w:after="0" w:line="360" w:lineRule="auto"/>
-            </w:pPr>
-          </w:p>
-          <w:p>
-            <w:pPr>
-              <w:spacing w:after="0" w:line="360" w:lineRule="auto"/>
-            </w:pPr>
-          </w:p>
-          <w:p>
-            <w:pPr>
-              <w:spacing w:after="0" w:line="360" w:lineRule="auto"/>
-            </w:pPr>
-          </w:p>
-          <w:p>
-            <w:pPr>
-              <w:spacing w:after="0" w:line="360" w:lineRule="auto"/>
-            </w:pPr>
-          </w:p>
-          <w:p>
-            <w:pPr>
-              <w:spacing w:after="0" w:line="360" w:lineRule="auto"/>
-            </w:pPr>
-          </w:p>
-          <w:p>
-            <w:pPr>
-              <w:spacing w:after="0" w:line="360" w:lineRule="auto"/>
-            </w:pPr>
-          </w:p>
-          <w:p>
-            <w:pPr>
-              <w:spacing w:after="0" w:line="360" w:lineRule="auto"/>
-            </w:pPr>
-          </w:p>
-          <w:p>
-            <w:pPr>
-              <w:spacing w:after="0" w:line="360" w:lineRule="auto"/>
-            </w:pPr>
-            <w:r>
-              <w:t>11. Забирает карту</w:t>
+          </w:p>
+          <w:p>
+            <w:pPr>
+              <w:spacing w:after="0" w:line="360" w:lineRule="auto"/>
+            </w:pPr>
+            <w:r>
+              <w:t>10</w:t>
+            </w:r>
+            <w:r>
+              <w:t>. Выбирает сумму для съёма</w:t>
+            </w:r>
+          </w:p>
+          <w:p>
+            <w:pPr>
+              <w:spacing w:after="0" w:line="360" w:lineRule="auto"/>
+            </w:pPr>
+          </w:p>
+          <w:p>
+            <w:pPr>
+              <w:spacing w:after="0" w:line="360" w:lineRule="auto"/>
+            </w:pPr>
+          </w:p>
+          <w:p>
+            <w:pPr>
+              <w:spacing w:after="0" w:line="360" w:lineRule="auto"/>
+            </w:pPr>
+          </w:p>
+          <w:p>
+            <w:pPr>
+              <w:spacing w:after="0" w:line="360" w:lineRule="auto"/>
+            </w:pPr>
+          </w:p>
+          <w:p>
+            <w:pPr>
+              <w:spacing w:after="0" w:line="360" w:lineRule="auto"/>
+            </w:pPr>
+            <w:r>
+              <w:t>12</w:t>
+            </w:r>
+            <w:r>
+              <w:t>. Выбирает, нужно ли печатать справку</w:t>
+            </w:r>
+          </w:p>
+          <w:p>
+            <w:pPr>
+              <w:spacing w:after="0" w:line="360" w:lineRule="auto"/>
+            </w:pPr>
+          </w:p>
+          <w:p>
+            <w:pPr>
+              <w:spacing w:after="0" w:line="360" w:lineRule="auto"/>
+            </w:pPr>
+          </w:p>
+          <w:p>
+            <w:pPr>
+              <w:spacing w:after="0" w:line="360" w:lineRule="auto"/>
+            </w:pPr>
+          </w:p>
+          <w:p>
+            <w:pPr>
+              <w:spacing w:after="0" w:line="360" w:lineRule="auto"/>
+            </w:pPr>
+          </w:p>
+          <w:p>
+            <w:pPr>
+              <w:spacing w:after="0" w:line="360" w:lineRule="auto"/>
+            </w:pPr>
+          </w:p>
+          <w:p>
+            <w:pPr>
+              <w:spacing w:after="0" w:line="360" w:lineRule="auto"/>
+            </w:pPr>
+          </w:p>
+          <w:p>
+            <w:pPr>
+              <w:spacing w:after="0" w:line="360" w:lineRule="auto"/>
+            </w:pPr>
+          </w:p>
+          <w:p>
+            <w:pPr>
+              <w:spacing w:after="0" w:line="360" w:lineRule="auto"/>
+            </w:pPr>
+          </w:p>
+          <w:p>
+            <w:pPr>
+              <w:spacing w:after="0" w:line="360" w:lineRule="auto"/>
+            </w:pPr>
+          </w:p>
+          <w:p>
+            <w:pPr>
+              <w:spacing w:after="0" w:line="360" w:lineRule="auto"/>
+            </w:pPr>
+            <w:r>
+              <w:t>1</w:t>
+            </w:r>
+            <w:r>
+              <w:t>8</w:t>
+            </w:r>
+            <w:r>
+              <w:t>. Забирает карту</w:t>
             </w:r>
           </w:p>
         </w:tc>
@@ -2072,8 +1923,60 @@
               <w:spacing w:after="0" w:line="360" w:lineRule="auto"/>
             </w:pPr>
             <w:r>
-              <w:lastRenderedPageBreak/>
-              <w:t xml:space="preserve">2. </w:t>
+              <w:t xml:space="preserve">2. Распознает карту </w:t>
+            </w:r>
+          </w:p>
+          <w:p>
+            <w:pPr>
+              <w:spacing w:after="0" w:line="360" w:lineRule="auto"/>
+            </w:pPr>
+            <w:r>
+              <w:t xml:space="preserve">3. Приглашает вести код </w:t>
+            </w:r>
+          </w:p>
+          <w:p>
+            <w:pPr>
+              <w:spacing w:after="0" w:line="360" w:lineRule="auto"/>
+            </w:pPr>
+            <w:r>
+              <w:t>5. Проверяет введенный код</w:t>
+            </w:r>
+          </w:p>
+          <w:p>
+            <w:pPr>
+              <w:spacing w:after="0" w:line="360" w:lineRule="auto"/>
+            </w:pPr>
+            <w:r>
+              <w:t xml:space="preserve">6. Оповещает об успешном входе в систему </w:t>
+            </w:r>
+          </w:p>
+          <w:p>
+            <w:pPr>
+              <w:spacing w:after="0" w:line="360" w:lineRule="auto"/>
+            </w:pPr>
+            <w:r>
+              <w:t>7. Показывает возможность снять наличные или узнать остаток по счёту</w:t>
+            </w:r>
+          </w:p>
+          <w:p>
+            <w:pPr>
+              <w:spacing w:after="0" w:line="360" w:lineRule="auto"/>
+            </w:pPr>
+          </w:p>
+          <w:p>
+            <w:pPr>
+              <w:spacing w:after="0" w:line="360" w:lineRule="auto"/>
+            </w:pPr>
+          </w:p>
+          <w:p>
+            <w:pPr>
+              <w:spacing w:after="0" w:line="360" w:lineRule="auto"/>
+            </w:pPr>
+            <w:r>
+              <w:t>9</w:t>
+            </w:r>
+            <w:r>
+              <w:t xml:space="preserve">. </w:t>
             </w:r>
             <w:r>
               <w:t>Выводит на дисплей просьбу выбрать сумму денег для съёма</w:t>
@@ -2093,34 +1996,38 @@
             <w:pPr>
               <w:spacing w:after="0" w:line="360" w:lineRule="auto"/>
             </w:pPr>
-          </w:p>
-          <w:p>
-            <w:pPr>
-              <w:spacing w:after="0" w:line="360" w:lineRule="auto"/>
-            </w:pPr>
-            <w:r>
-              <w:t>4. Выводит на дисплей вопрос, нужно ли печатать справку</w:t>
-            </w:r>
-          </w:p>
-          <w:p>
-            <w:pPr>
-              <w:spacing w:after="0" w:line="360" w:lineRule="auto"/>
-            </w:pPr>
-            <w:r>
-              <w:t>6. Посылает запрос на снятие суммы</w:t>
-            </w:r>
-          </w:p>
-          <w:p>
-            <w:pPr>
-              <w:spacing w:after="0" w:line="360" w:lineRule="auto"/>
-            </w:pPr>
-          </w:p>
-          <w:p>
-            <w:pPr>
-              <w:spacing w:after="0" w:line="360" w:lineRule="auto"/>
-            </w:pPr>
-            <w:r>
-              <w:t>8. Проверяет наличие нужной су</w:t>
+            <w:r>
+              <w:t>11</w:t>
+            </w:r>
+            <w:r>
+              <w:t>. Выводит на дисплей вопрос, нужно ли печатать справку</w:t>
+            </w:r>
+          </w:p>
+          <w:p>
+            <w:pPr>
+              <w:spacing w:after="0" w:line="360" w:lineRule="auto"/>
+            </w:pPr>
+            <w:r>
+              <w:t>13</w:t>
+            </w:r>
+            <w:r>
+              <w:t>. Посылает запрос на снятие суммы</w:t>
+            </w:r>
+          </w:p>
+          <w:p>
+            <w:pPr>
+              <w:spacing w:after="0" w:line="360" w:lineRule="auto"/>
+            </w:pPr>
+          </w:p>
+          <w:p>
+            <w:pPr>
+              <w:spacing w:after="0" w:line="360" w:lineRule="auto"/>
+            </w:pPr>
+            <w:r>
+              <w:t>15</w:t>
+            </w:r>
+            <w:r>
+              <w:t>. Проверяет наличие нужной су</w:t>
             </w:r>
             <w:r>
               <w:t>ммы денег в хранилище</w:t>
@@ -2131,16 +2038,24 @@
               <w:spacing w:after="0" w:line="360" w:lineRule="auto"/>
             </w:pPr>
             <w:r>
-              <w:t>9. Выдаёт деньги в лоток</w:t>
-            </w:r>
-          </w:p>
-          <w:p>
-            <w:pPr>
-              <w:spacing w:after="0" w:line="360" w:lineRule="auto"/>
-            </w:pPr>
-            <w:r>
-              <w:lastRenderedPageBreak/>
-              <w:t>10. Выводит сообщение «Выньте карту» на дисплей</w:t>
+              <w:t>16</w:t>
+            </w:r>
+            <w:r>
+              <w:t>. Выдаёт деньги в лоток</w:t>
+            </w:r>
+          </w:p>
+          <w:p>
+            <w:pPr>
+              <w:spacing w:after="0" w:line="360" w:lineRule="auto"/>
+            </w:pPr>
+            <w:r>
+              <w:t>1</w:t>
+            </w:r>
+            <w:r>
+              <w:t>7</w:t>
+            </w:r>
+            <w:r>
+              <w:t>. Выводит сообщение «Выньте карту» на дисплей</w:t>
             </w:r>
           </w:p>
           <w:p>
@@ -2212,31 +2127,80 @@
             <w:pPr>
               <w:spacing w:after="0" w:line="360" w:lineRule="auto"/>
             </w:pPr>
-            <w:r>
-              <w:t>7. Выдаёт разрешение</w:t>
+          </w:p>
+          <w:p>
+            <w:pPr>
+              <w:spacing w:after="0" w:line="360" w:lineRule="auto"/>
+            </w:pPr>
+          </w:p>
+          <w:p>
+            <w:pPr>
+              <w:spacing w:after="0" w:line="360" w:lineRule="auto"/>
+            </w:pPr>
+          </w:p>
+          <w:p>
+            <w:pPr>
+              <w:spacing w:after="0" w:line="360" w:lineRule="auto"/>
+            </w:pPr>
+          </w:p>
+          <w:p>
+            <w:pPr>
+              <w:spacing w:after="0" w:line="360" w:lineRule="auto"/>
+            </w:pPr>
+          </w:p>
+          <w:p>
+            <w:pPr>
+              <w:spacing w:after="0" w:line="360" w:lineRule="auto"/>
+            </w:pPr>
+          </w:p>
+          <w:p>
+            <w:pPr>
+              <w:spacing w:after="0" w:line="360" w:lineRule="auto"/>
+            </w:pPr>
+          </w:p>
+          <w:p>
+            <w:pPr>
+              <w:spacing w:after="0" w:line="360" w:lineRule="auto"/>
+            </w:pPr>
+          </w:p>
+          <w:p>
+            <w:pPr>
+              <w:spacing w:after="0" w:line="360" w:lineRule="auto"/>
+            </w:pPr>
+          </w:p>
+          <w:p>
+            <w:pPr>
+              <w:spacing w:after="0" w:line="360" w:lineRule="auto"/>
+            </w:pPr>
+          </w:p>
+          <w:p>
+            <w:pPr>
+              <w:spacing w:after="0" w:line="360" w:lineRule="auto"/>
+            </w:pPr>
+          </w:p>
+          <w:p>
+            <w:pPr>
+              <w:spacing w:after="0" w:line="360" w:lineRule="auto"/>
+            </w:pPr>
+          </w:p>
+          <w:p>
+            <w:pPr>
+              <w:spacing w:after="0" w:line="360" w:lineRule="auto"/>
+            </w:pPr>
+          </w:p>
+          <w:p>
+            <w:pPr>
+              <w:spacing w:after="0" w:line="360" w:lineRule="auto"/>
+            </w:pPr>
+            <w:r>
+              <w:t>14</w:t>
+            </w:r>
+            <w:r>
+              <w:t>. Выдаёт разрешение</w:t>
             </w:r>
             <w:r>
               <w:t xml:space="preserve"> на снятие денег</w:t>
             </w:r>
-          </w:p>
-          <w:p>
-            <w:pPr>
-              <w:spacing w:after="0" w:line="360" w:lineRule="auto"/>
-            </w:pPr>
-            <w:r>
-              <w:t xml:space="preserve">8. </w:t>
-            </w:r>
-            <w:r>
-              <w:rPr>
-                <w:highlight w:val="yellow"/>
-              </w:rPr>
-              <w:t>Снял деньги</w:t>
-            </w:r>
-          </w:p>
-          <w:p>
-            <w:pPr>
-              <w:spacing w:after="0" w:line="360" w:lineRule="auto"/>
-            </w:pPr>
           </w:p>
           <w:p>
             <w:pPr>
@@ -2295,10 +2259,7 @@
               <w:spacing w:after="0" w:line="360" w:lineRule="auto"/>
             </w:pPr>
             <w:r>
-              <w:t>7</w:t>
-            </w:r>
-            <w:r>
-              <w:t>.</w:t>
+              <w:t>2.</w:t>
             </w:r>
             <w:r>
               <w:rPr>
@@ -2310,18 +2271,15 @@
               <w:t xml:space="preserve"> </w:t>
             </w:r>
             <w:r>
-              <w:t>Центральный компьютер не выдает разрешения</w:t>
-            </w:r>
-          </w:p>
-          <w:p>
-            <w:pPr>
-              <w:spacing w:after="0" w:line="360" w:lineRule="auto"/>
-            </w:pPr>
-            <w:r>
-              <w:t>7</w:t>
-            </w:r>
-            <w:r>
-              <w:t>.</w:t>
+              <w:t xml:space="preserve">Карта не распознана </w:t>
+            </w:r>
+          </w:p>
+          <w:p>
+            <w:pPr>
+              <w:spacing w:after="0" w:line="360" w:lineRule="auto"/>
+            </w:pPr>
+            <w:r>
+              <w:t>2.</w:t>
             </w:r>
             <w:r>
               <w:rPr>
@@ -2333,18 +2291,15 @@
               <w:t xml:space="preserve">.1 </w:t>
             </w:r>
             <w:r>
-              <w:t xml:space="preserve">Система выводит на экран сообщение от центрального компьютера </w:t>
-            </w:r>
-          </w:p>
-          <w:p>
-            <w:pPr>
-              <w:spacing w:after="0" w:line="360" w:lineRule="auto"/>
-            </w:pPr>
-            <w:r>
-              <w:t>7</w:t>
-            </w:r>
-            <w:r>
-              <w:t>.</w:t>
+              <w:t xml:space="preserve">Карта возвращается клиенту </w:t>
+            </w:r>
+          </w:p>
+          <w:p>
+            <w:pPr>
+              <w:spacing w:after="0" w:line="360" w:lineRule="auto"/>
+            </w:pPr>
+            <w:r>
+              <w:t>2.</w:t>
             </w:r>
             <w:r>
               <w:rPr>
@@ -2359,15 +2314,15 @@
               <w:t xml:space="preserve"> </w:t>
             </w:r>
             <w:r>
-              <w:t xml:space="preserve">Дисплей возвращается на экран показа опции   </w:t>
-            </w:r>
-          </w:p>
-          <w:p>
-            <w:pPr>
-              <w:spacing w:after="0" w:line="360" w:lineRule="auto"/>
-            </w:pPr>
-            <w:r>
-              <w:t>8.</w:t>
+              <w:t>Выводится сообщение с предложением попробовать снова</w:t>
+            </w:r>
+          </w:p>
+          <w:p>
+            <w:pPr>
+              <w:spacing w:after="0" w:line="360" w:lineRule="auto"/>
+            </w:pPr>
+            <w:r>
+              <w:t>6.</w:t>
             </w:r>
             <w:r>
               <w:rPr>
@@ -2376,23 +2331,18 @@
               <w:t>A</w:t>
             </w:r>
             <w:r>
-              <w:t xml:space="preserve"> </w:t>
-            </w:r>
-            <w:proofErr w:type="gramStart"/>
-            <w:r>
-              <w:t>В</w:t>
-            </w:r>
-            <w:proofErr w:type="gramEnd"/>
-            <w:r>
-              <w:t xml:space="preserve"> хранилище нет нужной суммы денег</w:t>
-            </w:r>
-          </w:p>
-          <w:p>
-            <w:pPr>
-              <w:spacing w:after="0" w:line="360" w:lineRule="auto"/>
-            </w:pPr>
-            <w:r>
-              <w:t>8.</w:t>
+              <w:t xml:space="preserve">. </w:t>
+            </w:r>
+            <w:r>
+              <w:t xml:space="preserve">Код неверный меньше 3 раз </w:t>
+            </w:r>
+          </w:p>
+          <w:p>
+            <w:pPr>
+              <w:spacing w:after="0" w:line="360" w:lineRule="auto"/>
+            </w:pPr>
+            <w:r>
+              <w:t>6.</w:t>
             </w:r>
             <w:r>
               <w:rPr>
@@ -2401,15 +2351,58 @@
               <w:t>A</w:t>
             </w:r>
             <w:r>
-              <w:t>.1 Система выводит на экран сообщение о нехватке денег</w:t>
-            </w:r>
-          </w:p>
-          <w:p>
-            <w:pPr>
-              <w:spacing w:after="0" w:line="360" w:lineRule="auto"/>
-            </w:pPr>
-            <w:r>
-              <w:t>8.</w:t>
+              <w:t xml:space="preserve">.1 </w:t>
+            </w:r>
+            <w:r>
+              <w:t xml:space="preserve">система переносит на шаг 3 основного потока </w:t>
+            </w:r>
+          </w:p>
+          <w:p>
+            <w:pPr>
+              <w:spacing w:after="0" w:line="360" w:lineRule="auto"/>
+            </w:pPr>
+            <w:r>
+              <w:t>6.</w:t>
+            </w:r>
+            <w:r>
+              <w:rPr>
+                <w:lang w:val="en-US"/>
+              </w:rPr>
+              <w:t>B</w:t>
+            </w:r>
+            <w:r>
+              <w:t xml:space="preserve">. </w:t>
+            </w:r>
+            <w:r>
+              <w:t xml:space="preserve">код неверный 3 раза </w:t>
+            </w:r>
+          </w:p>
+          <w:p>
+            <w:pPr>
+              <w:spacing w:after="0" w:line="360" w:lineRule="auto"/>
+            </w:pPr>
+            <w:r>
+              <w:t>6.</w:t>
+            </w:r>
+            <w:r>
+              <w:rPr>
+                <w:lang w:val="en-US"/>
+              </w:rPr>
+              <w:t>B</w:t>
+            </w:r>
+            <w:r>
+              <w:t>.1 Карта помещается в хранилище</w:t>
+            </w:r>
+          </w:p>
+          <w:p>
+            <w:pPr>
+              <w:spacing w:after="0" w:line="360" w:lineRule="auto"/>
+            </w:pPr>
+            <w:r>
+              <w:t>14</w:t>
+            </w:r>
+            <w:r>
+              <w:t>.</w:t>
             </w:r>
             <w:r>
               <w:rPr>
@@ -2418,114 +2411,223 @@
               <w:t>A</w:t>
             </w:r>
             <w:r>
-              <w:t>.2</w:t>
-            </w:r>
-            <w:r>
               <w:t xml:space="preserve"> </w:t>
             </w:r>
             <w:r>
-              <w:t xml:space="preserve">Дисплей возвращается на экран показа опции   </w:t>
-            </w:r>
-          </w:p>
-        </w:tc>
-      </w:tr>
-      <w:tr>
-        <w:tc>
-          <w:tcPr>
-            <w:tcW w:w="2405" w:type="dxa"/>
-          </w:tcPr>
-          <w:p>
-            <w:pPr>
-              <w:spacing w:after="0" w:line="360" w:lineRule="auto"/>
-            </w:pPr>
-            <w:r>
-              <w:t>Исключения</w:t>
-            </w:r>
-          </w:p>
-        </w:tc>
-        <w:tc>
-          <w:tcPr>
-            <w:tcW w:w="6940" w:type="dxa"/>
-            <w:gridSpan w:val="3"/>
-          </w:tcPr>
-          <w:p>
-            <w:pPr>
-              <w:spacing w:after="0" w:line="360" w:lineRule="auto"/>
-            </w:pPr>
-            <w:r>
-              <w:t>При сбое соединения с центральным компьютером система выводит на дисплей сообщения об ошибке</w:t>
+              <w:t>Центральный компьютер не выдает разрешения</w:t>
+            </w:r>
+          </w:p>
+          <w:p>
+            <w:pPr>
+              <w:spacing w:after="0" w:line="360" w:lineRule="auto"/>
+            </w:pPr>
+            <w:r>
+              <w:t>14</w:t>
             </w:r>
             <w:r>
               <w:t>.</w:t>
             </w:r>
-          </w:p>
-          <w:p>
-            <w:pPr>
-              <w:spacing w:after="0" w:line="360" w:lineRule="auto"/>
-            </w:pPr>
-            <w:r>
-              <w:t>При сбое в работе хранилища система выводит на дисплей сообщение об ошибке и предпринимает попытку повтора операции</w:t>
-            </w:r>
-          </w:p>
-        </w:tc>
-      </w:tr>
-      <w:tr>
-        <w:tc>
-          <w:tcPr>
-            <w:tcW w:w="2405" w:type="dxa"/>
-          </w:tcPr>
-          <w:p>
-            <w:pPr>
-              <w:spacing w:after="0" w:line="360" w:lineRule="auto"/>
-            </w:pPr>
-            <w:r>
-              <w:t>Постусловие</w:t>
-            </w:r>
-          </w:p>
-        </w:tc>
-        <w:tc>
-          <w:tcPr>
-            <w:tcW w:w="6940" w:type="dxa"/>
-            <w:gridSpan w:val="3"/>
-          </w:tcPr>
-          <w:p>
-            <w:pPr>
-              <w:spacing w:after="0" w:line="360" w:lineRule="auto"/>
-            </w:pPr>
-            <w:r>
-              <w:t>Банкомат неактивен, карта не вставлена</w:t>
-            </w:r>
-          </w:p>
-        </w:tc>
-      </w:tr>
-      <w:tr>
-        <w:tc>
-          <w:tcPr>
-            <w:tcW w:w="2405" w:type="dxa"/>
-          </w:tcPr>
-          <w:p>
-            <w:pPr>
-              <w:spacing w:after="0" w:line="360" w:lineRule="auto"/>
-            </w:pPr>
-            <w:r>
-              <w:t>Точка расширения (если есть)</w:t>
-            </w:r>
-          </w:p>
-        </w:tc>
-        <w:tc>
-          <w:tcPr>
-            <w:tcW w:w="6940" w:type="dxa"/>
-            <w:gridSpan w:val="3"/>
-          </w:tcPr>
-          <w:p>
-            <w:pPr>
-              <w:spacing w:after="0" w:line="360" w:lineRule="auto"/>
-            </w:pPr>
             <w:r>
               <w:rPr>
                 <w:lang w:val="en-US"/>
               </w:rPr>
-              <w:t>UC-4</w:t>
+              <w:t>A</w:t>
+            </w:r>
+            <w:r>
+              <w:t xml:space="preserve">.1 </w:t>
+            </w:r>
+            <w:r>
+              <w:t xml:space="preserve">Система выводит на экран сообщение от центрального компьютера </w:t>
+            </w:r>
+          </w:p>
+          <w:p>
+            <w:pPr>
+              <w:spacing w:after="0" w:line="360" w:lineRule="auto"/>
+            </w:pPr>
+            <w:r>
+              <w:t>14</w:t>
+            </w:r>
+            <w:r>
+              <w:t>.</w:t>
+            </w:r>
+            <w:r>
+              <w:rPr>
+                <w:lang w:val="en-US"/>
+              </w:rPr>
+              <w:t>A</w:t>
+            </w:r>
+            <w:r>
+              <w:t>.2</w:t>
+            </w:r>
+            <w:r>
+              <w:t xml:space="preserve"> </w:t>
+            </w:r>
+            <w:r>
+              <w:t xml:space="preserve">Дисплей возвращается на экран показа опции   </w:t>
+            </w:r>
+          </w:p>
+          <w:p>
+            <w:pPr>
+              <w:spacing w:after="0" w:line="360" w:lineRule="auto"/>
+            </w:pPr>
+            <w:r>
+              <w:t>14</w:t>
+            </w:r>
+            <w:r>
+              <w:t>.</w:t>
+            </w:r>
+            <w:r>
+              <w:t>В хранилище нет нужной суммы денег</w:t>
+            </w:r>
+          </w:p>
+          <w:p>
+            <w:pPr>
+              <w:spacing w:after="0" w:line="360" w:lineRule="auto"/>
+            </w:pPr>
+            <w:r>
+              <w:t>14</w:t>
+            </w:r>
+            <w:r>
+              <w:t>.</w:t>
+            </w:r>
+            <w:r>
+              <w:rPr>
+                <w:lang w:val="en-US"/>
+              </w:rPr>
+              <w:t>B</w:t>
+            </w:r>
+            <w:r>
+              <w:t>.1 Система выводит на экран сообщение о нехватке денег</w:t>
+            </w:r>
+          </w:p>
+          <w:p>
+            <w:pPr>
+              <w:spacing w:after="0" w:line="360" w:lineRule="auto"/>
+            </w:pPr>
+            <w:r>
+              <w:t>14</w:t>
+            </w:r>
+            <w:r>
+              <w:t>.</w:t>
+            </w:r>
+            <w:r>
+              <w:t>B</w:t>
+            </w:r>
+            <w:r>
+              <w:t>.2</w:t>
+            </w:r>
+            <w:r>
+              <w:t xml:space="preserve"> </w:t>
+            </w:r>
+            <w:r>
+              <w:t xml:space="preserve">Дисплей возвращается на экран показа опции   </w:t>
+            </w:r>
+          </w:p>
+        </w:tc>
+      </w:tr>
+      <w:tr>
+        <w:tc>
+          <w:tcPr>
+            <w:tcW w:w="2405" w:type="dxa"/>
+          </w:tcPr>
+          <w:p>
+            <w:pPr>
+              <w:spacing w:after="0" w:line="360" w:lineRule="auto"/>
+            </w:pPr>
+            <w:r>
+              <w:t>Исключения</w:t>
+            </w:r>
+          </w:p>
+        </w:tc>
+        <w:tc>
+          <w:tcPr>
+            <w:tcW w:w="6940" w:type="dxa"/>
+            <w:gridSpan w:val="3"/>
+          </w:tcPr>
+          <w:p>
+            <w:pPr>
+              <w:spacing w:after="0" w:line="360" w:lineRule="auto"/>
+            </w:pPr>
+            <w:r>
+              <w:t>При сбое соединения с центральным компьютером система выводит на дисплей сообщения об ошибке</w:t>
+            </w:r>
+            <w:r>
+              <w:t>.</w:t>
+            </w:r>
+          </w:p>
+          <w:p>
+            <w:pPr>
+              <w:spacing w:after="0" w:line="360" w:lineRule="auto"/>
+            </w:pPr>
+            <w:r>
+              <w:t>При сбое в работе хранилища система выводит на дисплей сообщение об ошибке и предпринимает попытку повтора операции</w:t>
+            </w:r>
+          </w:p>
+        </w:tc>
+      </w:tr>
+      <w:tr>
+        <w:tc>
+          <w:tcPr>
+            <w:tcW w:w="2405" w:type="dxa"/>
+          </w:tcPr>
+          <w:p>
+            <w:pPr>
+              <w:spacing w:after="0" w:line="360" w:lineRule="auto"/>
+            </w:pPr>
+            <w:r>
+              <w:t>Постусловие</w:t>
+            </w:r>
+          </w:p>
+        </w:tc>
+        <w:tc>
+          <w:tcPr>
+            <w:tcW w:w="6940" w:type="dxa"/>
+            <w:gridSpan w:val="3"/>
+          </w:tcPr>
+          <w:p>
+            <w:pPr>
+              <w:spacing w:after="0" w:line="360" w:lineRule="auto"/>
+            </w:pPr>
+            <w:r>
+              <w:t>Банкомат неактивен, карта не вставлена</w:t>
+            </w:r>
+          </w:p>
+        </w:tc>
+      </w:tr>
+      <w:tr>
+        <w:tc>
+          <w:tcPr>
+            <w:tcW w:w="2405" w:type="dxa"/>
+          </w:tcPr>
+          <w:p>
+            <w:pPr>
+              <w:spacing w:after="0" w:line="360" w:lineRule="auto"/>
+            </w:pPr>
+            <w:r>
+              <w:t>Точка расширения (если есть)</w:t>
+            </w:r>
+          </w:p>
+        </w:tc>
+        <w:tc>
+          <w:tcPr>
+            <w:tcW w:w="6940" w:type="dxa"/>
+            <w:gridSpan w:val="3"/>
+          </w:tcPr>
+          <w:p>
+            <w:pPr>
+              <w:spacing w:after="0" w:line="360" w:lineRule="auto"/>
+            </w:pPr>
+            <w:r>
+              <w:rPr>
+                <w:lang w:val="en-US"/>
+              </w:rPr>
+              <w:t>UC-</w:t>
+            </w:r>
+            <w:r>
+              <w:rPr>
+                <w:lang w:val="en-US"/>
+              </w:rPr>
+              <w:t>3</w:t>
             </w:r>
           </w:p>
         </w:tc>
@@ -2580,371 +2682,350 @@
               <w:t>-</w:t>
             </w:r>
             <w:r>
-              <w:t>4</w:t>
-            </w:r>
-            <w:r>
-              <w:t xml:space="preserve"> </w:t>
-            </w:r>
-            <w:r>
-              <w:t xml:space="preserve">Распечатать справку </w:t>
-            </w:r>
-          </w:p>
-        </w:tc>
-      </w:tr>
-      <w:tr>
-        <w:tc>
-          <w:tcPr>
-            <w:tcW w:w="2405" w:type="dxa"/>
-          </w:tcPr>
-          <w:p>
-            <w:pPr>
-              <w:spacing w:after="0" w:line="360" w:lineRule="auto"/>
-            </w:pPr>
-            <w:r>
-              <w:t>Актеры</w:t>
-            </w:r>
-          </w:p>
-        </w:tc>
-        <w:tc>
-          <w:tcPr>
-            <w:tcW w:w="6940" w:type="dxa"/>
-            <w:gridSpan w:val="2"/>
-          </w:tcPr>
-          <w:p>
-            <w:pPr>
-              <w:spacing w:after="0" w:line="360" w:lineRule="auto"/>
-            </w:pPr>
-            <w:r>
-              <w:t>Клиент</w:t>
-            </w:r>
-          </w:p>
-        </w:tc>
-      </w:tr>
-      <w:tr>
-        <w:tc>
-          <w:tcPr>
-            <w:tcW w:w="2405" w:type="dxa"/>
-          </w:tcPr>
-          <w:p>
-            <w:pPr>
-              <w:spacing w:after="0" w:line="360" w:lineRule="auto"/>
-            </w:pPr>
-            <w:r>
-              <w:t>Краткое описание</w:t>
-            </w:r>
-          </w:p>
-        </w:tc>
-        <w:tc>
-          <w:tcPr>
-            <w:tcW w:w="6940" w:type="dxa"/>
-            <w:gridSpan w:val="2"/>
-          </w:tcPr>
-          <w:p>
-            <w:pPr>
-              <w:spacing w:after="0" w:line="360" w:lineRule="auto"/>
-            </w:pPr>
-            <w:r>
-              <w:t xml:space="preserve">Клиент получает справку </w:t>
-            </w:r>
-            <w:r>
-              <w:t>об операции снятия денег или просмотра счёта</w:t>
-            </w:r>
-          </w:p>
-        </w:tc>
-      </w:tr>
-      <w:tr>
-        <w:tc>
-          <w:tcPr>
-            <w:tcW w:w="2405" w:type="dxa"/>
-          </w:tcPr>
-          <w:p>
-            <w:pPr>
-              <w:spacing w:after="0" w:line="360" w:lineRule="auto"/>
-            </w:pPr>
-            <w:r>
-              <w:t>Триггер</w:t>
-            </w:r>
-          </w:p>
-        </w:tc>
-        <w:tc>
-          <w:tcPr>
-            <w:tcW w:w="6940" w:type="dxa"/>
-            <w:gridSpan w:val="2"/>
-          </w:tcPr>
-          <w:p>
-            <w:pPr>
-              <w:spacing w:after="0" w:line="360" w:lineRule="auto"/>
-            </w:pPr>
-            <w:r>
-              <w:t>Клиент запрашивает печать справки в</w:t>
-            </w:r>
-            <w:r>
-              <w:t xml:space="preserve"> процессе съёма денег</w:t>
-            </w:r>
-            <w:r>
-              <w:t xml:space="preserve"> или просмотра счёта</w:t>
-            </w:r>
-          </w:p>
-        </w:tc>
-      </w:tr>
-      <w:tr>
-        <w:tc>
-          <w:tcPr>
-            <w:tcW w:w="2405" w:type="dxa"/>
-          </w:tcPr>
-          <w:p>
-            <w:pPr>
-              <w:spacing w:after="0" w:line="360" w:lineRule="auto"/>
-            </w:pPr>
-            <w:r>
-              <w:t xml:space="preserve">Предусловие </w:t>
-            </w:r>
-          </w:p>
-        </w:tc>
-        <w:tc>
-          <w:tcPr>
-            <w:tcW w:w="6940" w:type="dxa"/>
-            <w:gridSpan w:val="2"/>
-          </w:tcPr>
-          <w:p>
-            <w:pPr>
-              <w:spacing w:after="0" w:line="360" w:lineRule="auto"/>
-            </w:pPr>
-            <w:r>
-              <w:rPr>
-                <w:highlight w:val="yellow"/>
-              </w:rPr>
-              <w:t xml:space="preserve">Провёл операцию, </w:t>
-            </w:r>
-            <w:r>
-              <w:rPr>
-                <w:highlight w:val="yellow"/>
-              </w:rPr>
-              <w:t xml:space="preserve">получил инфу, </w:t>
-            </w:r>
-            <w:r>
-              <w:rPr>
-                <w:highlight w:val="yellow"/>
-              </w:rPr>
-              <w:t>получил разрешение</w:t>
-            </w:r>
-            <w:r>
-              <w:t xml:space="preserve"> </w:t>
-            </w:r>
-            <w:r>
-              <w:t xml:space="preserve">Клиент выбрал </w:t>
-            </w:r>
-            <w:r>
-              <w:t>опцию печати справки</w:t>
-            </w:r>
-          </w:p>
-        </w:tc>
-      </w:tr>
-      <w:tr>
-        <w:tc>
-          <w:tcPr>
-            <w:tcW w:w="2405" w:type="dxa"/>
-            <w:vMerge w:val="restart"/>
-          </w:tcPr>
-          <w:p>
-            <w:pPr>
-              <w:spacing w:after="0" w:line="360" w:lineRule="auto"/>
-            </w:pPr>
-            <w:r>
-              <w:t>Основной поток</w:t>
-            </w:r>
-          </w:p>
-        </w:tc>
-        <w:tc>
-          <w:tcPr>
-            <w:tcW w:w="3260" w:type="dxa"/>
-          </w:tcPr>
-          <w:p>
-            <w:pPr>
-              <w:spacing w:after="0" w:line="360" w:lineRule="auto"/>
-            </w:pPr>
-            <w:r>
-              <w:t>Клиент</w:t>
-            </w:r>
-          </w:p>
-        </w:tc>
-        <w:tc>
-          <w:tcPr>
-            <w:tcW w:w="3680" w:type="dxa"/>
-          </w:tcPr>
-          <w:p>
-            <w:pPr>
-              <w:spacing w:after="0" w:line="360" w:lineRule="auto"/>
-            </w:pPr>
-            <w:r>
-              <w:t>Система</w:t>
-            </w:r>
-          </w:p>
-        </w:tc>
-      </w:tr>
-      <w:tr>
-        <w:tc>
-          <w:tcPr>
-            <w:tcW w:w="2405" w:type="dxa"/>
-            <w:vMerge/>
-          </w:tcPr>
-          <w:p>
-            <w:pPr>
-              <w:spacing w:after="0" w:line="360" w:lineRule="auto"/>
-            </w:pPr>
-          </w:p>
-        </w:tc>
-        <w:tc>
-          <w:tcPr>
-            <w:tcW w:w="3260" w:type="dxa"/>
-          </w:tcPr>
-          <w:p>
-            <w:pPr>
-              <w:spacing w:after="0" w:line="360" w:lineRule="auto"/>
-            </w:pPr>
-            <w:r>
-              <w:t xml:space="preserve">1. </w:t>
-            </w:r>
-            <w:r>
-              <w:t>Запрашивает справку</w:t>
-            </w:r>
-          </w:p>
-        </w:tc>
-        <w:tc>
-          <w:tcPr>
-            <w:tcW w:w="3680" w:type="dxa"/>
-          </w:tcPr>
-          <w:p>
-            <w:pPr>
-              <w:spacing w:after="0" w:line="360" w:lineRule="auto"/>
-            </w:pPr>
-            <w:r>
-              <w:t xml:space="preserve">2. </w:t>
-            </w:r>
-            <w:r>
-              <w:t>Печатает справку</w:t>
-            </w:r>
-          </w:p>
-        </w:tc>
-      </w:tr>
-      <w:tr>
-        <w:tc>
-          <w:tcPr>
-            <w:tcW w:w="2405" w:type="dxa"/>
-          </w:tcPr>
-          <w:p>
-            <w:pPr>
-              <w:spacing w:after="0" w:line="360" w:lineRule="auto"/>
-            </w:pPr>
-            <w:r>
-              <w:t>Альтернативный поток</w:t>
-            </w:r>
-          </w:p>
-        </w:tc>
-        <w:tc>
-          <w:tcPr>
-            <w:tcW w:w="6940" w:type="dxa"/>
-            <w:gridSpan w:val="2"/>
-          </w:tcPr>
-          <w:p>
-            <w:pPr>
-              <w:spacing w:after="0" w:line="360" w:lineRule="auto"/>
-            </w:pPr>
-            <w:r>
-              <w:t xml:space="preserve"> </w:t>
-            </w:r>
-          </w:p>
-        </w:tc>
-      </w:tr>
-      <w:tr>
-        <w:tc>
-          <w:tcPr>
-            <w:tcW w:w="2405" w:type="dxa"/>
-          </w:tcPr>
-          <w:p>
-            <w:pPr>
-              <w:spacing w:after="0" w:line="360" w:lineRule="auto"/>
-            </w:pPr>
-            <w:r>
-              <w:t>Исключения</w:t>
-            </w:r>
-          </w:p>
-        </w:tc>
-        <w:tc>
-          <w:tcPr>
-            <w:tcW w:w="6940" w:type="dxa"/>
-            <w:gridSpan w:val="2"/>
-          </w:tcPr>
-          <w:p>
-            <w:pPr>
-              <w:spacing w:after="0" w:line="360" w:lineRule="auto"/>
-            </w:pPr>
-            <w:r>
-              <w:t>При неисправности при</w:t>
-            </w:r>
-            <w:r>
-              <w:t>нтера</w:t>
-            </w:r>
-            <w:r>
-              <w:t xml:space="preserve"> система выводит сигнал ошибки на дисплей</w:t>
-            </w:r>
-          </w:p>
-        </w:tc>
-      </w:tr>
-      <w:tr>
-        <w:tc>
-          <w:tcPr>
-            <w:tcW w:w="2405" w:type="dxa"/>
-          </w:tcPr>
-          <w:p>
-            <w:pPr>
-              <w:spacing w:after="0" w:line="360" w:lineRule="auto"/>
-            </w:pPr>
-            <w:r>
-              <w:t>Постусловие</w:t>
-            </w:r>
-          </w:p>
-        </w:tc>
-        <w:tc>
-          <w:tcPr>
-            <w:tcW w:w="6940" w:type="dxa"/>
-            <w:gridSpan w:val="2"/>
-          </w:tcPr>
-          <w:p>
-            <w:pPr>
-              <w:spacing w:after="0" w:line="360" w:lineRule="auto"/>
-            </w:pPr>
-            <w:r>
-              <w:t>Банкомат неактивен, карта не вставлена</w:t>
-            </w:r>
-          </w:p>
-        </w:tc>
-      </w:tr>
-      <w:tr>
-        <w:tc>
-          <w:tcPr>
-            <w:tcW w:w="2405" w:type="dxa"/>
-          </w:tcPr>
-          <w:p>
-            <w:pPr>
-              <w:spacing w:after="0" w:line="360" w:lineRule="auto"/>
-            </w:pPr>
-            <w:r>
-              <w:t>Точка расширения (если есть)</w:t>
-            </w:r>
-          </w:p>
-        </w:tc>
-        <w:tc>
-          <w:tcPr>
-            <w:tcW w:w="6940" w:type="dxa"/>
-            <w:gridSpan w:val="2"/>
-          </w:tcPr>
-          <w:p>
-            <w:pPr>
-              <w:spacing w:after="0" w:line="360" w:lineRule="auto"/>
               <w:rPr>
                 <w:lang w:val="en-US"/>
               </w:rPr>
+              <w:t>3</w:t>
+            </w:r>
+            <w:r>
+              <w:t xml:space="preserve"> </w:t>
+            </w:r>
+            <w:r>
+              <w:t xml:space="preserve">Распечатать справку </w:t>
+            </w:r>
+          </w:p>
+        </w:tc>
+      </w:tr>
+      <w:tr>
+        <w:tc>
+          <w:tcPr>
+            <w:tcW w:w="2405" w:type="dxa"/>
+          </w:tcPr>
+          <w:p>
+            <w:pPr>
+              <w:spacing w:after="0" w:line="360" w:lineRule="auto"/>
+            </w:pPr>
+            <w:r>
+              <w:t>Актеры</w:t>
+            </w:r>
+          </w:p>
+        </w:tc>
+        <w:tc>
+          <w:tcPr>
+            <w:tcW w:w="6940" w:type="dxa"/>
+            <w:gridSpan w:val="2"/>
+          </w:tcPr>
+          <w:p>
+            <w:pPr>
+              <w:spacing w:after="0" w:line="360" w:lineRule="auto"/>
+            </w:pPr>
+            <w:r>
+              <w:t>Клиент</w:t>
+            </w:r>
+          </w:p>
+        </w:tc>
+      </w:tr>
+      <w:tr>
+        <w:tc>
+          <w:tcPr>
+            <w:tcW w:w="2405" w:type="dxa"/>
+          </w:tcPr>
+          <w:p>
+            <w:pPr>
+              <w:spacing w:after="0" w:line="360" w:lineRule="auto"/>
+            </w:pPr>
+            <w:r>
+              <w:t>Краткое описание</w:t>
+            </w:r>
+          </w:p>
+        </w:tc>
+        <w:tc>
+          <w:tcPr>
+            <w:tcW w:w="6940" w:type="dxa"/>
+            <w:gridSpan w:val="2"/>
+          </w:tcPr>
+          <w:p>
+            <w:pPr>
+              <w:spacing w:after="0" w:line="360" w:lineRule="auto"/>
+            </w:pPr>
+            <w:r>
+              <w:t xml:space="preserve">Клиент получает справку </w:t>
+            </w:r>
+            <w:r>
+              <w:t>об операции снятия денег или просмотра счёта</w:t>
+            </w:r>
+          </w:p>
+        </w:tc>
+      </w:tr>
+      <w:tr>
+        <w:tc>
+          <w:tcPr>
+            <w:tcW w:w="2405" w:type="dxa"/>
+          </w:tcPr>
+          <w:p>
+            <w:pPr>
+              <w:spacing w:after="0" w:line="360" w:lineRule="auto"/>
+            </w:pPr>
+            <w:r>
+              <w:t>Триггер</w:t>
+            </w:r>
+          </w:p>
+        </w:tc>
+        <w:tc>
+          <w:tcPr>
+            <w:tcW w:w="6940" w:type="dxa"/>
+            <w:gridSpan w:val="2"/>
+          </w:tcPr>
+          <w:p>
+            <w:pPr>
+              <w:spacing w:after="0" w:line="360" w:lineRule="auto"/>
+            </w:pPr>
+            <w:r>
+              <w:t>Клиент запрашивает печать справки в</w:t>
+            </w:r>
+            <w:r>
+              <w:t xml:space="preserve"> процессе съёма денег</w:t>
+            </w:r>
+            <w:r>
+              <w:t xml:space="preserve"> или просмотра счёта</w:t>
+            </w:r>
+          </w:p>
+        </w:tc>
+      </w:tr>
+      <w:tr>
+        <w:tc>
+          <w:tcPr>
+            <w:tcW w:w="2405" w:type="dxa"/>
+          </w:tcPr>
+          <w:p>
+            <w:pPr>
+              <w:spacing w:after="0" w:line="360" w:lineRule="auto"/>
+            </w:pPr>
+            <w:r>
+              <w:t xml:space="preserve">Предусловие </w:t>
+            </w:r>
+          </w:p>
+        </w:tc>
+        <w:tc>
+          <w:tcPr>
+            <w:tcW w:w="6940" w:type="dxa"/>
+            <w:gridSpan w:val="2"/>
+          </w:tcPr>
+          <w:p>
+            <w:pPr>
+              <w:spacing w:after="0" w:line="360" w:lineRule="auto"/>
+            </w:pPr>
+            <w:r>
+              <w:t>Клиент выбрал печатать справку, банкомат выдал деньги в лоток или вывел остаток по счёту на экран</w:t>
+            </w:r>
+          </w:p>
+        </w:tc>
+      </w:tr>
+      <w:tr>
+        <w:tc>
+          <w:tcPr>
+            <w:tcW w:w="2405" w:type="dxa"/>
+            <w:vMerge w:val="restart"/>
+          </w:tcPr>
+          <w:p>
+            <w:pPr>
+              <w:spacing w:after="0" w:line="360" w:lineRule="auto"/>
+            </w:pPr>
+            <w:r>
+              <w:t>Основной поток</w:t>
+            </w:r>
+          </w:p>
+        </w:tc>
+        <w:tc>
+          <w:tcPr>
+            <w:tcW w:w="3260" w:type="dxa"/>
+          </w:tcPr>
+          <w:p>
+            <w:pPr>
+              <w:spacing w:after="0" w:line="360" w:lineRule="auto"/>
+            </w:pPr>
+            <w:r>
+              <w:t>Клиент</w:t>
+            </w:r>
+          </w:p>
+        </w:tc>
+        <w:tc>
+          <w:tcPr>
+            <w:tcW w:w="3680" w:type="dxa"/>
+          </w:tcPr>
+          <w:p>
+            <w:pPr>
+              <w:spacing w:after="0" w:line="360" w:lineRule="auto"/>
+            </w:pPr>
+            <w:r>
+              <w:t>Система</w:t>
+            </w:r>
+          </w:p>
+        </w:tc>
+      </w:tr>
+      <w:tr>
+        <w:tc>
+          <w:tcPr>
+            <w:tcW w:w="2405" w:type="dxa"/>
+            <w:vMerge/>
+          </w:tcPr>
+          <w:p>
+            <w:pPr>
+              <w:spacing w:after="0" w:line="360" w:lineRule="auto"/>
+            </w:pPr>
+          </w:p>
+        </w:tc>
+        <w:tc>
+          <w:tcPr>
+            <w:tcW w:w="3260" w:type="dxa"/>
+          </w:tcPr>
+          <w:p>
+            <w:pPr>
+              <w:spacing w:after="0" w:line="360" w:lineRule="auto"/>
+            </w:pPr>
+            <w:r>
+              <w:t xml:space="preserve">1. </w:t>
+            </w:r>
+            <w:r>
+              <w:t>Запрашивает справку</w:t>
+            </w:r>
+          </w:p>
+        </w:tc>
+        <w:tc>
+          <w:tcPr>
+            <w:tcW w:w="3680" w:type="dxa"/>
+          </w:tcPr>
+          <w:p>
+            <w:pPr>
+              <w:spacing w:after="0" w:line="360" w:lineRule="auto"/>
+            </w:pPr>
+            <w:r>
+              <w:t xml:space="preserve">2. </w:t>
+            </w:r>
+            <w:r>
+              <w:t>Печатает справку</w:t>
+            </w:r>
+          </w:p>
+        </w:tc>
+      </w:tr>
+      <w:tr>
+        <w:tc>
+          <w:tcPr>
+            <w:tcW w:w="2405" w:type="dxa"/>
+          </w:tcPr>
+          <w:p>
+            <w:pPr>
+              <w:spacing w:after="0" w:line="360" w:lineRule="auto"/>
+            </w:pPr>
+            <w:r>
+              <w:t>Альтернативный поток</w:t>
+            </w:r>
+          </w:p>
+        </w:tc>
+        <w:tc>
+          <w:tcPr>
+            <w:tcW w:w="6940" w:type="dxa"/>
+            <w:gridSpan w:val="2"/>
+          </w:tcPr>
+          <w:p>
+            <w:pPr>
+              <w:spacing w:after="0" w:line="360" w:lineRule="auto"/>
+            </w:pPr>
+            <w:r>
+              <w:t xml:space="preserve"> </w:t>
+            </w:r>
+          </w:p>
+        </w:tc>
+      </w:tr>
+      <w:tr>
+        <w:tc>
+          <w:tcPr>
+            <w:tcW w:w="2405" w:type="dxa"/>
+          </w:tcPr>
+          <w:p>
+            <w:pPr>
+              <w:spacing w:after="0" w:line="360" w:lineRule="auto"/>
+            </w:pPr>
+            <w:r>
+              <w:t>Исключения</w:t>
+            </w:r>
+          </w:p>
+        </w:tc>
+        <w:tc>
+          <w:tcPr>
+            <w:tcW w:w="6940" w:type="dxa"/>
+            <w:gridSpan w:val="2"/>
+          </w:tcPr>
+          <w:p>
+            <w:pPr>
+              <w:spacing w:after="0" w:line="360" w:lineRule="auto"/>
+            </w:pPr>
+            <w:r>
+              <w:t>При неисправности при</w:t>
+            </w:r>
+            <w:r>
+              <w:t>нтера</w:t>
+            </w:r>
+            <w:r>
+              <w:t xml:space="preserve"> система выводит сигнал ошибки на дисплей</w:t>
+            </w:r>
+          </w:p>
+        </w:tc>
+      </w:tr>
+      <w:tr>
+        <w:tc>
+          <w:tcPr>
+            <w:tcW w:w="2405" w:type="dxa"/>
+          </w:tcPr>
+          <w:p>
+            <w:pPr>
+              <w:spacing w:after="0" w:line="360" w:lineRule="auto"/>
+            </w:pPr>
+            <w:r>
+              <w:t>Постусловие</w:t>
+            </w:r>
+          </w:p>
+        </w:tc>
+        <w:tc>
+          <w:tcPr>
+            <w:tcW w:w="6940" w:type="dxa"/>
+            <w:gridSpan w:val="2"/>
+          </w:tcPr>
+          <w:p>
+            <w:pPr>
+              <w:spacing w:after="0" w:line="360" w:lineRule="auto"/>
+            </w:pPr>
+            <w:r>
+              <w:t>Банкомат неактивен, карта не вставлена</w:t>
+            </w:r>
+          </w:p>
+        </w:tc>
+      </w:tr>
+      <w:tr>
+        <w:tc>
+          <w:tcPr>
+            <w:tcW w:w="2405" w:type="dxa"/>
+          </w:tcPr>
+          <w:p>
+            <w:pPr>
+              <w:spacing w:after="0" w:line="360" w:lineRule="auto"/>
+            </w:pPr>
+            <w:r>
+              <w:t>Точка расширения (если есть)</w:t>
+            </w:r>
+          </w:p>
+        </w:tc>
+        <w:tc>
+          <w:tcPr>
+            <w:tcW w:w="6940" w:type="dxa"/>
+            <w:gridSpan w:val="2"/>
+          </w:tcPr>
+          <w:p>
+            <w:pPr>
+              <w:spacing w:after="0" w:line="360" w:lineRule="auto"/>
+              <w:rPr>
+                <w:lang w:val="en-US"/>
+              </w:rPr>
             </w:pPr>
             <w:r>
               <w:t>нет</w:t>
@@ -2953,66 +3034,6 @@
         </w:tc>
       </w:tr>
     </w:tbl>
-    <w:p>
-      <w:pPr>
-        <w:pStyle w:val="paragraph"/>
-        <w:spacing w:before="0" w:beforeAutospacing="0" w:after="0" w:afterAutospacing="0" w:line="360" w:lineRule="auto"/>
-        <w:ind w:firstLine="708"/>
-        <w:textAlignment w:val="baseline"/>
-        <w:rPr>
-          <w:rFonts w:ascii="Segoe UI" w:hAnsi="Segoe UI" w:cs="Segoe UI"/>
-          <w:sz w:val="18"/>
-          <w:szCs w:val="18"/>
-        </w:rPr>
-      </w:pPr>
-      <w:r>
-        <w:rPr>
-          <w:rStyle w:val="normaltextrun"/>
-        </w:rPr>
-        <w:lastRenderedPageBreak/>
-        <w:t xml:space="preserve">В специальном отделении банкомата, закрываемом замком, есть «секретная кнопка», которая используется </w:t>
-      </w:r>
-      <w:r>
-        <w:rPr>
-          <w:rStyle w:val="normaltextrun"/>
-          <w:u w:val="single"/>
-        </w:rPr>
-        <w:t>обслуживающим персоналом</w:t>
-      </w:r>
-      <w:r>
-        <w:rPr>
-          <w:rStyle w:val="normaltextrun"/>
-        </w:rPr>
-        <w:t xml:space="preserve"> для </w:t>
-      </w:r>
-      <w:r>
-        <w:rPr>
-          <w:rStyle w:val="normaltextrun"/>
-          <w:i/>
-        </w:rPr>
-        <w:t>загрузки денег</w:t>
-      </w:r>
-      <w:r>
-        <w:rPr>
-          <w:rStyle w:val="normaltextrun"/>
-        </w:rPr>
-        <w:t xml:space="preserve">. При нажатии на эту кнопку открывается доступ к хранилищу денег и </w:t>
-      </w:r>
-      <w:r>
-        <w:rPr>
-          <w:rStyle w:val="normaltextrun"/>
-          <w:i/>
-        </w:rPr>
-        <w:t>конфискованным кредитным картам.</w:t>
-      </w:r>
-      <w:r>
-        <w:rPr>
-          <w:rStyle w:val="eop"/>
-          <w:i/>
-        </w:rPr>
-        <w:t> </w:t>
-      </w:r>
-    </w:p>
     <w:p>
       <w:pPr>
         <w:spacing w:after="0" w:line="360" w:lineRule="auto"/>
@@ -3062,13 +3083,16 @@
               <w:t>-</w:t>
             </w:r>
             <w:r>
-              <w:t>5</w:t>
+              <w:rPr>
+                <w:lang w:val="en-US"/>
+              </w:rPr>
+              <w:t>4</w:t>
             </w:r>
             <w:r>
               <w:t xml:space="preserve"> </w:t>
             </w:r>
             <w:r>
-              <w:t>Разблокировать хранилище денег и конфискованных кредитных карт</w:t>
+              <w:t>Загрузить деньги</w:t>
             </w:r>
           </w:p>
         </w:tc>
@@ -3126,16 +3150,7 @@
               <w:spacing w:after="0" w:line="360" w:lineRule="auto"/>
             </w:pPr>
             <w:r>
-              <w:t xml:space="preserve">Обслуживающий персонал получает доступ к </w:t>
-            </w:r>
-            <w:r>
-              <w:t>хранилищ</w:t>
-            </w:r>
-            <w:r>
-              <w:t>у</w:t>
-            </w:r>
-            <w:r>
-              <w:t xml:space="preserve"> денег и конфискованных кредитных карт</w:t>
+              <w:t>Обслуживающий персонал загружает деньги в хранилище</w:t>
             </w:r>
           </w:p>
         </w:tc>
@@ -3164,7 +3179,13 @@
               <w:spacing w:after="0" w:line="360" w:lineRule="auto"/>
             </w:pPr>
             <w:r>
-              <w:t>Обслуживающий персонал нажимает на «Секретную кнопку»</w:t>
+              <w:t>Обслуживающий персонал</w:t>
+            </w:r>
+            <w:r>
+              <w:t xml:space="preserve"> </w:t>
+            </w:r>
+            <w:r>
+              <w:t>нажимает Секретную кнопку</w:t>
             </w:r>
           </w:p>
         </w:tc>
@@ -3193,7 +3214,7 @@
               <w:spacing w:after="0" w:line="360" w:lineRule="auto"/>
             </w:pPr>
             <w:r>
-              <w:t>Банкомат неактивен, карта не вставлена</w:t>
+              <w:t>Кнопка не нажата</w:t>
             </w:r>
           </w:p>
         </w:tc>
@@ -3261,10 +3282,31 @@
               <w:spacing w:after="0" w:line="360" w:lineRule="auto"/>
             </w:pPr>
             <w:r>
-              <w:t xml:space="preserve">1. </w:t>
-            </w:r>
-            <w:r>
-              <w:t>Нажимает на «Секретную кнопку»</w:t>
+              <w:t>1. Нажимает на «Секретную кнопку»</w:t>
+            </w:r>
+          </w:p>
+          <w:p>
+            <w:pPr>
+              <w:spacing w:after="0" w:line="360" w:lineRule="auto"/>
+            </w:pPr>
+          </w:p>
+          <w:p>
+            <w:pPr>
+              <w:spacing w:after="0" w:line="360" w:lineRule="auto"/>
+            </w:pPr>
+            <w:r>
+              <w:t>4</w:t>
+            </w:r>
+            <w:r>
+              <w:t>. Помещает деньги в хранилище денег</w:t>
+            </w:r>
+          </w:p>
+          <w:p>
+            <w:r>
+              <w:t>5</w:t>
+            </w:r>
+            <w:r>
+              <w:t>. Закрывает хранилище денег</w:t>
             </w:r>
           </w:p>
         </w:tc>
@@ -3277,10 +3319,7 @@
               <w:spacing w:after="0" w:line="360" w:lineRule="auto"/>
             </w:pPr>
             <w:r>
-              <w:t xml:space="preserve">2. </w:t>
-            </w:r>
-            <w:r>
-              <w:t>Открывает хранилище денег</w:t>
+              <w:t>2. Открывает хранилище денег</w:t>
             </w:r>
           </w:p>
           <w:p>
@@ -3292,6 +3331,27 @@
             </w:r>
             <w:r>
               <w:t>конфискованных кредитных карт</w:t>
+            </w:r>
+          </w:p>
+          <w:p>
+            <w:pPr>
+              <w:spacing w:after="0" w:line="360" w:lineRule="auto"/>
+            </w:pPr>
+          </w:p>
+          <w:p>
+            <w:pPr>
+              <w:spacing w:after="0" w:line="360" w:lineRule="auto"/>
+            </w:pPr>
+          </w:p>
+          <w:p>
+            <w:pPr>
+              <w:spacing w:after="0" w:line="360" w:lineRule="auto"/>
+            </w:pPr>
+            <w:r>
+              <w:t>6</w:t>
+            </w:r>
+            <w:r>
+              <w:t>. Блокирует хранилище денег</w:t>
             </w:r>
           </w:p>
         </w:tc>
@@ -3349,10 +3409,10 @@
               <w:spacing w:after="0" w:line="360" w:lineRule="auto"/>
             </w:pPr>
             <w:r>
-              <w:t xml:space="preserve">При неисправности </w:t>
-            </w:r>
-            <w:r>
-              <w:t>кнопки или хранилищ</w:t>
+              <w:t>При неисправности хранилищ</w:t>
+            </w:r>
+            <w:r>
+              <w:t>а</w:t>
             </w:r>
             <w:r>
               <w:t xml:space="preserve"> система выводит сигнал ошибки на дисплей</w:t>
@@ -3384,7 +3444,7 @@
               <w:spacing w:after="0" w:line="360" w:lineRule="auto"/>
             </w:pPr>
             <w:r>
-              <w:t>Открыты хранилища денег и конфискованных карт</w:t>
+              <w:t>Банкомат неактивен, карта не вставлена, хранилище заблокировано</w:t>
             </w:r>
           </w:p>
         </w:tc>
@@ -3471,13 +3531,13 @@
               <w:t>-</w:t>
             </w:r>
             <w:r>
-              <w:t>6</w:t>
+              <w:t>5</w:t>
             </w:r>
             <w:r>
               <w:t xml:space="preserve"> </w:t>
             </w:r>
             <w:r>
-              <w:t>Загрузить деньги</w:t>
+              <w:t>Забрать конфискованные кредитные карты</w:t>
             </w:r>
           </w:p>
         </w:tc>
@@ -3535,7 +3595,19 @@
               <w:spacing w:after="0" w:line="360" w:lineRule="auto"/>
             </w:pPr>
             <w:r>
-              <w:t>Обслуживающий персонал загружает деньги в хранилище</w:t>
+              <w:t>Обслуживающий персонал з</w:t>
+            </w:r>
+            <w:r>
+              <w:t>аб</w:t>
+            </w:r>
+            <w:r>
+              <w:t>ирает</w:t>
+            </w:r>
+            <w:r>
+              <w:t xml:space="preserve"> конфискованные кредитные карты</w:t>
+            </w:r>
+            <w:r>
+              <w:t xml:space="preserve"> из хранилища</w:t>
             </w:r>
           </w:p>
         </w:tc>
@@ -3564,10 +3636,13 @@
               <w:spacing w:after="0" w:line="360" w:lineRule="auto"/>
             </w:pPr>
             <w:r>
-              <w:t>Открывается</w:t>
-            </w:r>
-            <w:r>
-              <w:t xml:space="preserve"> хранилище денег</w:t>
+              <w:t>Обслуживающий персонал</w:t>
+            </w:r>
+            <w:r>
+              <w:t xml:space="preserve"> </w:t>
+            </w:r>
+            <w:r>
+              <w:t>нажимает Секретную кнопку</w:t>
             </w:r>
           </w:p>
         </w:tc>
@@ -3596,7 +3671,7 @@
               <w:spacing w:after="0" w:line="360" w:lineRule="auto"/>
             </w:pPr>
             <w:r>
-              <w:t>Открыты хранилища денег и конфискованных карт</w:t>
+              <w:t>Кнопка не нажата</w:t>
             </w:r>
           </w:p>
         </w:tc>
@@ -3664,12 +3739,61 @@
               <w:spacing w:after="0" w:line="360" w:lineRule="auto"/>
             </w:pPr>
             <w:r>
-              <w:t>1. Помещает деньги в хранилище денег</w:t>
-            </w:r>
-          </w:p>
-          <w:p>
-            <w:r>
-              <w:t>2. Закрывает хранилище денег</w:t>
+              <w:t>1. Нажимает на «Секретную кнопку»</w:t>
+            </w:r>
+          </w:p>
+          <w:p>
+            <w:pPr>
+              <w:spacing w:after="0" w:line="360" w:lineRule="auto"/>
+            </w:pPr>
+          </w:p>
+          <w:p>
+            <w:pPr>
+              <w:spacing w:after="0" w:line="360" w:lineRule="auto"/>
+            </w:pPr>
+            <w:r>
+              <w:t>4</w:t>
+            </w:r>
+            <w:r>
+              <w:t xml:space="preserve">. </w:t>
+            </w:r>
+            <w:r>
+              <w:t>Изымает</w:t>
+            </w:r>
+            <w:r>
+              <w:t xml:space="preserve"> </w:t>
+            </w:r>
+            <w:r>
+              <w:t>карты</w:t>
+            </w:r>
+            <w:r>
+              <w:t xml:space="preserve"> </w:t>
+            </w:r>
+            <w:r>
+              <w:t>из</w:t>
+            </w:r>
+            <w:r>
+              <w:t xml:space="preserve"> хранилищ</w:t>
+            </w:r>
+            <w:r>
+              <w:t>а</w:t>
+            </w:r>
+            <w:r>
+              <w:t xml:space="preserve"> </w:t>
+            </w:r>
+            <w:r>
+              <w:t>карт</w:t>
+            </w:r>
+          </w:p>
+          <w:p>
+            <w:r>
+              <w:t>5</w:t>
+            </w:r>
+            <w:r>
+              <w:t xml:space="preserve">. Закрывает хранилище </w:t>
+            </w:r>
+            <w:r>
+              <w:t>карт</w:t>
             </w:r>
           </w:p>
         </w:tc>
@@ -3681,469 +3805,45 @@
             <w:pPr>
               <w:spacing w:after="0" w:line="360" w:lineRule="auto"/>
             </w:pPr>
-          </w:p>
-          <w:p>
-            <w:pPr>
-              <w:spacing w:after="0" w:line="360" w:lineRule="auto"/>
-            </w:pPr>
-          </w:p>
-          <w:p>
-            <w:pPr>
-              <w:spacing w:after="0" w:line="360" w:lineRule="auto"/>
-            </w:pPr>
-          </w:p>
-          <w:p>
-            <w:pPr>
-              <w:spacing w:after="0" w:line="360" w:lineRule="auto"/>
-            </w:pPr>
-            <w:r>
-              <w:t>3. Блокирует хранилище денег</w:t>
-            </w:r>
-          </w:p>
-        </w:tc>
-      </w:tr>
-      <w:tr>
-        <w:tc>
-          <w:tcPr>
-            <w:tcW w:w="2405" w:type="dxa"/>
-          </w:tcPr>
-          <w:p>
-            <w:pPr>
-              <w:spacing w:after="0" w:line="360" w:lineRule="auto"/>
-            </w:pPr>
-            <w:r>
-              <w:t>Альтернативный поток</w:t>
-            </w:r>
-          </w:p>
-        </w:tc>
-        <w:tc>
-          <w:tcPr>
-            <w:tcW w:w="6940" w:type="dxa"/>
-            <w:gridSpan w:val="2"/>
-          </w:tcPr>
-          <w:p>
-            <w:pPr>
-              <w:spacing w:after="0" w:line="360" w:lineRule="auto"/>
-            </w:pPr>
-            <w:r>
-              <w:t xml:space="preserve"> </w:t>
-            </w:r>
-          </w:p>
-        </w:tc>
-      </w:tr>
-      <w:tr>
-        <w:tc>
-          <w:tcPr>
-            <w:tcW w:w="2405" w:type="dxa"/>
-          </w:tcPr>
-          <w:p>
-            <w:pPr>
-              <w:spacing w:after="0" w:line="360" w:lineRule="auto"/>
-            </w:pPr>
-            <w:r>
-              <w:lastRenderedPageBreak/>
-              <w:t>Исключения</w:t>
-            </w:r>
-          </w:p>
-        </w:tc>
-        <w:tc>
-          <w:tcPr>
-            <w:tcW w:w="6940" w:type="dxa"/>
-            <w:gridSpan w:val="2"/>
-          </w:tcPr>
-          <w:p>
-            <w:pPr>
-              <w:spacing w:after="0" w:line="360" w:lineRule="auto"/>
-            </w:pPr>
-            <w:r>
-              <w:t>При неисправности хранилищ</w:t>
-            </w:r>
-            <w:r>
-              <w:t>а</w:t>
-            </w:r>
-            <w:r>
-              <w:t xml:space="preserve"> система выводит сигнал ошибки на дисплей</w:t>
-            </w:r>
-          </w:p>
-        </w:tc>
-      </w:tr>
-      <w:tr>
-        <w:tc>
-          <w:tcPr>
-            <w:tcW w:w="2405" w:type="dxa"/>
-          </w:tcPr>
-          <w:p>
-            <w:pPr>
-              <w:spacing w:after="0" w:line="360" w:lineRule="auto"/>
-            </w:pPr>
-            <w:r>
-              <w:t>Постусловие</w:t>
-            </w:r>
-          </w:p>
-        </w:tc>
-        <w:tc>
-          <w:tcPr>
-            <w:tcW w:w="6940" w:type="dxa"/>
-            <w:gridSpan w:val="2"/>
-          </w:tcPr>
-          <w:p>
-            <w:pPr>
-              <w:spacing w:after="0" w:line="360" w:lineRule="auto"/>
-            </w:pPr>
-            <w:r>
-              <w:t>Банкомат неактивен, карта не вставлена, хранилище заблокировано</w:t>
-            </w:r>
-          </w:p>
-        </w:tc>
-      </w:tr>
-      <w:tr>
-        <w:tc>
-          <w:tcPr>
-            <w:tcW w:w="2405" w:type="dxa"/>
-          </w:tcPr>
-          <w:p>
-            <w:pPr>
-              <w:spacing w:after="0" w:line="360" w:lineRule="auto"/>
-            </w:pPr>
-            <w:r>
-              <w:t>Точка расширения (если есть)</w:t>
-            </w:r>
-          </w:p>
-        </w:tc>
-        <w:tc>
-          <w:tcPr>
-            <w:tcW w:w="6940" w:type="dxa"/>
-            <w:gridSpan w:val="2"/>
-          </w:tcPr>
-          <w:p>
-            <w:pPr>
-              <w:spacing w:after="0" w:line="360" w:lineRule="auto"/>
-              <w:rPr>
-                <w:lang w:val="en-US"/>
-              </w:rPr>
-            </w:pPr>
-            <w:r>
-              <w:t>нет</w:t>
-            </w:r>
-          </w:p>
-        </w:tc>
-      </w:tr>
-    </w:tbl>
-    <w:p>
-      <w:pPr>
-        <w:spacing w:after="0" w:line="360" w:lineRule="auto"/>
-      </w:pPr>
-    </w:p>
-    <w:tbl>
-      <w:tblPr>
-        <w:tblStyle w:val="a3"/>
-        <w:tblW w:w="0" w:type="auto"/>
-        <w:tblLook w:val="04A0" w:firstRow="1" w:lastRow="0" w:firstColumn="1" w:lastColumn="0" w:noHBand="0" w:noVBand="1"/>
-      </w:tblPr>
-      <w:tblGrid>
-        <w:gridCol w:w="2405"/>
-        <w:gridCol w:w="3260"/>
-        <w:gridCol w:w="3680"/>
-      </w:tblGrid>
-      <w:tr>
-        <w:tc>
-          <w:tcPr>
-            <w:tcW w:w="2405" w:type="dxa"/>
-          </w:tcPr>
-          <w:p>
-            <w:pPr>
-              <w:spacing w:after="0" w:line="360" w:lineRule="auto"/>
-            </w:pPr>
-            <w:r>
-              <w:t>Название прецедента</w:t>
-            </w:r>
-          </w:p>
-        </w:tc>
-        <w:tc>
-          <w:tcPr>
-            <w:tcW w:w="6940" w:type="dxa"/>
-            <w:gridSpan w:val="2"/>
-          </w:tcPr>
-          <w:p>
-            <w:pPr>
-              <w:spacing w:after="0" w:line="360" w:lineRule="auto"/>
-            </w:pPr>
-            <w:r>
-              <w:rPr>
-                <w:lang w:val="en-US"/>
-              </w:rPr>
-              <w:t>UC</w:t>
-            </w:r>
-            <w:r>
-              <w:t>-</w:t>
-            </w:r>
-            <w:r>
-              <w:t>7</w:t>
-            </w:r>
-            <w:r>
-              <w:t xml:space="preserve"> </w:t>
-            </w:r>
-            <w:r>
-              <w:t>Забрать конфискованные кредитные карты</w:t>
-            </w:r>
-          </w:p>
-        </w:tc>
-      </w:tr>
-      <w:tr>
-        <w:tc>
-          <w:tcPr>
-            <w:tcW w:w="2405" w:type="dxa"/>
-          </w:tcPr>
-          <w:p>
-            <w:pPr>
-              <w:spacing w:after="0" w:line="360" w:lineRule="auto"/>
-            </w:pPr>
-            <w:r>
-              <w:t>Актеры</w:t>
-            </w:r>
-          </w:p>
-        </w:tc>
-        <w:tc>
-          <w:tcPr>
-            <w:tcW w:w="6940" w:type="dxa"/>
-            <w:gridSpan w:val="2"/>
-          </w:tcPr>
-          <w:p>
-            <w:pPr>
-              <w:spacing w:after="0" w:line="360" w:lineRule="auto"/>
-            </w:pPr>
-            <w:r>
-              <w:t>Обслуживающий персонал</w:t>
-            </w:r>
-          </w:p>
-        </w:tc>
-      </w:tr>
-      <w:tr>
-        <w:tc>
-          <w:tcPr>
-            <w:tcW w:w="2405" w:type="dxa"/>
-          </w:tcPr>
-          <w:p>
-            <w:pPr>
-              <w:spacing w:after="0" w:line="360" w:lineRule="auto"/>
-            </w:pPr>
-            <w:r>
-              <w:t>Краткое описание</w:t>
-            </w:r>
-          </w:p>
-        </w:tc>
-        <w:tc>
-          <w:tcPr>
-            <w:tcW w:w="6940" w:type="dxa"/>
-            <w:gridSpan w:val="2"/>
-          </w:tcPr>
-          <w:p>
-            <w:pPr>
-              <w:spacing w:after="0" w:line="360" w:lineRule="auto"/>
-            </w:pPr>
-            <w:r>
-              <w:t>Обслуживающий персонал з</w:t>
-            </w:r>
-            <w:r>
-              <w:t>аб</w:t>
-            </w:r>
-            <w:r>
-              <w:t>ирает</w:t>
-            </w:r>
-            <w:r>
-              <w:t xml:space="preserve"> конфискованные кредитные карты</w:t>
-            </w:r>
-            <w:r>
-              <w:t xml:space="preserve"> из хранилища</w:t>
-            </w:r>
-          </w:p>
-        </w:tc>
-      </w:tr>
-      <w:tr>
-        <w:tc>
-          <w:tcPr>
-            <w:tcW w:w="2405" w:type="dxa"/>
-          </w:tcPr>
-          <w:p>
-            <w:pPr>
-              <w:spacing w:after="0" w:line="360" w:lineRule="auto"/>
-            </w:pPr>
-            <w:r>
-              <w:t>Триггер</w:t>
-            </w:r>
-          </w:p>
-        </w:tc>
-        <w:tc>
-          <w:tcPr>
-            <w:tcW w:w="6940" w:type="dxa"/>
-            <w:gridSpan w:val="2"/>
-          </w:tcPr>
-          <w:p>
-            <w:pPr>
-              <w:spacing w:after="0" w:line="360" w:lineRule="auto"/>
-            </w:pPr>
-            <w:r>
-              <w:t>Открывается хранилище карт</w:t>
-            </w:r>
-          </w:p>
-        </w:tc>
-      </w:tr>
-      <w:tr>
-        <w:tc>
-          <w:tcPr>
-            <w:tcW w:w="2405" w:type="dxa"/>
-          </w:tcPr>
-          <w:p>
-            <w:pPr>
-              <w:spacing w:after="0" w:line="360" w:lineRule="auto"/>
-            </w:pPr>
-            <w:r>
-              <w:t xml:space="preserve">Предусловие </w:t>
-            </w:r>
-          </w:p>
-        </w:tc>
-        <w:tc>
-          <w:tcPr>
-            <w:tcW w:w="6940" w:type="dxa"/>
-            <w:gridSpan w:val="2"/>
-          </w:tcPr>
-          <w:p>
-            <w:pPr>
-              <w:spacing w:after="0" w:line="360" w:lineRule="auto"/>
-            </w:pPr>
-            <w:r>
-              <w:t>Открыты хранилища денег и конфискованных карт</w:t>
-            </w:r>
-          </w:p>
-        </w:tc>
-      </w:tr>
-      <w:tr>
-        <w:tc>
-          <w:tcPr>
-            <w:tcW w:w="2405" w:type="dxa"/>
-            <w:vMerge w:val="restart"/>
-          </w:tcPr>
-          <w:p>
-            <w:pPr>
-              <w:spacing w:after="0" w:line="360" w:lineRule="auto"/>
-            </w:pPr>
-            <w:r>
-              <w:t>Основной поток</w:t>
-            </w:r>
-          </w:p>
-        </w:tc>
-        <w:tc>
-          <w:tcPr>
-            <w:tcW w:w="3260" w:type="dxa"/>
-          </w:tcPr>
-          <w:p>
-            <w:pPr>
-              <w:spacing w:after="0" w:line="360" w:lineRule="auto"/>
-            </w:pPr>
-            <w:r>
-              <w:t>Обслуживающий персонал</w:t>
-            </w:r>
-          </w:p>
-        </w:tc>
-        <w:tc>
-          <w:tcPr>
-            <w:tcW w:w="3680" w:type="dxa"/>
-          </w:tcPr>
-          <w:p>
-            <w:pPr>
-              <w:spacing w:after="0" w:line="360" w:lineRule="auto"/>
-            </w:pPr>
-            <w:r>
-              <w:t>Система</w:t>
-            </w:r>
-          </w:p>
-        </w:tc>
-      </w:tr>
-      <w:tr>
-        <w:tc>
-          <w:tcPr>
-            <w:tcW w:w="2405" w:type="dxa"/>
-            <w:vMerge/>
-          </w:tcPr>
-          <w:p>
-            <w:pPr>
-              <w:spacing w:after="0" w:line="360" w:lineRule="auto"/>
-            </w:pPr>
-          </w:p>
-        </w:tc>
-        <w:tc>
-          <w:tcPr>
-            <w:tcW w:w="3260" w:type="dxa"/>
-          </w:tcPr>
-          <w:p>
-            <w:pPr>
-              <w:spacing w:after="0" w:line="360" w:lineRule="auto"/>
-            </w:pPr>
-            <w:r>
-              <w:t xml:space="preserve">1. </w:t>
-            </w:r>
-            <w:r>
-              <w:t>Изымает</w:t>
-            </w:r>
-            <w:r>
-              <w:t xml:space="preserve"> </w:t>
-            </w:r>
-            <w:r>
-              <w:t>карты</w:t>
-            </w:r>
-            <w:r>
-              <w:t xml:space="preserve"> </w:t>
-            </w:r>
-            <w:r>
-              <w:t>из</w:t>
-            </w:r>
-            <w:r>
-              <w:t xml:space="preserve"> хранилищ</w:t>
-            </w:r>
-            <w:r>
-              <w:t>а</w:t>
-            </w:r>
-            <w:r>
-              <w:t xml:space="preserve"> </w:t>
-            </w:r>
-            <w:r>
-              <w:t>карт</w:t>
-            </w:r>
-          </w:p>
-          <w:p>
-            <w:r>
-              <w:t xml:space="preserve">2. Закрывает хранилище </w:t>
-            </w:r>
-            <w:r>
-              <w:t>карт</w:t>
-            </w:r>
-          </w:p>
-        </w:tc>
-        <w:tc>
-          <w:tcPr>
-            <w:tcW w:w="3680" w:type="dxa"/>
-          </w:tcPr>
-          <w:p>
-            <w:pPr>
-              <w:spacing w:after="0" w:line="360" w:lineRule="auto"/>
-            </w:pPr>
-          </w:p>
-          <w:p>
-            <w:pPr>
-              <w:spacing w:after="0" w:line="360" w:lineRule="auto"/>
-            </w:pPr>
-          </w:p>
-          <w:p>
-            <w:pPr>
-              <w:spacing w:after="0" w:line="360" w:lineRule="auto"/>
-            </w:pPr>
-          </w:p>
-          <w:p>
-            <w:pPr>
-              <w:spacing w:after="0" w:line="360" w:lineRule="auto"/>
-            </w:pPr>
-            <w:r>
-              <w:t xml:space="preserve">3. Блокирует хранилище </w:t>
+            <w:r>
+              <w:t>2. Открывает хранилище денег</w:t>
+            </w:r>
+          </w:p>
+          <w:p>
+            <w:pPr>
+              <w:spacing w:after="0" w:line="360" w:lineRule="auto"/>
+            </w:pPr>
+            <w:r>
+              <w:t xml:space="preserve">3. Открывает хранилище </w:t>
+            </w:r>
+            <w:r>
+              <w:t>конфискованных кредитных карт</w:t>
+            </w:r>
+          </w:p>
+          <w:p>
+            <w:pPr>
+              <w:spacing w:after="0" w:line="360" w:lineRule="auto"/>
+            </w:pPr>
+          </w:p>
+          <w:p>
+            <w:pPr>
+              <w:spacing w:after="0" w:line="360" w:lineRule="auto"/>
+            </w:pPr>
+          </w:p>
+          <w:p>
+            <w:pPr>
+              <w:spacing w:after="0" w:line="360" w:lineRule="auto"/>
+            </w:pPr>
+          </w:p>
+          <w:p>
+            <w:pPr>
+              <w:spacing w:after="0" w:line="360" w:lineRule="auto"/>
+            </w:pPr>
+            <w:r>
+              <w:t>6</w:t>
+            </w:r>
+            <w:r>
+              <w:t xml:space="preserve">. Блокирует хранилище </w:t>
             </w:r>
             <w:r>
               <w:t>карт</w:t>
@@ -4287,7 +3987,7 @@
 </file>
 
 <file path=word/numbering.xml><?xml version="1.0" encoding="utf-8"?>
-<w:numbering xmlns:wpc="http://schemas.microsoft.com/office/word/2010/wordprocessingCanvas" xmlns:cx="http://schemas.microsoft.com/office/drawing/2014/chartex" xmlns:mc="http://schemas.openxmlformats.org/markup-compatibility/2006" xmlns:o="urn:schemas-microsoft-com:office:office" xmlns:r="http://schemas.openxmlformats.org/officeDocument/2006/relationships" xmlns:m="http://schemas.openxmlformats.org/officeDocument/2006/math" xmlns:v="urn:schemas-microsoft-com:vml" xmlns:wp14="http://schemas.microsoft.com/office/word/2010/wordprocessingDrawing" xmlns:wp="http://schemas.openxmlformats.org/drawingml/2006/wordprocessingDrawing" xmlns:w10="urn:schemas-microsoft-com:office:word" xmlns:w="http://schemas.openxmlformats.org/wordprocessingml/2006/main" xmlns:w14="http://schemas.microsoft.com/office/word/2010/wordml" xmlns:w15="http://schemas.microsoft.com/office/word/2012/wordml" xmlns:w16se="http://schemas.microsoft.com/office/word/2015/wordml/symex" xmlns:wpg="http://schemas.microsoft.com/office/word/2010/wordprocessingGroup" xmlns:wpi="http://schemas.microsoft.com/office/word/2010/wordprocessingInk" xmlns:wne="http://schemas.microsoft.com/office/word/2006/wordml" xmlns:wps="http://schemas.microsoft.com/office/word/2010/wordprocessingShape" mc:Ignorable="w14 w15 w16se wp14">
+<w:numbering xmlns:wpc="http://schemas.microsoft.com/office/word/2010/wordprocessingCanvas" xmlns:cx="http://schemas.microsoft.com/office/drawing/2014/chartex" xmlns:cx1="http://schemas.microsoft.com/office/drawing/2015/9/8/chartex" xmlns:cx2="http://schemas.microsoft.com/office/drawing/2015/10/21/chartex" xmlns:cx3="http://schemas.microsoft.com/office/drawing/2016/5/9/chartex" xmlns:cx4="http://schemas.microsoft.com/office/drawing/2016/5/10/chartex" xmlns:cx5="http://schemas.microsoft.com/office/drawing/2016/5/11/chartex" xmlns:cx6="http://schemas.microsoft.com/office/drawing/2016/5/12/chartex" xmlns:cx7="http://schemas.microsoft.com/office/drawing/2016/5/13/chartex" xmlns:cx8="http://schemas.microsoft.com/office/drawing/2016/5/14/chartex" xmlns:mc="http://schemas.openxmlformats.org/markup-compatibility/2006" xmlns:aink="http://schemas.microsoft.com/office/drawing/2016/ink" xmlns:am3d="http://schemas.microsoft.com/office/drawing/2017/model3d" xmlns:o="urn:schemas-microsoft-com:office:office" xmlns:r="http://schemas.openxmlformats.org/officeDocument/2006/relationships" xmlns:m="http://schemas.openxmlformats.org/officeDocument/2006/math" xmlns:v="urn:schemas-microsoft-com:vml" xmlns:wp14="http://schemas.microsoft.com/office/word/2010/wordprocessingDrawing" xmlns:wp="http://schemas.openxmlformats.org/drawingml/2006/wordprocessingDrawing" xmlns:w10="urn:schemas-microsoft-com:office:word" xmlns:w="http://schemas.openxmlformats.org/wordprocessingml/2006/main" xmlns:w14="http://schemas.microsoft.com/office/word/2010/wordml" xmlns:w15="http://schemas.microsoft.com/office/word/2012/wordml" xmlns:w16cex="http://schemas.microsoft.com/office/word/2018/wordml/cex" xmlns:w16cid="http://schemas.microsoft.com/office/word/2016/wordml/cid" xmlns:w16="http://schemas.microsoft.com/office/word/2018/wordml" xmlns:w16sdtdh="http://schemas.microsoft.com/office/word/2020/wordml/sdtdatahash" xmlns:w16se="http://schemas.microsoft.com/office/word/2015/wordml/symex" xmlns:wpg="http://schemas.microsoft.com/office/word/2010/wordprocessingGroup" xmlns:wpi="http://schemas.microsoft.com/office/word/2010/wordprocessingInk" xmlns:wne="http://schemas.microsoft.com/office/word/2006/wordml" xmlns:wps="http://schemas.microsoft.com/office/word/2010/wordprocessingShape" mc:Ignorable="w14 w15 w16se w16cid w16 w16cex w16sdtdh wp14">
   <w:abstractNum w:abstractNumId="0" w15:restartNumberingAfterBreak="0">
     <w:nsid w:val="105665CC"/>
     <w:multiLevelType w:val="hybridMultilevel"/>
@@ -4776,7 +4476,7 @@
 </file>
 
 <file path=word/styles.xml><?xml version="1.0" encoding="utf-8"?>
-<w:styles xmlns:mc="http://schemas.openxmlformats.org/markup-compatibility/2006" xmlns:r="http://schemas.openxmlformats.org/officeDocument/2006/relationships" xmlns:w="http://schemas.openxmlformats.org/wordprocessingml/2006/main" xmlns:w14="http://schemas.microsoft.com/office/word/2010/wordml" xmlns:w15="http://schemas.microsoft.com/office/word/2012/wordml" xmlns:w16se="http://schemas.microsoft.com/office/word/2015/wordml/symex" mc:Ignorable="w14 w15 w16se">
+<w:styles xmlns:mc="http://schemas.openxmlformats.org/markup-compatibility/2006" xmlns:r="http://schemas.openxmlformats.org/officeDocument/2006/relationships" xmlns:w="http://schemas.openxmlformats.org/wordprocessingml/2006/main" xmlns:w14="http://schemas.microsoft.com/office/word/2010/wordml" xmlns:w15="http://schemas.microsoft.com/office/word/2012/wordml" xmlns:w16cex="http://schemas.microsoft.com/office/word/2018/wordml/cex" xmlns:w16cid="http://schemas.microsoft.com/office/word/2016/wordml/cid" xmlns:w16="http://schemas.microsoft.com/office/word/2018/wordml" xmlns:w16sdtdh="http://schemas.microsoft.com/office/word/2020/wordml/sdtdatahash" xmlns:w16se="http://schemas.microsoft.com/office/word/2015/wordml/symex" mc:Ignorable="w14 w15 w16se w16cid w16 w16cex w16sdtdh">
   <w:docDefaults>
     <w:rPrDefault>
       <w:rPr>
@@ -4792,7 +4492,7 @@
       </w:pPr>
     </w:pPrDefault>
   </w:docDefaults>
-  <w:latentStyles w:defLockedState="0" w:defUIPriority="99" w:defSemiHidden="0" w:defUnhideWhenUsed="0" w:defQFormat="0" w:count="371">
+  <w:latentStyles w:defLockedState="0" w:defUIPriority="99" w:defSemiHidden="0" w:defUnhideWhenUsed="0" w:defQFormat="0" w:count="376">
     <w:lsdException w:name="Normal" w:uiPriority="0" w:qFormat="1"/>
     <w:lsdException w:name="heading 1" w:uiPriority="9" w:qFormat="1"/>
     <w:lsdException w:name="heading 2" w:semiHidden="1" w:uiPriority="9" w:unhideWhenUsed="1" w:qFormat="1"/>
@@ -4898,7 +4598,6 @@
     <w:lsdException w:name="HTML Sample" w:semiHidden="1" w:unhideWhenUsed="1"/>
     <w:lsdException w:name="HTML Typewriter" w:semiHidden="1" w:unhideWhenUsed="1"/>
     <w:lsdException w:name="HTML Variable" w:semiHidden="1" w:unhideWhenUsed="1"/>
-    <w:lsdException w:name="Normal Table" w:semiHidden="1" w:unhideWhenUsed="1"/>
     <w:lsdException w:name="annotation subject" w:semiHidden="1" w:unhideWhenUsed="1"/>
     <w:lsdException w:name="No List" w:semiHidden="1" w:unhideWhenUsed="1"/>
     <w:lsdException w:name="Outline List 1" w:semiHidden="1" w:unhideWhenUsed="1"/>
@@ -4941,11 +4640,8 @@
     <w:lsdException w:name="Table Contemporary" w:semiHidden="1" w:unhideWhenUsed="1"/>
     <w:lsdException w:name="Table Elegant" w:semiHidden="1" w:unhideWhenUsed="1"/>
     <w:lsdException w:name="Table Professional" w:semiHidden="1" w:unhideWhenUsed="1"/>
-    <w:lsdException w:name="Table Subtle 1" w:semiHidden="1" w:unhideWhenUsed="1"/>
     <w:lsdException w:name="Table Subtle 2" w:semiHidden="1" w:unhideWhenUsed="1"/>
     <w:lsdException w:name="Table Web 1" w:semiHidden="1" w:unhideWhenUsed="1"/>
-    <w:lsdException w:name="Table Web 2" w:semiHidden="1" w:unhideWhenUsed="1"/>
-    <w:lsdException w:name="Table Web 3" w:semiHidden="1" w:unhideWhenUsed="1"/>
     <w:lsdException w:name="Balloon Text" w:semiHidden="1" w:unhideWhenUsed="1"/>
     <w:lsdException w:name="Table Grid" w:uiPriority="59"/>
     <w:lsdException w:name="Table Theme" w:semiHidden="1" w:unhideWhenUsed="1"/>
@@ -5164,6 +4860,11 @@
     <w:lsdException w:name="List Table 5 Dark Accent 6" w:uiPriority="50"/>
     <w:lsdException w:name="List Table 6 Colorful Accent 6" w:uiPriority="51"/>
     <w:lsdException w:name="List Table 7 Colorful Accent 6" w:uiPriority="52"/>
+    <w:lsdException w:name="Mention" w:semiHidden="1" w:unhideWhenUsed="1"/>
+    <w:lsdException w:name="Smart Hyperlink" w:semiHidden="1" w:unhideWhenUsed="1"/>
+    <w:lsdException w:name="Hashtag" w:semiHidden="1" w:unhideWhenUsed="1"/>
+    <w:lsdException w:name="Unresolved Mention" w:semiHidden="1" w:unhideWhenUsed="1"/>
+    <w:lsdException w:name="Smart Link" w:semiHidden="1" w:unhideWhenUsed="1"/>
   </w:latentStyles>
   <w:style w:type="paragraph" w:default="1" w:styleId="a">
     <w:name w:val="Normal"/>

--- a/папс/Банкомат/Банкомат_сценарий.docx
+++ b/папс/Банкомат/Банкомат_сценарий.docx
@@ -1,6 +1,6 @@
 
 <file path=word/document.xml><?xml version="1.0" encoding="utf-8"?>
-<w:document xmlns:wpc="http://schemas.microsoft.com/office/word/2010/wordprocessingCanvas" xmlns:cx="http://schemas.microsoft.com/office/drawing/2014/chartex" xmlns:cx1="http://schemas.microsoft.com/office/drawing/2015/9/8/chartex" xmlns:cx2="http://schemas.microsoft.com/office/drawing/2015/10/21/chartex" xmlns:cx3="http://schemas.microsoft.com/office/drawing/2016/5/9/chartex" xmlns:cx4="http://schemas.microsoft.com/office/drawing/2016/5/10/chartex" xmlns:cx5="http://schemas.microsoft.com/office/drawing/2016/5/11/chartex" xmlns:cx6="http://schemas.microsoft.com/office/drawing/2016/5/12/chartex" xmlns:cx7="http://schemas.microsoft.com/office/drawing/2016/5/13/chartex" xmlns:cx8="http://schemas.microsoft.com/office/drawing/2016/5/14/chartex" xmlns:mc="http://schemas.openxmlformats.org/markup-compatibility/2006" xmlns:aink="http://schemas.microsoft.com/office/drawing/2016/ink" xmlns:am3d="http://schemas.microsoft.com/office/drawing/2017/model3d" xmlns:o="urn:schemas-microsoft-com:office:office" xmlns:r="http://schemas.openxmlformats.org/officeDocument/2006/relationships" xmlns:m="http://schemas.openxmlformats.org/officeDocument/2006/math" xmlns:v="urn:schemas-microsoft-com:vml" xmlns:wp14="http://schemas.microsoft.com/office/word/2010/wordprocessingDrawing" xmlns:wp="http://schemas.openxmlformats.org/drawingml/2006/wordprocessingDrawing" xmlns:w10="urn:schemas-microsoft-com:office:word" xmlns:w="http://schemas.openxmlformats.org/wordprocessingml/2006/main" xmlns:w14="http://schemas.microsoft.com/office/word/2010/wordml" xmlns:w15="http://schemas.microsoft.com/office/word/2012/wordml" xmlns:w16cex="http://schemas.microsoft.com/office/word/2018/wordml/cex" xmlns:w16cid="http://schemas.microsoft.com/office/word/2016/wordml/cid" xmlns:w16="http://schemas.microsoft.com/office/word/2018/wordml" xmlns:w16sdtdh="http://schemas.microsoft.com/office/word/2020/wordml/sdtdatahash" xmlns:w16se="http://schemas.microsoft.com/office/word/2015/wordml/symex" xmlns:wpg="http://schemas.microsoft.com/office/word/2010/wordprocessingGroup" xmlns:wpi="http://schemas.microsoft.com/office/word/2010/wordprocessingInk" xmlns:wne="http://schemas.microsoft.com/office/word/2006/wordml" xmlns:wps="http://schemas.microsoft.com/office/word/2010/wordprocessingShape" mc:Ignorable="w14 w15 w16se w16cid w16 w16cex w16sdtdh wp14">
+<w:document xmlns:wpc="http://schemas.microsoft.com/office/word/2010/wordprocessingCanvas" xmlns:cx="http://schemas.microsoft.com/office/drawing/2014/chartex" xmlns:mc="http://schemas.openxmlformats.org/markup-compatibility/2006" xmlns:o="urn:schemas-microsoft-com:office:office" xmlns:r="http://schemas.openxmlformats.org/officeDocument/2006/relationships" xmlns:m="http://schemas.openxmlformats.org/officeDocument/2006/math" xmlns:v="urn:schemas-microsoft-com:vml" xmlns:wp14="http://schemas.microsoft.com/office/word/2010/wordprocessingDrawing" xmlns:wp="http://schemas.openxmlformats.org/drawingml/2006/wordprocessingDrawing" xmlns:w10="urn:schemas-microsoft-com:office:word" xmlns:w="http://schemas.openxmlformats.org/wordprocessingml/2006/main" xmlns:w14="http://schemas.microsoft.com/office/word/2010/wordml" xmlns:w15="http://schemas.microsoft.com/office/word/2012/wordml" xmlns:w16se="http://schemas.microsoft.com/office/word/2015/wordml/symex" xmlns:wpg="http://schemas.microsoft.com/office/word/2010/wordprocessingGroup" xmlns:wpi="http://schemas.microsoft.com/office/word/2010/wordprocessingInk" xmlns:wne="http://schemas.microsoft.com/office/word/2006/wordml" xmlns:wps="http://schemas.microsoft.com/office/word/2010/wordprocessingShape" mc:Ignorable="w14 w15 w16se wp14">
   <w:body>
     <w:p>
       <w:pPr>
@@ -872,7 +872,10 @@
               <w:spacing w:after="0" w:line="360" w:lineRule="auto"/>
             </w:pPr>
             <w:r>
-              <w:t>13</w:t>
+              <w:t>1</w:t>
+            </w:r>
+            <w:r>
+              <w:t>4</w:t>
             </w:r>
             <w:r>
               <w:t>. Выбирает, нужно ли печатать справку</w:t>
@@ -903,7 +906,10 @@
               <w:spacing w:after="0" w:line="360" w:lineRule="auto"/>
             </w:pPr>
             <w:r>
-              <w:t>16</w:t>
+              <w:t>1</w:t>
+            </w:r>
+            <w:r>
+              <w:t>7</w:t>
             </w:r>
             <w:r>
               <w:t>. Забирает карту</w:t>
@@ -971,7 +977,10 @@
               <w:spacing w:after="0" w:line="360" w:lineRule="auto"/>
             </w:pPr>
             <w:r>
-              <w:t>11</w:t>
+              <w:t>1</w:t>
+            </w:r>
+            <w:r>
+              <w:t>2</w:t>
             </w:r>
             <w:r>
               <w:t>. Выводит остаток по счёту на дисплей</w:t>
@@ -982,7 +991,10 @@
               <w:spacing w:after="0" w:line="360" w:lineRule="auto"/>
             </w:pPr>
             <w:r>
-              <w:t>12</w:t>
+              <w:t>1</w:t>
+            </w:r>
+            <w:r>
+              <w:t>3</w:t>
             </w:r>
             <w:r>
               <w:t xml:space="preserve">. Выводит на дисплей вопрос, </w:t>
@@ -1007,7 +1019,10 @@
               <w:spacing w:after="0" w:line="360" w:lineRule="auto"/>
             </w:pPr>
             <w:r>
-              <w:t>14</w:t>
+              <w:t>1</w:t>
+            </w:r>
+            <w:r>
+              <w:t>5</w:t>
             </w:r>
             <w:r>
               <w:t>. Ждёт 20 секунд</w:t>
@@ -1018,7 +1033,10 @@
               <w:spacing w:after="0" w:line="360" w:lineRule="auto"/>
             </w:pPr>
             <w:r>
-              <w:t>15</w:t>
+              <w:t>1</w:t>
+            </w:r>
+            <w:r>
+              <w:t>6</w:t>
             </w:r>
             <w:r>
               <w:t>. Выводит сообщение «Выньте карту» на дисплей</w:t>
@@ -1105,18 +1123,30 @@
               <w:t>. Выдаёт разрешение на показ остатка по счёту</w:t>
             </w:r>
           </w:p>
-        </w:tc>
-      </w:tr>
-      <w:tr>
-        <w:tc>
-          <w:tcPr>
-            <w:tcW w:w="2405" w:type="dxa"/>
-          </w:tcPr>
-          <w:p>
-            <w:pPr>
-              <w:spacing w:after="0" w:line="360" w:lineRule="auto"/>
-            </w:pPr>
-            <w:r>
+          <w:p>
+            <w:pPr>
+              <w:spacing w:after="0" w:line="360" w:lineRule="auto"/>
+            </w:pPr>
+            <w:r>
+              <w:t>11</w:t>
+            </w:r>
+            <w:r>
+              <w:t>. Посылает остаток по счёту банкомату</w:t>
+            </w:r>
+          </w:p>
+        </w:tc>
+      </w:tr>
+      <w:tr>
+        <w:tc>
+          <w:tcPr>
+            <w:tcW w:w="2405" w:type="dxa"/>
+          </w:tcPr>
+          <w:p>
+            <w:pPr>
+              <w:spacing w:after="0" w:line="360" w:lineRule="auto"/>
+            </w:pPr>
+            <w:r>
+              <w:lastRenderedPageBreak/>
               <w:t>Альтернативный поток</w:t>
             </w:r>
           </w:p>
@@ -1131,8 +1161,104 @@
               <w:spacing w:after="0" w:line="360" w:lineRule="auto"/>
             </w:pPr>
             <w:r>
+              <w:t>А6</w:t>
+            </w:r>
+            <w:r>
+              <w:t xml:space="preserve"> </w:t>
+            </w:r>
+            <w:r>
+              <w:t>Клиент набрал</w:t>
+            </w:r>
+            <w:r>
+              <w:t xml:space="preserve"> неверный</w:t>
+            </w:r>
+            <w:r>
+              <w:t xml:space="preserve"> код</w:t>
+            </w:r>
+            <w:r>
+              <w:t xml:space="preserve"> меньше 3 раз, </w:t>
+            </w:r>
+            <w:r>
+              <w:t xml:space="preserve">система переносит на шаг 3 основного потока </w:t>
+            </w:r>
+          </w:p>
+        </w:tc>
+      </w:tr>
+      <w:tr>
+        <w:tc>
+          <w:tcPr>
+            <w:tcW w:w="2405" w:type="dxa"/>
+          </w:tcPr>
+          <w:p>
+            <w:pPr>
+              <w:spacing w:after="0" w:line="360" w:lineRule="auto"/>
+            </w:pPr>
+            <w:r>
+              <w:t>Исключения</w:t>
+            </w:r>
+          </w:p>
+        </w:tc>
+        <w:tc>
+          <w:tcPr>
+            <w:tcW w:w="6940" w:type="dxa"/>
+            <w:gridSpan w:val="3"/>
+          </w:tcPr>
+          <w:p>
+            <w:pPr>
+              <w:spacing w:after="0" w:line="360" w:lineRule="auto"/>
+            </w:pPr>
+            <w:r>
+              <w:rPr>
+                <w:lang w:val="en-US"/>
+              </w:rPr>
+              <w:t>E</w:t>
+            </w:r>
+            <w:r>
               <w:t>2.</w:t>
             </w:r>
+            <w:r>
+              <w:t xml:space="preserve"> </w:t>
+            </w:r>
+            <w:r>
+              <w:t>Карта не распознана</w:t>
+            </w:r>
+            <w:r>
+              <w:t xml:space="preserve">, </w:t>
+            </w:r>
+            <w:r>
+              <w:t>банкомат возвращает клиенту, выводится сообщение с предложением попробовать снова</w:t>
+            </w:r>
+          </w:p>
+          <w:p>
+            <w:pPr>
+              <w:spacing w:after="0" w:line="360" w:lineRule="auto"/>
+            </w:pPr>
+            <w:r>
+              <w:t>Е6</w:t>
+            </w:r>
+            <w:r>
+              <w:t xml:space="preserve">. </w:t>
+            </w:r>
+            <w:r>
+              <w:t xml:space="preserve">Клиент набрал неверный код </w:t>
+            </w:r>
+            <w:r>
+              <w:t>больше</w:t>
+            </w:r>
+            <w:r>
+              <w:t xml:space="preserve"> 3 раз</w:t>
+            </w:r>
+            <w:r>
+              <w:t>, к</w:t>
+            </w:r>
+            <w:r>
+              <w:t>арта помещается в хранилище</w:t>
+            </w:r>
+          </w:p>
+          <w:p>
+            <w:pPr>
+              <w:spacing w:after="0" w:line="360" w:lineRule="auto"/>
+            </w:pPr>
             <w:r>
               <w:rPr>
                 <w:lang w:val="en-US"/>
@@ -1140,223 +1266,52 @@
               <w:t>A</w:t>
             </w:r>
             <w:r>
+              <w:t>10</w:t>
+            </w:r>
+            <w:r>
               <w:t xml:space="preserve"> </w:t>
             </w:r>
             <w:r>
-              <w:t xml:space="preserve">Карта не распознана </w:t>
-            </w:r>
-          </w:p>
-          <w:p>
-            <w:pPr>
-              <w:spacing w:after="0" w:line="360" w:lineRule="auto"/>
-            </w:pPr>
-            <w:r>
-              <w:t>2.</w:t>
-            </w:r>
-            <w:r>
-              <w:rPr>
-                <w:lang w:val="en-US"/>
-              </w:rPr>
-              <w:t>A</w:t>
-            </w:r>
-            <w:r>
-              <w:t xml:space="preserve">.1 </w:t>
-            </w:r>
-            <w:r>
-              <w:t xml:space="preserve">Карта возвращается клиенту </w:t>
-            </w:r>
-          </w:p>
-          <w:p>
-            <w:pPr>
-              <w:spacing w:after="0" w:line="360" w:lineRule="auto"/>
-            </w:pPr>
-            <w:r>
-              <w:t>2.</w:t>
-            </w:r>
-            <w:r>
-              <w:rPr>
-                <w:lang w:val="en-US"/>
-              </w:rPr>
-              <w:t>A</w:t>
-            </w:r>
-            <w:r>
-              <w:t>.2</w:t>
+              <w:t>Центральный компьютер не выдает разрешения</w:t>
+            </w:r>
+            <w:r>
+              <w:t xml:space="preserve"> на показ остатка по счёту, с</w:t>
+            </w:r>
+            <w:r>
+              <w:t>истема выводит на экран сообщ</w:t>
+            </w:r>
+            <w:r>
+              <w:t>ение от центрального компьютера,</w:t>
             </w:r>
             <w:r>
               <w:t xml:space="preserve"> </w:t>
             </w:r>
             <w:r>
-              <w:t>Выводится сообщение с предложением попробовать снова</w:t>
-            </w:r>
-          </w:p>
-          <w:p>
-            <w:pPr>
-              <w:spacing w:after="0" w:line="360" w:lineRule="auto"/>
-            </w:pPr>
-            <w:r>
-              <w:t>6.</w:t>
-            </w:r>
-            <w:r>
-              <w:rPr>
-                <w:lang w:val="en-US"/>
-              </w:rPr>
-              <w:t>A</w:t>
-            </w:r>
-            <w:r>
-              <w:t xml:space="preserve">. </w:t>
-            </w:r>
-            <w:r>
-              <w:t xml:space="preserve">Код неверный меньше 3 раз </w:t>
-            </w:r>
-          </w:p>
-          <w:p>
-            <w:pPr>
-              <w:spacing w:after="0" w:line="360" w:lineRule="auto"/>
-            </w:pPr>
-            <w:r>
-              <w:t>6.</w:t>
-            </w:r>
-            <w:r>
-              <w:rPr>
-                <w:lang w:val="en-US"/>
-              </w:rPr>
-              <w:t>A</w:t>
-            </w:r>
-            <w:r>
-              <w:t xml:space="preserve">.1 </w:t>
-            </w:r>
-            <w:r>
-              <w:t xml:space="preserve">система переносит на шаг 3 основного потока </w:t>
-            </w:r>
-          </w:p>
-          <w:p>
-            <w:pPr>
-              <w:spacing w:after="0" w:line="360" w:lineRule="auto"/>
-            </w:pPr>
-            <w:r>
-              <w:t>6.</w:t>
-            </w:r>
-            <w:r>
-              <w:rPr>
-                <w:lang w:val="en-US"/>
-              </w:rPr>
-              <w:t>B</w:t>
-            </w:r>
-            <w:r>
-              <w:t xml:space="preserve">. </w:t>
-            </w:r>
-            <w:r>
-              <w:t xml:space="preserve">код неверный 3 раза </w:t>
-            </w:r>
-          </w:p>
-          <w:p>
-            <w:pPr>
-              <w:spacing w:after="0" w:line="360" w:lineRule="auto"/>
-            </w:pPr>
-            <w:r>
-              <w:t>6.</w:t>
-            </w:r>
-            <w:r>
-              <w:rPr>
-                <w:lang w:val="en-US"/>
-              </w:rPr>
-              <w:t>B</w:t>
-            </w:r>
-            <w:r>
-              <w:t>.1 Карта помещается в хранилище</w:t>
-            </w:r>
-          </w:p>
-          <w:p>
-            <w:pPr>
-              <w:spacing w:after="0" w:line="360" w:lineRule="auto"/>
-            </w:pPr>
-            <w:r>
-              <w:t>10</w:t>
-            </w:r>
-            <w:r>
-              <w:t>.</w:t>
-            </w:r>
-            <w:r>
-              <w:rPr>
-                <w:lang w:val="en-US"/>
-              </w:rPr>
-              <w:t>A</w:t>
-            </w:r>
-            <w:r>
-              <w:t xml:space="preserve"> </w:t>
-            </w:r>
-            <w:r>
-              <w:t>Центральный</w:t>
-            </w:r>
-            <w:r>
-              <w:t xml:space="preserve"> компьютер не выдает разрешения</w:t>
-            </w:r>
-          </w:p>
-          <w:p>
-            <w:pPr>
-              <w:spacing w:after="0" w:line="360" w:lineRule="auto"/>
-            </w:pPr>
-            <w:r>
-              <w:t>10</w:t>
-            </w:r>
-            <w:r>
-              <w:t>.</w:t>
-            </w:r>
-            <w:r>
-              <w:rPr>
-                <w:lang w:val="en-US"/>
-              </w:rPr>
-              <w:t>A</w:t>
-            </w:r>
-            <w:r>
-              <w:t xml:space="preserve">.1 </w:t>
-            </w:r>
-            <w:r>
-              <w:t xml:space="preserve">Система выводит на экран сообщение от центрального компьютера </w:t>
-            </w:r>
-          </w:p>
-          <w:p>
-            <w:pPr>
-              <w:spacing w:after="0" w:line="360" w:lineRule="auto"/>
-            </w:pPr>
-            <w:r>
-              <w:t>10</w:t>
-            </w:r>
-            <w:r>
-              <w:t>.</w:t>
-            </w:r>
-            <w:r>
-              <w:rPr>
-                <w:lang w:val="en-US"/>
-              </w:rPr>
-              <w:t>A</w:t>
-            </w:r>
-            <w:r>
-              <w:t>.2</w:t>
-            </w:r>
-            <w:r>
-              <w:t xml:space="preserve"> </w:t>
-            </w:r>
-            <w:r>
-              <w:t xml:space="preserve">Дисплей возвращается на экран показа опции </w:t>
-            </w:r>
-            <w:r>
-              <w:t xml:space="preserve">  </w:t>
-            </w:r>
-          </w:p>
-        </w:tc>
-      </w:tr>
-      <w:tr>
-        <w:tc>
-          <w:tcPr>
-            <w:tcW w:w="2405" w:type="dxa"/>
-          </w:tcPr>
-          <w:p>
-            <w:pPr>
-              <w:spacing w:after="0" w:line="360" w:lineRule="auto"/>
-            </w:pPr>
-            <w:r>
-              <w:t>Исключения</w:t>
+              <w:t>д</w:t>
+            </w:r>
+            <w:r>
+              <w:t xml:space="preserve">исплей возвращается </w:t>
+            </w:r>
+            <w:r>
+              <w:t>в состояние</w:t>
+            </w:r>
+            <w:r>
+              <w:t xml:space="preserve"> показа опции   </w:t>
+            </w:r>
+          </w:p>
+        </w:tc>
+      </w:tr>
+      <w:tr>
+        <w:tc>
+          <w:tcPr>
+            <w:tcW w:w="2405" w:type="dxa"/>
+          </w:tcPr>
+          <w:p>
+            <w:pPr>
+              <w:spacing w:after="0" w:line="360" w:lineRule="auto"/>
+            </w:pPr>
+            <w:r>
+              <w:t>Постусловие</w:t>
             </w:r>
           </w:p>
         </w:tc>
@@ -1370,36 +1325,13 @@
               <w:spacing w:after="0" w:line="360" w:lineRule="auto"/>
             </w:pPr>
             <w:r>
-              <w:t xml:space="preserve">При сбое соединения с центральным компьютером система выводит на дисплей сообщения об ошибке  </w:t>
-            </w:r>
-          </w:p>
-        </w:tc>
-      </w:tr>
-      <w:tr>
-        <w:tc>
-          <w:tcPr>
-            <w:tcW w:w="2405" w:type="dxa"/>
-          </w:tcPr>
-          <w:p>
-            <w:pPr>
-              <w:spacing w:after="0" w:line="360" w:lineRule="auto"/>
-            </w:pPr>
-            <w:r>
-              <w:t>Постусловие</w:t>
-            </w:r>
-          </w:p>
-        </w:tc>
-        <w:tc>
-          <w:tcPr>
-            <w:tcW w:w="6940" w:type="dxa"/>
-            <w:gridSpan w:val="3"/>
-          </w:tcPr>
-          <w:p>
-            <w:pPr>
-              <w:spacing w:after="0" w:line="360" w:lineRule="auto"/>
-            </w:pPr>
-            <w:r>
-              <w:t>Банкомат неактивен, карта не вставлена</w:t>
+              <w:t>Банкомат выдал остаток по счёту, к</w:t>
+            </w:r>
+            <w:r>
+              <w:t>лиент узнал остаток по счёту,</w:t>
+            </w:r>
+            <w:r>
+              <w:t xml:space="preserve"> карта не вставлена</w:t>
             </w:r>
           </w:p>
         </w:tc>
@@ -1806,16 +1738,6 @@
             <w:pPr>
               <w:spacing w:after="0" w:line="360" w:lineRule="auto"/>
             </w:pPr>
-          </w:p>
-          <w:p>
-            <w:pPr>
-              <w:spacing w:after="0" w:line="360" w:lineRule="auto"/>
-            </w:pPr>
-          </w:p>
-          <w:p>
-            <w:pPr>
-              <w:spacing w:after="0" w:line="360" w:lineRule="auto"/>
-            </w:pPr>
             <w:r>
               <w:t>10</w:t>
             </w:r>
@@ -1837,16 +1759,6 @@
             <w:pPr>
               <w:spacing w:after="0" w:line="360" w:lineRule="auto"/>
             </w:pPr>
-          </w:p>
-          <w:p>
-            <w:pPr>
-              <w:spacing w:after="0" w:line="360" w:lineRule="auto"/>
-            </w:pPr>
-          </w:p>
-          <w:p>
-            <w:pPr>
-              <w:spacing w:after="0" w:line="360" w:lineRule="auto"/>
-            </w:pPr>
             <w:r>
               <w:t>12</w:t>
             </w:r>
@@ -1893,168 +1805,146 @@
             <w:pPr>
               <w:spacing w:after="0" w:line="360" w:lineRule="auto"/>
             </w:pPr>
-          </w:p>
-          <w:p>
-            <w:pPr>
-              <w:spacing w:after="0" w:line="360" w:lineRule="auto"/>
-            </w:pPr>
-          </w:p>
-          <w:p>
-            <w:pPr>
-              <w:spacing w:after="0" w:line="360" w:lineRule="auto"/>
-            </w:pPr>
             <w:r>
               <w:t>1</w:t>
             </w:r>
             <w:r>
+              <w:t>9</w:t>
+            </w:r>
+            <w:r>
+              <w:t>. Забирает карту</w:t>
+            </w:r>
+          </w:p>
+        </w:tc>
+        <w:tc>
+          <w:tcPr>
+            <w:tcW w:w="2268" w:type="dxa"/>
+          </w:tcPr>
+          <w:p>
+            <w:pPr>
+              <w:spacing w:after="0" w:line="360" w:lineRule="auto"/>
+            </w:pPr>
+            <w:r>
+              <w:lastRenderedPageBreak/>
+              <w:t xml:space="preserve">2. Распознает карту </w:t>
+            </w:r>
+          </w:p>
+          <w:p>
+            <w:pPr>
+              <w:spacing w:after="0" w:line="360" w:lineRule="auto"/>
+            </w:pPr>
+            <w:r>
+              <w:t xml:space="preserve">3. Приглашает вести код </w:t>
+            </w:r>
+          </w:p>
+          <w:p>
+            <w:pPr>
+              <w:spacing w:after="0" w:line="360" w:lineRule="auto"/>
+            </w:pPr>
+            <w:r>
+              <w:t>5. Проверяет введенный код</w:t>
+            </w:r>
+          </w:p>
+          <w:p>
+            <w:pPr>
+              <w:spacing w:after="0" w:line="360" w:lineRule="auto"/>
+            </w:pPr>
+            <w:r>
+              <w:lastRenderedPageBreak/>
+              <w:t xml:space="preserve">6. Оповещает об успешном входе в систему </w:t>
+            </w:r>
+          </w:p>
+          <w:p>
+            <w:pPr>
+              <w:spacing w:after="0" w:line="360" w:lineRule="auto"/>
+            </w:pPr>
+            <w:r>
+              <w:t>7. Показывает возможность снять наличные или узнать остаток по счёту</w:t>
+            </w:r>
+          </w:p>
+          <w:p>
+            <w:pPr>
+              <w:spacing w:after="0" w:line="360" w:lineRule="auto"/>
+            </w:pPr>
+            <w:r>
+              <w:t>9</w:t>
+            </w:r>
+            <w:r>
+              <w:t xml:space="preserve">. </w:t>
+            </w:r>
+            <w:r>
+              <w:t>Выводит на дисплей просьбу выбрать сумму денег для съёма</w:t>
+            </w:r>
+          </w:p>
+          <w:p>
+            <w:pPr>
+              <w:spacing w:after="0" w:line="360" w:lineRule="auto"/>
+            </w:pPr>
+            <w:r>
+              <w:t>11</w:t>
+            </w:r>
+            <w:r>
+              <w:t>. Выводит на дисплей вопрос, нужно ли печатать справку</w:t>
+            </w:r>
+          </w:p>
+          <w:p>
+            <w:pPr>
+              <w:spacing w:after="0" w:line="360" w:lineRule="auto"/>
+            </w:pPr>
+            <w:r>
+              <w:t>13</w:t>
+            </w:r>
+            <w:r>
+              <w:t>. Посылает запрос на снятие суммы</w:t>
+            </w:r>
+          </w:p>
+          <w:p>
+            <w:pPr>
+              <w:spacing w:after="0" w:line="360" w:lineRule="auto"/>
+            </w:pPr>
+          </w:p>
+          <w:p>
+            <w:pPr>
+              <w:spacing w:after="0" w:line="360" w:lineRule="auto"/>
+            </w:pPr>
+            <w:r>
+              <w:t>1</w:t>
+            </w:r>
+            <w:r>
+              <w:t>6</w:t>
+            </w:r>
+            <w:r>
+              <w:t>. Проверяет наличие нужной су</w:t>
+            </w:r>
+            <w:r>
+              <w:t>ммы денег в хранилище</w:t>
+            </w:r>
+          </w:p>
+          <w:p>
+            <w:pPr>
+              <w:spacing w:after="0" w:line="360" w:lineRule="auto"/>
+            </w:pPr>
+            <w:r>
+              <w:t>1</w:t>
+            </w:r>
+            <w:r>
+              <w:t>7</w:t>
+            </w:r>
+            <w:r>
+              <w:t>. Выдаёт деньги в лоток</w:t>
+            </w:r>
+          </w:p>
+          <w:p>
+            <w:pPr>
+              <w:spacing w:after="0" w:line="360" w:lineRule="auto"/>
+            </w:pPr>
+            <w:r>
+              <w:t>1</w:t>
+            </w:r>
+            <w:r>
               <w:t>8</w:t>
             </w:r>
             <w:r>
-              <w:t>. Забирает карту</w:t>
-            </w:r>
-          </w:p>
-        </w:tc>
-        <w:tc>
-          <w:tcPr>
-            <w:tcW w:w="2268" w:type="dxa"/>
-          </w:tcPr>
-          <w:p>
-            <w:pPr>
-              <w:spacing w:after="0" w:line="360" w:lineRule="auto"/>
-            </w:pPr>
-            <w:r>
-              <w:t xml:space="preserve">2. Распознает карту </w:t>
-            </w:r>
-          </w:p>
-          <w:p>
-            <w:pPr>
-              <w:spacing w:after="0" w:line="360" w:lineRule="auto"/>
-            </w:pPr>
-            <w:r>
-              <w:t xml:space="preserve">3. Приглашает вести код </w:t>
-            </w:r>
-          </w:p>
-          <w:p>
-            <w:pPr>
-              <w:spacing w:after="0" w:line="360" w:lineRule="auto"/>
-            </w:pPr>
-            <w:r>
-              <w:t>5. Проверяет введенный код</w:t>
-            </w:r>
-          </w:p>
-          <w:p>
-            <w:pPr>
-              <w:spacing w:after="0" w:line="360" w:lineRule="auto"/>
-            </w:pPr>
-            <w:r>
-              <w:t xml:space="preserve">6. Оповещает об успешном входе в систему </w:t>
-            </w:r>
-          </w:p>
-          <w:p>
-            <w:pPr>
-              <w:spacing w:after="0" w:line="360" w:lineRule="auto"/>
-            </w:pPr>
-            <w:r>
-              <w:t>7. Показывает возможность снять наличные или узнать остаток по счёту</w:t>
-            </w:r>
-          </w:p>
-          <w:p>
-            <w:pPr>
-              <w:spacing w:after="0" w:line="360" w:lineRule="auto"/>
-            </w:pPr>
-          </w:p>
-          <w:p>
-            <w:pPr>
-              <w:spacing w:after="0" w:line="360" w:lineRule="auto"/>
-            </w:pPr>
-          </w:p>
-          <w:p>
-            <w:pPr>
-              <w:spacing w:after="0" w:line="360" w:lineRule="auto"/>
-            </w:pPr>
-            <w:r>
-              <w:t>9</w:t>
-            </w:r>
-            <w:r>
-              <w:t xml:space="preserve">. </w:t>
-            </w:r>
-            <w:r>
-              <w:t>Выводит на дисплей просьбу выбрать сумму денег для съёма</w:t>
-            </w:r>
-          </w:p>
-          <w:p>
-            <w:pPr>
-              <w:spacing w:after="0" w:line="360" w:lineRule="auto"/>
-            </w:pPr>
-          </w:p>
-          <w:p>
-            <w:pPr>
-              <w:spacing w:after="0" w:line="360" w:lineRule="auto"/>
-            </w:pPr>
-          </w:p>
-          <w:p>
-            <w:pPr>
-              <w:spacing w:after="0" w:line="360" w:lineRule="auto"/>
-            </w:pPr>
-            <w:r>
-              <w:t>11</w:t>
-            </w:r>
-            <w:r>
-              <w:t>. Выводит на дисплей вопрос, нужно ли печатать справку</w:t>
-            </w:r>
-          </w:p>
-          <w:p>
-            <w:pPr>
-              <w:spacing w:after="0" w:line="360" w:lineRule="auto"/>
-            </w:pPr>
-            <w:r>
-              <w:t>13</w:t>
-            </w:r>
-            <w:r>
-              <w:t>. Посылает запрос на снятие суммы</w:t>
-            </w:r>
-          </w:p>
-          <w:p>
-            <w:pPr>
-              <w:spacing w:after="0" w:line="360" w:lineRule="auto"/>
-            </w:pPr>
-          </w:p>
-          <w:p>
-            <w:pPr>
-              <w:spacing w:after="0" w:line="360" w:lineRule="auto"/>
-            </w:pPr>
-            <w:r>
-              <w:t>15</w:t>
-            </w:r>
-            <w:r>
-              <w:t>. Проверяет наличие нужной су</w:t>
-            </w:r>
-            <w:r>
-              <w:t>ммы денег в хранилище</w:t>
-            </w:r>
-          </w:p>
-          <w:p>
-            <w:pPr>
-              <w:spacing w:after="0" w:line="360" w:lineRule="auto"/>
-            </w:pPr>
-            <w:r>
-              <w:t>16</w:t>
-            </w:r>
-            <w:r>
-              <w:t>. Выдаёт деньги в лоток</w:t>
-            </w:r>
-          </w:p>
-          <w:p>
-            <w:pPr>
-              <w:spacing w:after="0" w:line="360" w:lineRule="auto"/>
-            </w:pPr>
-            <w:r>
-              <w:t>1</w:t>
-            </w:r>
-            <w:r>
-              <w:t>7</w:t>
-            </w:r>
-            <w:r>
               <w:t>. Выводит сообщение «Выньте карту» на дисплей</w:t>
             </w:r>
           </w:p>
@@ -2172,26 +2062,6 @@
             <w:pPr>
               <w:spacing w:after="0" w:line="360" w:lineRule="auto"/>
             </w:pPr>
-          </w:p>
-          <w:p>
-            <w:pPr>
-              <w:spacing w:after="0" w:line="360" w:lineRule="auto"/>
-            </w:pPr>
-          </w:p>
-          <w:p>
-            <w:pPr>
-              <w:spacing w:after="0" w:line="360" w:lineRule="auto"/>
-            </w:pPr>
-          </w:p>
-          <w:p>
-            <w:pPr>
-              <w:spacing w:after="0" w:line="360" w:lineRule="auto"/>
-            </w:pPr>
-          </w:p>
-          <w:p>
-            <w:pPr>
-              <w:spacing w:after="0" w:line="360" w:lineRule="auto"/>
-            </w:pPr>
             <w:r>
               <w:t>14</w:t>
             </w:r>
@@ -2206,6 +2076,12 @@
             <w:pPr>
               <w:spacing w:after="0" w:line="360" w:lineRule="auto"/>
             </w:pPr>
+            <w:r>
+              <w:t xml:space="preserve">15. Посылает сигнал на съём денег </w:t>
+            </w:r>
+            <w:r>
+              <w:t>банкомату</w:t>
+            </w:r>
           </w:p>
           <w:p>
             <w:pPr>
@@ -2259,283 +2135,176 @@
               <w:spacing w:after="0" w:line="360" w:lineRule="auto"/>
             </w:pPr>
             <w:r>
-              <w:t>2.</w:t>
-            </w:r>
+              <w:t>А6</w:t>
+            </w:r>
+            <w:r>
+              <w:t>.</w:t>
+            </w:r>
+            <w:r>
+              <w:t>1</w:t>
+            </w:r>
+            <w:r>
+              <w:t xml:space="preserve"> </w:t>
+            </w:r>
+            <w:r>
+              <w:t>Клиент набрал неверный код меньше 3 раз, система переносит на шаг 3 основного потока</w:t>
+            </w:r>
+            <w:r>
+              <w:t xml:space="preserve">  </w:t>
+            </w:r>
+          </w:p>
+        </w:tc>
+      </w:tr>
+      <w:tr>
+        <w:tc>
+          <w:tcPr>
+            <w:tcW w:w="2405" w:type="dxa"/>
+          </w:tcPr>
+          <w:p>
+            <w:pPr>
+              <w:spacing w:after="0" w:line="360" w:lineRule="auto"/>
+            </w:pPr>
+            <w:r>
+              <w:t>Исключения</w:t>
+            </w:r>
+          </w:p>
+        </w:tc>
+        <w:tc>
+          <w:tcPr>
+            <w:tcW w:w="6940" w:type="dxa"/>
+            <w:gridSpan w:val="3"/>
+          </w:tcPr>
+          <w:p>
+            <w:pPr>
+              <w:spacing w:after="0" w:line="360" w:lineRule="auto"/>
+            </w:pPr>
             <w:r>
               <w:rPr>
                 <w:lang w:val="en-US"/>
               </w:rPr>
-              <w:t>A</w:t>
+              <w:t>E</w:t>
+            </w:r>
+            <w:r>
+              <w:t>2.</w:t>
             </w:r>
             <w:r>
               <w:t xml:space="preserve"> </w:t>
             </w:r>
             <w:r>
-              <w:t xml:space="preserve">Карта не распознана </w:t>
-            </w:r>
-          </w:p>
-          <w:p>
-            <w:pPr>
-              <w:spacing w:after="0" w:line="360" w:lineRule="auto"/>
-            </w:pPr>
-            <w:r>
-              <w:t>2.</w:t>
-            </w:r>
+              <w:t>Карта не распознана</w:t>
+            </w:r>
+            <w:r>
+              <w:t xml:space="preserve">, </w:t>
+            </w:r>
+            <w:r>
+              <w:t>банкомат возвращает клиенту, выводится сообщение с предложением попробовать снова</w:t>
+            </w:r>
+          </w:p>
+          <w:p>
+            <w:pPr>
+              <w:spacing w:after="0" w:line="360" w:lineRule="auto"/>
+            </w:pPr>
+            <w:r>
+              <w:t>Е6</w:t>
+            </w:r>
+            <w:r>
+              <w:t xml:space="preserve">. </w:t>
+            </w:r>
+            <w:r>
+              <w:t>Клиент набрал неверный код больше 3 раз, карта помещается в хранилище</w:t>
+            </w:r>
+          </w:p>
+          <w:p>
+            <w:pPr>
+              <w:spacing w:after="0" w:line="360" w:lineRule="auto"/>
+            </w:pPr>
             <w:r>
               <w:rPr>
                 <w:lang w:val="en-US"/>
               </w:rPr>
-              <w:t>A</w:t>
-            </w:r>
-            <w:r>
-              <w:t xml:space="preserve">.1 </w:t>
-            </w:r>
-            <w:r>
-              <w:t xml:space="preserve">Карта возвращается клиенту </w:t>
-            </w:r>
-          </w:p>
-          <w:p>
-            <w:pPr>
-              <w:spacing w:after="0" w:line="360" w:lineRule="auto"/>
-            </w:pPr>
-            <w:r>
-              <w:t>2.</w:t>
-            </w:r>
+              <w:lastRenderedPageBreak/>
+              <w:t>E</w:t>
+            </w:r>
+            <w:r>
+              <w:t>10</w:t>
+            </w:r>
+            <w:r>
+              <w:t>.1.</w:t>
+            </w:r>
+            <w:r>
+              <w:t xml:space="preserve"> </w:t>
+            </w:r>
+            <w:r>
+              <w:t xml:space="preserve">Центральный компьютер не выдает разрешения на </w:t>
+            </w:r>
+            <w:r>
+              <w:t>снятие денег</w:t>
+            </w:r>
+            <w:r>
+              <w:t>, система выводит на экран сообщение от центрального компьютера,</w:t>
+            </w:r>
+            <w:r>
+              <w:t xml:space="preserve"> </w:t>
+            </w:r>
+            <w:r>
+              <w:t>дисплей возвращается в состояние</w:t>
+            </w:r>
+            <w:r>
+              <w:t xml:space="preserve"> показа опций</w:t>
+            </w:r>
+          </w:p>
+          <w:p>
+            <w:pPr>
+              <w:spacing w:after="0" w:line="360" w:lineRule="auto"/>
+            </w:pPr>
             <w:r>
               <w:rPr>
                 <w:lang w:val="en-US"/>
               </w:rPr>
-              <w:t>A</w:t>
-            </w:r>
-            <w:r>
-              <w:t>.2</w:t>
+              <w:t>E</w:t>
+            </w:r>
+            <w:r>
+              <w:t>1</w:t>
+            </w:r>
+            <w:r>
+              <w:t>6</w:t>
             </w:r>
             <w:r>
               <w:t xml:space="preserve"> </w:t>
             </w:r>
             <w:r>
-              <w:t>Выводится сообщение с предложением попробовать снова</w:t>
-            </w:r>
-          </w:p>
-          <w:p>
-            <w:pPr>
-              <w:spacing w:after="0" w:line="360" w:lineRule="auto"/>
-            </w:pPr>
-            <w:r>
-              <w:t>6.</w:t>
-            </w:r>
-            <w:r>
-              <w:rPr>
-                <w:lang w:val="en-US"/>
-              </w:rPr>
-              <w:t>A</w:t>
-            </w:r>
-            <w:r>
-              <w:t xml:space="preserve">. </w:t>
-            </w:r>
-            <w:r>
-              <w:t xml:space="preserve">Код неверный меньше 3 раз </w:t>
-            </w:r>
-          </w:p>
-          <w:p>
-            <w:pPr>
-              <w:spacing w:after="0" w:line="360" w:lineRule="auto"/>
-            </w:pPr>
-            <w:r>
-              <w:t>6.</w:t>
-            </w:r>
-            <w:r>
-              <w:rPr>
-                <w:lang w:val="en-US"/>
-              </w:rPr>
-              <w:t>A</w:t>
-            </w:r>
-            <w:r>
-              <w:t xml:space="preserve">.1 </w:t>
-            </w:r>
-            <w:r>
-              <w:t xml:space="preserve">система переносит на шаг 3 основного потока </w:t>
-            </w:r>
-          </w:p>
-          <w:p>
-            <w:pPr>
-              <w:spacing w:after="0" w:line="360" w:lineRule="auto"/>
-            </w:pPr>
-            <w:r>
-              <w:t>6.</w:t>
-            </w:r>
-            <w:r>
-              <w:rPr>
-                <w:lang w:val="en-US"/>
-              </w:rPr>
-              <w:t>B</w:t>
-            </w:r>
-            <w:r>
-              <w:t xml:space="preserve">. </w:t>
-            </w:r>
-            <w:r>
-              <w:t xml:space="preserve">код неверный 3 раза </w:t>
-            </w:r>
-          </w:p>
-          <w:p>
-            <w:pPr>
-              <w:spacing w:after="0" w:line="360" w:lineRule="auto"/>
-            </w:pPr>
-            <w:r>
-              <w:t>6.</w:t>
-            </w:r>
-            <w:r>
-              <w:rPr>
-                <w:lang w:val="en-US"/>
-              </w:rPr>
-              <w:t>B</w:t>
-            </w:r>
-            <w:r>
-              <w:t>.1 Карта помещается в хранилище</w:t>
-            </w:r>
-          </w:p>
-          <w:p>
-            <w:pPr>
-              <w:spacing w:after="0" w:line="360" w:lineRule="auto"/>
-            </w:pPr>
-            <w:r>
-              <w:t>14</w:t>
-            </w:r>
-            <w:r>
-              <w:t>.</w:t>
-            </w:r>
-            <w:r>
-              <w:rPr>
-                <w:lang w:val="en-US"/>
-              </w:rPr>
-              <w:t>A</w:t>
-            </w:r>
-            <w:r>
-              <w:t xml:space="preserve"> </w:t>
-            </w:r>
-            <w:r>
-              <w:t>Центральный компьютер не выдает разрешения</w:t>
-            </w:r>
-          </w:p>
-          <w:p>
-            <w:pPr>
-              <w:spacing w:after="0" w:line="360" w:lineRule="auto"/>
-            </w:pPr>
-            <w:r>
-              <w:t>14</w:t>
-            </w:r>
-            <w:r>
-              <w:t>.</w:t>
-            </w:r>
-            <w:r>
-              <w:rPr>
-                <w:lang w:val="en-US"/>
-              </w:rPr>
-              <w:t>A</w:t>
-            </w:r>
-            <w:r>
-              <w:t xml:space="preserve">.1 </w:t>
-            </w:r>
-            <w:r>
-              <w:t xml:space="preserve">Система выводит на экран сообщение от центрального компьютера </w:t>
-            </w:r>
-          </w:p>
-          <w:p>
-            <w:pPr>
-              <w:spacing w:after="0" w:line="360" w:lineRule="auto"/>
-            </w:pPr>
-            <w:r>
-              <w:t>14</w:t>
-            </w:r>
-            <w:r>
-              <w:t>.</w:t>
-            </w:r>
-            <w:r>
-              <w:rPr>
-                <w:lang w:val="en-US"/>
-              </w:rPr>
-              <w:t>A</w:t>
-            </w:r>
-            <w:r>
-              <w:t>.2</w:t>
-            </w:r>
-            <w:r>
-              <w:t xml:space="preserve"> </w:t>
-            </w:r>
-            <w:r>
-              <w:t xml:space="preserve">Дисплей возвращается на экран показа опции   </w:t>
-            </w:r>
-          </w:p>
-          <w:p>
-            <w:pPr>
-              <w:spacing w:after="0" w:line="360" w:lineRule="auto"/>
-            </w:pPr>
-            <w:r>
-              <w:t>14</w:t>
-            </w:r>
-            <w:r>
-              <w:t>.</w:t>
-            </w:r>
-            <w:r>
-              <w:t>В хранилище нет нужной суммы денег</w:t>
-            </w:r>
-          </w:p>
-          <w:p>
-            <w:pPr>
-              <w:spacing w:after="0" w:line="360" w:lineRule="auto"/>
-            </w:pPr>
-            <w:r>
-              <w:t>14</w:t>
-            </w:r>
-            <w:r>
-              <w:t>.</w:t>
-            </w:r>
-            <w:r>
-              <w:rPr>
-                <w:lang w:val="en-US"/>
-              </w:rPr>
-              <w:t>B</w:t>
-            </w:r>
-            <w:r>
-              <w:t>.1 Система выводит на экран сообщение о нехватке денег</w:t>
-            </w:r>
-          </w:p>
-          <w:p>
-            <w:pPr>
-              <w:spacing w:after="0" w:line="360" w:lineRule="auto"/>
-            </w:pPr>
-            <w:r>
-              <w:t>14</w:t>
-            </w:r>
-            <w:r>
-              <w:t>.</w:t>
-            </w:r>
-            <w:r>
-              <w:t>B</w:t>
-            </w:r>
-            <w:r>
-              <w:t>.2</w:t>
-            </w:r>
-            <w:r>
-              <w:t xml:space="preserve"> </w:t>
-            </w:r>
-            <w:r>
-              <w:t xml:space="preserve">Дисплей возвращается на экран показа опции   </w:t>
-            </w:r>
-          </w:p>
-        </w:tc>
-      </w:tr>
-      <w:tr>
-        <w:tc>
-          <w:tcPr>
-            <w:tcW w:w="2405" w:type="dxa"/>
-          </w:tcPr>
-          <w:p>
-            <w:pPr>
-              <w:spacing w:after="0" w:line="360" w:lineRule="auto"/>
-            </w:pPr>
-            <w:r>
-              <w:t>Исключения</w:t>
+              <w:t>хранилище нет нужной суммы денег, с</w:t>
+            </w:r>
+            <w:r>
+              <w:t>истема выводит на экран сообщение о нехватке денег</w:t>
+            </w:r>
+            <w:r>
+              <w:t>, д</w:t>
+            </w:r>
+            <w:r>
+              <w:t xml:space="preserve">исплей возвращается </w:t>
+            </w:r>
+            <w:r>
+              <w:t>в состояние</w:t>
+            </w:r>
+            <w:r>
+              <w:t xml:space="preserve"> показа опции</w:t>
+            </w:r>
+          </w:p>
+        </w:tc>
+      </w:tr>
+      <w:tr>
+        <w:tc>
+          <w:tcPr>
+            <w:tcW w:w="2405" w:type="dxa"/>
+          </w:tcPr>
+          <w:p>
+            <w:pPr>
+              <w:spacing w:after="0" w:line="360" w:lineRule="auto"/>
+            </w:pPr>
+            <w:r>
+              <w:lastRenderedPageBreak/>
+              <w:t>Постусловие</w:t>
             </w:r>
           </w:p>
         </w:tc>
@@ -2549,47 +2318,7 @@
               <w:spacing w:after="0" w:line="360" w:lineRule="auto"/>
             </w:pPr>
             <w:r>
-              <w:t>При сбое соединения с центральным компьютером система выводит на дисплей сообщения об ошибке</w:t>
-            </w:r>
-            <w:r>
-              <w:t>.</w:t>
-            </w:r>
-          </w:p>
-          <w:p>
-            <w:pPr>
-              <w:spacing w:after="0" w:line="360" w:lineRule="auto"/>
-            </w:pPr>
-            <w:r>
-              <w:t>При сбое в работе хранилища система выводит на дисплей сообщение об ошибке и предпринимает попытку повтора операции</w:t>
-            </w:r>
-          </w:p>
-        </w:tc>
-      </w:tr>
-      <w:tr>
-        <w:tc>
-          <w:tcPr>
-            <w:tcW w:w="2405" w:type="dxa"/>
-          </w:tcPr>
-          <w:p>
-            <w:pPr>
-              <w:spacing w:after="0" w:line="360" w:lineRule="auto"/>
-            </w:pPr>
-            <w:r>
-              <w:t>Постусловие</w:t>
-            </w:r>
-          </w:p>
-        </w:tc>
-        <w:tc>
-          <w:tcPr>
-            <w:tcW w:w="6940" w:type="dxa"/>
-            <w:gridSpan w:val="3"/>
-          </w:tcPr>
-          <w:p>
-            <w:pPr>
-              <w:spacing w:after="0" w:line="360" w:lineRule="auto"/>
-            </w:pPr>
-            <w:r>
-              <w:t>Банкомат неактивен, карта не вставлена</w:t>
+              <w:t>Банкомат выдал деньги, клиент получил деньги, карта не вставлена</w:t>
             </w:r>
           </w:p>
         </w:tc>
@@ -2961,6 +2690,15 @@
               <w:spacing w:after="0" w:line="360" w:lineRule="auto"/>
             </w:pPr>
             <w:r>
+              <w:rPr>
+                <w:lang w:val="en-US"/>
+              </w:rPr>
+              <w:t>E</w:t>
+            </w:r>
+            <w:r>
+              <w:t xml:space="preserve">2. </w:t>
+            </w:r>
+            <w:r>
               <w:t>При неисправности при</w:t>
             </w:r>
             <w:r>
@@ -2996,7 +2734,16 @@
               <w:spacing w:after="0" w:line="360" w:lineRule="auto"/>
             </w:pPr>
             <w:r>
-              <w:t>Банкомат неактивен, карта не вставлена</w:t>
+              <w:t>Б</w:t>
+            </w:r>
+            <w:r>
+              <w:t>анкомат выдал деньги</w:t>
+            </w:r>
+            <w:r>
+              <w:t>, клиент получил деньги</w:t>
+            </w:r>
+            <w:r>
+              <w:t>, карта не вставлена</w:t>
             </w:r>
           </w:p>
         </w:tc>
@@ -3289,12 +3036,8 @@
             <w:pPr>
               <w:spacing w:after="0" w:line="360" w:lineRule="auto"/>
             </w:pPr>
-          </w:p>
-          <w:p>
-            <w:pPr>
-              <w:spacing w:after="0" w:line="360" w:lineRule="auto"/>
-            </w:pPr>
-            <w:r>
+            <w:r>
+              <w:lastRenderedPageBreak/>
               <w:t>4</w:t>
             </w:r>
             <w:r>
@@ -3319,6 +3062,7 @@
               <w:spacing w:after="0" w:line="360" w:lineRule="auto"/>
             </w:pPr>
             <w:r>
+              <w:lastRenderedPageBreak/>
               <w:t>2. Открывает хранилище денег</w:t>
             </w:r>
           </w:p>
@@ -3327,6 +3071,7 @@
               <w:spacing w:after="0" w:line="360" w:lineRule="auto"/>
             </w:pPr>
             <w:r>
+              <w:lastRenderedPageBreak/>
               <w:t xml:space="preserve">3. Открывает хранилище </w:t>
             </w:r>
             <w:r>
@@ -3337,16 +3082,6 @@
             <w:pPr>
               <w:spacing w:after="0" w:line="360" w:lineRule="auto"/>
             </w:pPr>
-          </w:p>
-          <w:p>
-            <w:pPr>
-              <w:spacing w:after="0" w:line="360" w:lineRule="auto"/>
-            </w:pPr>
-          </w:p>
-          <w:p>
-            <w:pPr>
-              <w:spacing w:after="0" w:line="360" w:lineRule="auto"/>
-            </w:pPr>
             <w:r>
               <w:t>6</w:t>
             </w:r>
@@ -3366,6 +3101,7 @@
               <w:spacing w:after="0" w:line="360" w:lineRule="auto"/>
             </w:pPr>
             <w:r>
+              <w:lastRenderedPageBreak/>
               <w:t>Альтернативный поток</w:t>
             </w:r>
           </w:p>
@@ -3409,6 +3145,24 @@
               <w:spacing w:after="0" w:line="360" w:lineRule="auto"/>
             </w:pPr>
             <w:r>
+              <w:rPr>
+                <w:lang w:val="en-US"/>
+              </w:rPr>
+              <w:t>E</w:t>
+            </w:r>
+            <w:r>
+              <w:t>2</w:t>
+            </w:r>
+            <w:r>
+              <w:rPr>
+                <w:lang w:val="en-US"/>
+              </w:rPr>
+              <w:t>, E3</w:t>
+            </w:r>
+            <w:r>
+              <w:t xml:space="preserve">. </w:t>
+            </w:r>
+            <w:r>
               <w:t>При неисправности хранилищ</w:t>
             </w:r>
             <w:r>
@@ -3444,7 +3198,13 @@
               <w:spacing w:after="0" w:line="360" w:lineRule="auto"/>
             </w:pPr>
             <w:r>
-              <w:t>Банкомат неактивен, карта не вставлена, хранилище заблокировано</w:t>
+              <w:t>Деньги загружены, б</w:t>
+            </w:r>
+            <w:r>
+              <w:t>анкомат неактиве</w:t>
+            </w:r>
+            <w:r>
+              <w:t>н, карта не вставлена, хранилища заблокированы</w:t>
             </w:r>
           </w:p>
         </w:tc>
@@ -3746,11 +3506,6 @@
             <w:pPr>
               <w:spacing w:after="0" w:line="360" w:lineRule="auto"/>
             </w:pPr>
-          </w:p>
-          <w:p>
-            <w:pPr>
-              <w:spacing w:after="0" w:line="360" w:lineRule="auto"/>
-            </w:pPr>
             <w:r>
               <w:t>4</w:t>
             </w:r>
@@ -3813,6 +3568,11 @@
             <w:pPr>
               <w:spacing w:after="0" w:line="360" w:lineRule="auto"/>
             </w:pPr>
+          </w:p>
+          <w:p>
+            <w:pPr>
+              <w:spacing w:after="0" w:line="360" w:lineRule="auto"/>
+            </w:pPr>
             <w:r>
               <w:t xml:space="preserve">3. Открывает хранилище </w:t>
             </w:r>
@@ -3824,30 +3584,20 @@
             <w:pPr>
               <w:spacing w:after="0" w:line="360" w:lineRule="auto"/>
             </w:pPr>
-          </w:p>
-          <w:p>
-            <w:pPr>
-              <w:spacing w:after="0" w:line="360" w:lineRule="auto"/>
-            </w:pPr>
-          </w:p>
-          <w:p>
-            <w:pPr>
-              <w:spacing w:after="0" w:line="360" w:lineRule="auto"/>
-            </w:pPr>
-          </w:p>
-          <w:p>
-            <w:pPr>
-              <w:spacing w:after="0" w:line="360" w:lineRule="auto"/>
-            </w:pPr>
             <w:r>
               <w:t>6</w:t>
             </w:r>
             <w:r>
-              <w:t xml:space="preserve">. Блокирует хранилище </w:t>
+              <w:t xml:space="preserve">. </w:t>
+            </w:r>
+            <w:bookmarkStart w:id="0" w:name="_GoBack"/>
+            <w:r>
+              <w:t xml:space="preserve">Блокирует хранилище </w:t>
             </w:r>
             <w:r>
               <w:t>карт</w:t>
             </w:r>
+            <w:bookmarkEnd w:id="0"/>
           </w:p>
         </w:tc>
       </w:tr>
@@ -3904,6 +3654,30 @@
               <w:spacing w:after="0" w:line="360" w:lineRule="auto"/>
             </w:pPr>
             <w:r>
+              <w:rPr>
+                <w:lang w:val="en-US"/>
+              </w:rPr>
+              <w:t>E</w:t>
+            </w:r>
+            <w:r>
+              <w:t>2,</w:t>
+            </w:r>
+            <w:r>
+              <w:rPr>
+                <w:lang w:val="en-US"/>
+              </w:rPr>
+              <w:t xml:space="preserve"> </w:t>
+            </w:r>
+            <w:r>
+              <w:rPr>
+                <w:lang w:val="en-US"/>
+              </w:rPr>
+              <w:t>E</w:t>
+            </w:r>
+            <w:r>
+              <w:t xml:space="preserve">3. </w:t>
+            </w:r>
+            <w:r>
               <w:t>При неисправности хранилища система выводит сигнал ошибки на дисплей</w:t>
             </w:r>
           </w:p>
@@ -3933,7 +3707,13 @@
               <w:spacing w:after="0" w:line="360" w:lineRule="auto"/>
             </w:pPr>
             <w:r>
-              <w:t>Банкомат неактивен, карта не вставлена, хранилище заблокировано</w:t>
+              <w:t>Кредитные карты изъяты, б</w:t>
+            </w:r>
+            <w:r>
+              <w:t>анкомат неактиве</w:t>
+            </w:r>
+            <w:r>
+              <w:t>н, карта не вставлена, хранилища заблокированы</w:t>
             </w:r>
           </w:p>
         </w:tc>
@@ -3987,7 +3767,7 @@
 </file>
 
 <file path=word/numbering.xml><?xml version="1.0" encoding="utf-8"?>
-<w:numbering xmlns:wpc="http://schemas.microsoft.com/office/word/2010/wordprocessingCanvas" xmlns:cx="http://schemas.microsoft.com/office/drawing/2014/chartex" xmlns:cx1="http://schemas.microsoft.com/office/drawing/2015/9/8/chartex" xmlns:cx2="http://schemas.microsoft.com/office/drawing/2015/10/21/chartex" xmlns:cx3="http://schemas.microsoft.com/office/drawing/2016/5/9/chartex" xmlns:cx4="http://schemas.microsoft.com/office/drawing/2016/5/10/chartex" xmlns:cx5="http://schemas.microsoft.com/office/drawing/2016/5/11/chartex" xmlns:cx6="http://schemas.microsoft.com/office/drawing/2016/5/12/chartex" xmlns:cx7="http://schemas.microsoft.com/office/drawing/2016/5/13/chartex" xmlns:cx8="http://schemas.microsoft.com/office/drawing/2016/5/14/chartex" xmlns:mc="http://schemas.openxmlformats.org/markup-compatibility/2006" xmlns:aink="http://schemas.microsoft.com/office/drawing/2016/ink" xmlns:am3d="http://schemas.microsoft.com/office/drawing/2017/model3d" xmlns:o="urn:schemas-microsoft-com:office:office" xmlns:r="http://schemas.openxmlformats.org/officeDocument/2006/relationships" xmlns:m="http://schemas.openxmlformats.org/officeDocument/2006/math" xmlns:v="urn:schemas-microsoft-com:vml" xmlns:wp14="http://schemas.microsoft.com/office/word/2010/wordprocessingDrawing" xmlns:wp="http://schemas.openxmlformats.org/drawingml/2006/wordprocessingDrawing" xmlns:w10="urn:schemas-microsoft-com:office:word" xmlns:w="http://schemas.openxmlformats.org/wordprocessingml/2006/main" xmlns:w14="http://schemas.microsoft.com/office/word/2010/wordml" xmlns:w15="http://schemas.microsoft.com/office/word/2012/wordml" xmlns:w16cex="http://schemas.microsoft.com/office/word/2018/wordml/cex" xmlns:w16cid="http://schemas.microsoft.com/office/word/2016/wordml/cid" xmlns:w16="http://schemas.microsoft.com/office/word/2018/wordml" xmlns:w16sdtdh="http://schemas.microsoft.com/office/word/2020/wordml/sdtdatahash" xmlns:w16se="http://schemas.microsoft.com/office/word/2015/wordml/symex" xmlns:wpg="http://schemas.microsoft.com/office/word/2010/wordprocessingGroup" xmlns:wpi="http://schemas.microsoft.com/office/word/2010/wordprocessingInk" xmlns:wne="http://schemas.microsoft.com/office/word/2006/wordml" xmlns:wps="http://schemas.microsoft.com/office/word/2010/wordprocessingShape" mc:Ignorable="w14 w15 w16se w16cid w16 w16cex w16sdtdh wp14">
+<w:numbering xmlns:wpc="http://schemas.microsoft.com/office/word/2010/wordprocessingCanvas" xmlns:cx="http://schemas.microsoft.com/office/drawing/2014/chartex" xmlns:mc="http://schemas.openxmlformats.org/markup-compatibility/2006" xmlns:o="urn:schemas-microsoft-com:office:office" xmlns:r="http://schemas.openxmlformats.org/officeDocument/2006/relationships" xmlns:m="http://schemas.openxmlformats.org/officeDocument/2006/math" xmlns:v="urn:schemas-microsoft-com:vml" xmlns:wp14="http://schemas.microsoft.com/office/word/2010/wordprocessingDrawing" xmlns:wp="http://schemas.openxmlformats.org/drawingml/2006/wordprocessingDrawing" xmlns:w10="urn:schemas-microsoft-com:office:word" xmlns:w="http://schemas.openxmlformats.org/wordprocessingml/2006/main" xmlns:w14="http://schemas.microsoft.com/office/word/2010/wordml" xmlns:w15="http://schemas.microsoft.com/office/word/2012/wordml" xmlns:w16se="http://schemas.microsoft.com/office/word/2015/wordml/symex" xmlns:wpg="http://schemas.microsoft.com/office/word/2010/wordprocessingGroup" xmlns:wpi="http://schemas.microsoft.com/office/word/2010/wordprocessingInk" xmlns:wne="http://schemas.microsoft.com/office/word/2006/wordml" xmlns:wps="http://schemas.microsoft.com/office/word/2010/wordprocessingShape" mc:Ignorable="w14 w15 w16se wp14">
   <w:abstractNum w:abstractNumId="0" w15:restartNumberingAfterBreak="0">
     <w:nsid w:val="105665CC"/>
     <w:multiLevelType w:val="hybridMultilevel"/>
@@ -4476,7 +4256,7 @@
 </file>
 
 <file path=word/styles.xml><?xml version="1.0" encoding="utf-8"?>
-<w:styles xmlns:mc="http://schemas.openxmlformats.org/markup-compatibility/2006" xmlns:r="http://schemas.openxmlformats.org/officeDocument/2006/relationships" xmlns:w="http://schemas.openxmlformats.org/wordprocessingml/2006/main" xmlns:w14="http://schemas.microsoft.com/office/word/2010/wordml" xmlns:w15="http://schemas.microsoft.com/office/word/2012/wordml" xmlns:w16cex="http://schemas.microsoft.com/office/word/2018/wordml/cex" xmlns:w16cid="http://schemas.microsoft.com/office/word/2016/wordml/cid" xmlns:w16="http://schemas.microsoft.com/office/word/2018/wordml" xmlns:w16sdtdh="http://schemas.microsoft.com/office/word/2020/wordml/sdtdatahash" xmlns:w16se="http://schemas.microsoft.com/office/word/2015/wordml/symex" mc:Ignorable="w14 w15 w16se w16cid w16 w16cex w16sdtdh">
+<w:styles xmlns:mc="http://schemas.openxmlformats.org/markup-compatibility/2006" xmlns:r="http://schemas.openxmlformats.org/officeDocument/2006/relationships" xmlns:w="http://schemas.openxmlformats.org/wordprocessingml/2006/main" xmlns:w14="http://schemas.microsoft.com/office/word/2010/wordml" xmlns:w15="http://schemas.microsoft.com/office/word/2012/wordml" xmlns:w16se="http://schemas.microsoft.com/office/word/2015/wordml/symex" mc:Ignorable="w14 w15 w16se">
   <w:docDefaults>
     <w:rPrDefault>
       <w:rPr>
@@ -4492,7 +4272,7 @@
       </w:pPr>
     </w:pPrDefault>
   </w:docDefaults>
-  <w:latentStyles w:defLockedState="0" w:defUIPriority="99" w:defSemiHidden="0" w:defUnhideWhenUsed="0" w:defQFormat="0" w:count="376">
+  <w:latentStyles w:defLockedState="0" w:defUIPriority="99" w:defSemiHidden="0" w:defUnhideWhenUsed="0" w:defQFormat="0" w:count="371">
     <w:lsdException w:name="Normal" w:uiPriority="0" w:qFormat="1"/>
     <w:lsdException w:name="heading 1" w:uiPriority="9" w:qFormat="1"/>
     <w:lsdException w:name="heading 2" w:semiHidden="1" w:uiPriority="9" w:unhideWhenUsed="1" w:qFormat="1"/>
@@ -4598,6 +4378,7 @@
     <w:lsdException w:name="HTML Sample" w:semiHidden="1" w:unhideWhenUsed="1"/>
     <w:lsdException w:name="HTML Typewriter" w:semiHidden="1" w:unhideWhenUsed="1"/>
     <w:lsdException w:name="HTML Variable" w:semiHidden="1" w:unhideWhenUsed="1"/>
+    <w:lsdException w:name="Normal Table" w:semiHidden="1" w:unhideWhenUsed="1"/>
     <w:lsdException w:name="annotation subject" w:semiHidden="1" w:unhideWhenUsed="1"/>
     <w:lsdException w:name="No List" w:semiHidden="1" w:unhideWhenUsed="1"/>
     <w:lsdException w:name="Outline List 1" w:semiHidden="1" w:unhideWhenUsed="1"/>
@@ -4640,8 +4421,11 @@
     <w:lsdException w:name="Table Contemporary" w:semiHidden="1" w:unhideWhenUsed="1"/>
     <w:lsdException w:name="Table Elegant" w:semiHidden="1" w:unhideWhenUsed="1"/>
     <w:lsdException w:name="Table Professional" w:semiHidden="1" w:unhideWhenUsed="1"/>
+    <w:lsdException w:name="Table Subtle 1" w:semiHidden="1" w:unhideWhenUsed="1"/>
     <w:lsdException w:name="Table Subtle 2" w:semiHidden="1" w:unhideWhenUsed="1"/>
     <w:lsdException w:name="Table Web 1" w:semiHidden="1" w:unhideWhenUsed="1"/>
+    <w:lsdException w:name="Table Web 2" w:semiHidden="1" w:unhideWhenUsed="1"/>
+    <w:lsdException w:name="Table Web 3" w:semiHidden="1" w:unhideWhenUsed="1"/>
     <w:lsdException w:name="Balloon Text" w:semiHidden="1" w:unhideWhenUsed="1"/>
     <w:lsdException w:name="Table Grid" w:uiPriority="59"/>
     <w:lsdException w:name="Table Theme" w:semiHidden="1" w:unhideWhenUsed="1"/>
@@ -4860,11 +4644,6 @@
     <w:lsdException w:name="List Table 5 Dark Accent 6" w:uiPriority="50"/>
     <w:lsdException w:name="List Table 6 Colorful Accent 6" w:uiPriority="51"/>
     <w:lsdException w:name="List Table 7 Colorful Accent 6" w:uiPriority="52"/>
-    <w:lsdException w:name="Mention" w:semiHidden="1" w:unhideWhenUsed="1"/>
-    <w:lsdException w:name="Smart Hyperlink" w:semiHidden="1" w:unhideWhenUsed="1"/>
-    <w:lsdException w:name="Hashtag" w:semiHidden="1" w:unhideWhenUsed="1"/>
-    <w:lsdException w:name="Unresolved Mention" w:semiHidden="1" w:unhideWhenUsed="1"/>
-    <w:lsdException w:name="Smart Link" w:semiHidden="1" w:unhideWhenUsed="1"/>
   </w:latentStyles>
   <w:style w:type="paragraph" w:default="1" w:styleId="a">
     <w:name w:val="Normal"/>

--- a/папс/Банкомат/Банкомат_сценарий.docx
+++ b/папс/Банкомат/Банкомат_сценарий.docx
@@ -1,6 +1,6 @@
 
 <file path=word/document.xml><?xml version="1.0" encoding="utf-8"?>
-<w:document xmlns:wpc="http://schemas.microsoft.com/office/word/2010/wordprocessingCanvas" xmlns:cx="http://schemas.microsoft.com/office/drawing/2014/chartex" xmlns:mc="http://schemas.openxmlformats.org/markup-compatibility/2006" xmlns:o="urn:schemas-microsoft-com:office:office" xmlns:r="http://schemas.openxmlformats.org/officeDocument/2006/relationships" xmlns:m="http://schemas.openxmlformats.org/officeDocument/2006/math" xmlns:v="urn:schemas-microsoft-com:vml" xmlns:wp14="http://schemas.microsoft.com/office/word/2010/wordprocessingDrawing" xmlns:wp="http://schemas.openxmlformats.org/drawingml/2006/wordprocessingDrawing" xmlns:w10="urn:schemas-microsoft-com:office:word" xmlns:w="http://schemas.openxmlformats.org/wordprocessingml/2006/main" xmlns:w14="http://schemas.microsoft.com/office/word/2010/wordml" xmlns:w15="http://schemas.microsoft.com/office/word/2012/wordml" xmlns:w16se="http://schemas.microsoft.com/office/word/2015/wordml/symex" xmlns:wpg="http://schemas.microsoft.com/office/word/2010/wordprocessingGroup" xmlns:wpi="http://schemas.microsoft.com/office/word/2010/wordprocessingInk" xmlns:wne="http://schemas.microsoft.com/office/word/2006/wordml" xmlns:wps="http://schemas.microsoft.com/office/word/2010/wordprocessingShape" mc:Ignorable="w14 w15 w16se wp14">
+<w:document xmlns:wpc="http://schemas.microsoft.com/office/word/2010/wordprocessingCanvas" xmlns:cx="http://schemas.microsoft.com/office/drawing/2014/chartex" xmlns:cx1="http://schemas.microsoft.com/office/drawing/2015/9/8/chartex" xmlns:cx2="http://schemas.microsoft.com/office/drawing/2015/10/21/chartex" xmlns:cx3="http://schemas.microsoft.com/office/drawing/2016/5/9/chartex" xmlns:cx4="http://schemas.microsoft.com/office/drawing/2016/5/10/chartex" xmlns:cx5="http://schemas.microsoft.com/office/drawing/2016/5/11/chartex" xmlns:cx6="http://schemas.microsoft.com/office/drawing/2016/5/12/chartex" xmlns:cx7="http://schemas.microsoft.com/office/drawing/2016/5/13/chartex" xmlns:cx8="http://schemas.microsoft.com/office/drawing/2016/5/14/chartex" xmlns:mc="http://schemas.openxmlformats.org/markup-compatibility/2006" xmlns:aink="http://schemas.microsoft.com/office/drawing/2016/ink" xmlns:am3d="http://schemas.microsoft.com/office/drawing/2017/model3d" xmlns:o="urn:schemas-microsoft-com:office:office" xmlns:r="http://schemas.openxmlformats.org/officeDocument/2006/relationships" xmlns:m="http://schemas.openxmlformats.org/officeDocument/2006/math" xmlns:v="urn:schemas-microsoft-com:vml" xmlns:wp14="http://schemas.microsoft.com/office/word/2010/wordprocessingDrawing" xmlns:wp="http://schemas.openxmlformats.org/drawingml/2006/wordprocessingDrawing" xmlns:w10="urn:schemas-microsoft-com:office:word" xmlns:w="http://schemas.openxmlformats.org/wordprocessingml/2006/main" xmlns:w14="http://schemas.microsoft.com/office/word/2010/wordml" xmlns:w15="http://schemas.microsoft.com/office/word/2012/wordml" xmlns:w16cex="http://schemas.microsoft.com/office/word/2018/wordml/cex" xmlns:w16cid="http://schemas.microsoft.com/office/word/2016/wordml/cid" xmlns:w16="http://schemas.microsoft.com/office/word/2018/wordml" xmlns:w16sdtdh="http://schemas.microsoft.com/office/word/2020/wordml/sdtdatahash" xmlns:w16se="http://schemas.microsoft.com/office/word/2015/wordml/symex" xmlns:wpg="http://schemas.microsoft.com/office/word/2010/wordprocessingGroup" xmlns:wpi="http://schemas.microsoft.com/office/word/2010/wordprocessingInk" xmlns:wne="http://schemas.microsoft.com/office/word/2006/wordml" xmlns:wps="http://schemas.microsoft.com/office/word/2010/wordprocessingShape" mc:Ignorable="w14 w15 w16se w16cid w16 w16cex w16sdtdh wp14">
   <w:body>
     <w:p>
       <w:pPr>
@@ -875,7 +875,7 @@
               <w:t>1</w:t>
             </w:r>
             <w:r>
-              <w:t>4</w:t>
+              <w:t>6</w:t>
             </w:r>
             <w:r>
               <w:t>. Выбирает, нужно ли печатать справку</w:t>
@@ -909,7 +909,7 @@
               <w:t>1</w:t>
             </w:r>
             <w:r>
-              <w:t>7</w:t>
+              <w:t>9</w:t>
             </w:r>
             <w:r>
               <w:t>. Забирает карту</w:t>
@@ -991,17 +991,22 @@
               <w:spacing w:after="0" w:line="360" w:lineRule="auto"/>
             </w:pPr>
             <w:r>
+              <w:t>14. Сохраняет значение остатка в памяти для справки</w:t>
+            </w:r>
+          </w:p>
+          <w:p>
+            <w:pPr>
+              <w:spacing w:after="0" w:line="360" w:lineRule="auto"/>
+            </w:pPr>
+            <w:r>
+              <w:lastRenderedPageBreak/>
               <w:t>1</w:t>
             </w:r>
             <w:r>
-              <w:t>3</w:t>
-            </w:r>
-            <w:r>
-              <w:t xml:space="preserve">. Выводит на дисплей вопрос, </w:t>
-            </w:r>
-            <w:r>
-              <w:lastRenderedPageBreak/>
-              <w:t>нужно ли печатать справку</w:t>
+              <w:t>5</w:t>
+            </w:r>
+            <w:r>
+              <w:t>. Выводит на дисплей вопрос, нужно ли печатать справку</w:t>
             </w:r>
           </w:p>
           <w:p>
@@ -1022,7 +1027,7 @@
               <w:t>1</w:t>
             </w:r>
             <w:r>
-              <w:t>5</w:t>
+              <w:t>7</w:t>
             </w:r>
             <w:r>
               <w:t>. Ждёт 20 секунд</w:t>
@@ -1036,7 +1041,7 @@
               <w:t>1</w:t>
             </w:r>
             <w:r>
-              <w:t>6</w:t>
+              <w:t>8</w:t>
             </w:r>
             <w:r>
               <w:t>. Выводит сообщение «Выньте карту» на дисплей</w:t>
@@ -1146,7 +1151,6 @@
               <w:spacing w:after="0" w:line="360" w:lineRule="auto"/>
             </w:pPr>
             <w:r>
-              <w:lastRenderedPageBreak/>
               <w:t>Альтернативный поток</w:t>
             </w:r>
           </w:p>
@@ -1167,13 +1171,7 @@
               <w:t xml:space="preserve"> </w:t>
             </w:r>
             <w:r>
-              <w:t>Клиент набрал</w:t>
-            </w:r>
-            <w:r>
-              <w:t xml:space="preserve"> неверный</w:t>
-            </w:r>
-            <w:r>
-              <w:t xml:space="preserve"> код</w:t>
+              <w:t>Клиент набрал неверный код</w:t>
             </w:r>
             <w:r>
               <w:t xml:space="preserve"> меньше 3 раз, </w:t>
@@ -1240,16 +1238,7 @@
               <w:t xml:space="preserve">. </w:t>
             </w:r>
             <w:r>
-              <w:t xml:space="preserve">Клиент набрал неверный код </w:t>
-            </w:r>
-            <w:r>
-              <w:t>больше</w:t>
-            </w:r>
-            <w:r>
-              <w:t xml:space="preserve"> 3 раз</w:t>
-            </w:r>
-            <w:r>
-              <w:t>, к</w:t>
+              <w:t>Клиент набрал неверный код больше 3 раз, к</w:t>
             </w:r>
             <w:r>
               <w:t>арта помещается в хранилище</w:t>
@@ -1263,7 +1252,7 @@
               <w:rPr>
                 <w:lang w:val="en-US"/>
               </w:rPr>
-              <w:t>A</w:t>
+              <w:t>E</w:t>
             </w:r>
             <w:r>
               <w:t>10</w:t>
@@ -1805,144 +1794,174 @@
             <w:pPr>
               <w:spacing w:after="0" w:line="360" w:lineRule="auto"/>
             </w:pPr>
+          </w:p>
+          <w:p>
+            <w:pPr>
+              <w:spacing w:after="0" w:line="360" w:lineRule="auto"/>
+            </w:pPr>
+          </w:p>
+          <w:p>
+            <w:pPr>
+              <w:spacing w:after="0" w:line="360" w:lineRule="auto"/>
+            </w:pPr>
+          </w:p>
+          <w:p>
+            <w:pPr>
+              <w:spacing w:after="0" w:line="360" w:lineRule="auto"/>
+            </w:pPr>
+            <w:r>
+              <w:t>20</w:t>
+            </w:r>
+            <w:r>
+              <w:t>. Забирает карту</w:t>
+            </w:r>
+          </w:p>
+        </w:tc>
+        <w:tc>
+          <w:tcPr>
+            <w:tcW w:w="2268" w:type="dxa"/>
+          </w:tcPr>
+          <w:p>
+            <w:pPr>
+              <w:spacing w:after="0" w:line="360" w:lineRule="auto"/>
+            </w:pPr>
+            <w:r>
+              <w:t xml:space="preserve">2. Распознает карту </w:t>
+            </w:r>
+          </w:p>
+          <w:p>
+            <w:pPr>
+              <w:spacing w:after="0" w:line="360" w:lineRule="auto"/>
+            </w:pPr>
+            <w:r>
+              <w:t xml:space="preserve">3. Приглашает вести код </w:t>
+            </w:r>
+          </w:p>
+          <w:p>
+            <w:pPr>
+              <w:spacing w:after="0" w:line="360" w:lineRule="auto"/>
+            </w:pPr>
+            <w:r>
+              <w:t>5. Проверяет введенный код</w:t>
+            </w:r>
+          </w:p>
+          <w:p>
+            <w:pPr>
+              <w:spacing w:after="0" w:line="360" w:lineRule="auto"/>
+            </w:pPr>
+            <w:r>
+              <w:t xml:space="preserve">6. Оповещает об успешном входе в систему </w:t>
+            </w:r>
+          </w:p>
+          <w:p>
+            <w:pPr>
+              <w:spacing w:after="0" w:line="360" w:lineRule="auto"/>
+            </w:pPr>
+            <w:r>
+              <w:t>7. Показывает возможность снять наличные или узнать остаток по счёту</w:t>
+            </w:r>
+          </w:p>
+          <w:p>
+            <w:pPr>
+              <w:spacing w:after="0" w:line="360" w:lineRule="auto"/>
+            </w:pPr>
+            <w:r>
+              <w:t>9</w:t>
+            </w:r>
+            <w:r>
+              <w:t xml:space="preserve">. </w:t>
+            </w:r>
+            <w:r>
+              <w:t>Выводит на дисплей просьбу выбрать сумму денег для съёма</w:t>
+            </w:r>
+          </w:p>
+          <w:p>
+            <w:pPr>
+              <w:spacing w:after="0" w:line="360" w:lineRule="auto"/>
+            </w:pPr>
+            <w:r>
+              <w:t>11</w:t>
+            </w:r>
+            <w:r>
+              <w:t>. Выводит на дисплей вопрос, нужно ли печатать справку</w:t>
+            </w:r>
+          </w:p>
+          <w:p>
+            <w:pPr>
+              <w:spacing w:after="0" w:line="360" w:lineRule="auto"/>
+            </w:pPr>
+            <w:r>
+              <w:t>13</w:t>
+            </w:r>
+            <w:r>
+              <w:t>. Посылает запрос на снятие суммы</w:t>
+            </w:r>
+          </w:p>
+          <w:p>
+            <w:pPr>
+              <w:spacing w:after="0" w:line="360" w:lineRule="auto"/>
+            </w:pPr>
+          </w:p>
+          <w:p>
+            <w:pPr>
+              <w:spacing w:after="0" w:line="360" w:lineRule="auto"/>
+            </w:pPr>
             <w:r>
               <w:t>1</w:t>
             </w:r>
             <w:r>
+              <w:t>6</w:t>
+            </w:r>
+            <w:r>
+              <w:t>. Проверяет наличие нужной су</w:t>
+            </w:r>
+            <w:r>
+              <w:t>ммы денег в хранилище</w:t>
+            </w:r>
+          </w:p>
+          <w:p>
+            <w:pPr>
+              <w:spacing w:after="0" w:line="360" w:lineRule="auto"/>
+            </w:pPr>
+            <w:r>
+              <w:t>1</w:t>
+            </w:r>
+            <w:r>
+              <w:t>7</w:t>
+            </w:r>
+            <w:r>
+              <w:t xml:space="preserve">. Сохраняет значение </w:t>
+            </w:r>
+            <w:r>
+              <w:t>суммы</w:t>
+            </w:r>
+            <w:r>
+              <w:t xml:space="preserve"> в памяти для справки</w:t>
+            </w:r>
+          </w:p>
+          <w:p>
+            <w:pPr>
+              <w:spacing w:after="0" w:line="360" w:lineRule="auto"/>
+            </w:pPr>
+            <w:r>
+              <w:t>1</w:t>
+            </w:r>
+            <w:r>
+              <w:t>8</w:t>
+            </w:r>
+            <w:r>
+              <w:t>. Выдаёт деньги в лоток</w:t>
+            </w:r>
+          </w:p>
+          <w:p>
+            <w:pPr>
+              <w:spacing w:after="0" w:line="360" w:lineRule="auto"/>
+            </w:pPr>
+            <w:r>
+              <w:t>1</w:t>
+            </w:r>
+            <w:r>
               <w:t>9</w:t>
-            </w:r>
-            <w:r>
-              <w:t>. Забирает карту</w:t>
-            </w:r>
-          </w:p>
-        </w:tc>
-        <w:tc>
-          <w:tcPr>
-            <w:tcW w:w="2268" w:type="dxa"/>
-          </w:tcPr>
-          <w:p>
-            <w:pPr>
-              <w:spacing w:after="0" w:line="360" w:lineRule="auto"/>
-            </w:pPr>
-            <w:r>
-              <w:lastRenderedPageBreak/>
-              <w:t xml:space="preserve">2. Распознает карту </w:t>
-            </w:r>
-          </w:p>
-          <w:p>
-            <w:pPr>
-              <w:spacing w:after="0" w:line="360" w:lineRule="auto"/>
-            </w:pPr>
-            <w:r>
-              <w:t xml:space="preserve">3. Приглашает вести код </w:t>
-            </w:r>
-          </w:p>
-          <w:p>
-            <w:pPr>
-              <w:spacing w:after="0" w:line="360" w:lineRule="auto"/>
-            </w:pPr>
-            <w:r>
-              <w:t>5. Проверяет введенный код</w:t>
-            </w:r>
-          </w:p>
-          <w:p>
-            <w:pPr>
-              <w:spacing w:after="0" w:line="360" w:lineRule="auto"/>
-            </w:pPr>
-            <w:r>
-              <w:lastRenderedPageBreak/>
-              <w:t xml:space="preserve">6. Оповещает об успешном входе в систему </w:t>
-            </w:r>
-          </w:p>
-          <w:p>
-            <w:pPr>
-              <w:spacing w:after="0" w:line="360" w:lineRule="auto"/>
-            </w:pPr>
-            <w:r>
-              <w:t>7. Показывает возможность снять наличные или узнать остаток по счёту</w:t>
-            </w:r>
-          </w:p>
-          <w:p>
-            <w:pPr>
-              <w:spacing w:after="0" w:line="360" w:lineRule="auto"/>
-            </w:pPr>
-            <w:r>
-              <w:t>9</w:t>
-            </w:r>
-            <w:r>
-              <w:t xml:space="preserve">. </w:t>
-            </w:r>
-            <w:r>
-              <w:t>Выводит на дисплей просьбу выбрать сумму денег для съёма</w:t>
-            </w:r>
-          </w:p>
-          <w:p>
-            <w:pPr>
-              <w:spacing w:after="0" w:line="360" w:lineRule="auto"/>
-            </w:pPr>
-            <w:r>
-              <w:t>11</w:t>
-            </w:r>
-            <w:r>
-              <w:t>. Выводит на дисплей вопрос, нужно ли печатать справку</w:t>
-            </w:r>
-          </w:p>
-          <w:p>
-            <w:pPr>
-              <w:spacing w:after="0" w:line="360" w:lineRule="auto"/>
-            </w:pPr>
-            <w:r>
-              <w:t>13</w:t>
-            </w:r>
-            <w:r>
-              <w:t>. Посылает запрос на снятие суммы</w:t>
-            </w:r>
-          </w:p>
-          <w:p>
-            <w:pPr>
-              <w:spacing w:after="0" w:line="360" w:lineRule="auto"/>
-            </w:pPr>
-          </w:p>
-          <w:p>
-            <w:pPr>
-              <w:spacing w:after="0" w:line="360" w:lineRule="auto"/>
-            </w:pPr>
-            <w:r>
-              <w:t>1</w:t>
-            </w:r>
-            <w:r>
-              <w:t>6</w:t>
-            </w:r>
-            <w:r>
-              <w:t>. Проверяет наличие нужной су</w:t>
-            </w:r>
-            <w:r>
-              <w:t>ммы денег в хранилище</w:t>
-            </w:r>
-          </w:p>
-          <w:p>
-            <w:pPr>
-              <w:spacing w:after="0" w:line="360" w:lineRule="auto"/>
-            </w:pPr>
-            <w:r>
-              <w:t>1</w:t>
-            </w:r>
-            <w:r>
-              <w:t>7</w:t>
-            </w:r>
-            <w:r>
-              <w:t>. Выдаёт деньги в лоток</w:t>
-            </w:r>
-          </w:p>
-          <w:p>
-            <w:pPr>
-              <w:spacing w:after="0" w:line="360" w:lineRule="auto"/>
-            </w:pPr>
-            <w:r>
-              <w:t>1</w:t>
-            </w:r>
-            <w:r>
-              <w:t>8</w:t>
             </w:r>
             <w:r>
               <w:t>. Выводит сообщение «Выньте карту» на дисплей</w:t>
@@ -2222,35 +2241,22 @@
               <w:rPr>
                 <w:lang w:val="en-US"/>
               </w:rPr>
-              <w:lastRenderedPageBreak/>
               <w:t>E</w:t>
             </w:r>
             <w:r>
-              <w:t>10</w:t>
-            </w:r>
-            <w:r>
-              <w:t>.1.</w:t>
+              <w:t>10.1.</w:t>
             </w:r>
             <w:r>
               <w:t xml:space="preserve"> </w:t>
             </w:r>
             <w:r>
-              <w:t xml:space="preserve">Центральный компьютер не выдает разрешения на </w:t>
-            </w:r>
-            <w:r>
-              <w:t>снятие денег</w:t>
-            </w:r>
-            <w:r>
-              <w:t>, система выводит на экран сообщение от центрального компьютера,</w:t>
+              <w:t>Центральный компьютер не выдает разрешения на снятие денег, система выводит на экран сообщение от центрального компьютера,</w:t>
             </w:r>
             <w:r>
               <w:t xml:space="preserve"> </w:t>
             </w:r>
             <w:r>
-              <w:t>дисплей возвращается в состояние</w:t>
-            </w:r>
-            <w:r>
-              <w:t xml:space="preserve"> показа опций</w:t>
+              <w:t>дисплей возвращается в состояние показа опций</w:t>
             </w:r>
           </w:p>
           <w:p>
@@ -2270,40 +2276,21 @@
               <w:t>6</w:t>
             </w:r>
             <w:r>
-              <w:t xml:space="preserve"> </w:t>
-            </w:r>
-            <w:r>
-              <w:t>хранилище нет нужной суммы денег, с</w:t>
-            </w:r>
-            <w:r>
-              <w:t>истема выводит на экран сообщение о нехватке денег</w:t>
-            </w:r>
-            <w:r>
-              <w:t>, д</w:t>
-            </w:r>
-            <w:r>
-              <w:t xml:space="preserve">исплей возвращается </w:t>
-            </w:r>
-            <w:r>
-              <w:t>в состояние</w:t>
-            </w:r>
-            <w:r>
-              <w:t xml:space="preserve"> показа опции</w:t>
-            </w:r>
-          </w:p>
-        </w:tc>
-      </w:tr>
-      <w:tr>
-        <w:tc>
-          <w:tcPr>
-            <w:tcW w:w="2405" w:type="dxa"/>
-          </w:tcPr>
-          <w:p>
-            <w:pPr>
-              <w:spacing w:after="0" w:line="360" w:lineRule="auto"/>
-            </w:pPr>
-            <w:r>
-              <w:lastRenderedPageBreak/>
+              <w:t xml:space="preserve"> хранилище нет нужной суммы денег, система выводит на экран сообщение о нехватке денег, дисплей возвращается в состояние показа опции</w:t>
+            </w:r>
+          </w:p>
+        </w:tc>
+      </w:tr>
+      <w:tr>
+        <w:tc>
+          <w:tcPr>
+            <w:tcW w:w="2405" w:type="dxa"/>
+          </w:tcPr>
+          <w:p>
+            <w:pPr>
+              <w:spacing w:after="0" w:line="360" w:lineRule="auto"/>
+            </w:pPr>
+            <w:r>
               <w:t>Постусловие</w:t>
             </w:r>
           </w:p>
@@ -2734,16 +2721,7 @@
               <w:spacing w:after="0" w:line="360" w:lineRule="auto"/>
             </w:pPr>
             <w:r>
-              <w:t>Б</w:t>
-            </w:r>
-            <w:r>
-              <w:t>анкомат выдал деньги</w:t>
-            </w:r>
-            <w:r>
-              <w:t>, клиент получил деньги</w:t>
-            </w:r>
-            <w:r>
-              <w:t>, карта не вставлена</w:t>
+              <w:t>Банкомат выдал деньги, клиент получил деньги, карта не вставлена</w:t>
             </w:r>
           </w:p>
         </w:tc>
@@ -2883,6 +2861,7 @@
               <w:spacing w:after="0" w:line="360" w:lineRule="auto"/>
             </w:pPr>
             <w:r>
+              <w:lastRenderedPageBreak/>
               <w:t>Краткое описание</w:t>
             </w:r>
           </w:p>
@@ -3037,7 +3016,6 @@
               <w:spacing w:after="0" w:line="360" w:lineRule="auto"/>
             </w:pPr>
             <w:r>
-              <w:lastRenderedPageBreak/>
               <w:t>4</w:t>
             </w:r>
             <w:r>
@@ -3062,7 +3040,6 @@
               <w:spacing w:after="0" w:line="360" w:lineRule="auto"/>
             </w:pPr>
             <w:r>
-              <w:lastRenderedPageBreak/>
               <w:t>2. Открывает хранилище денег</w:t>
             </w:r>
           </w:p>
@@ -3071,7 +3048,6 @@
               <w:spacing w:after="0" w:line="360" w:lineRule="auto"/>
             </w:pPr>
             <w:r>
-              <w:lastRenderedPageBreak/>
               <w:t xml:space="preserve">3. Открывает хранилище </w:t>
             </w:r>
             <w:r>
@@ -3101,7 +3077,6 @@
               <w:spacing w:after="0" w:line="360" w:lineRule="auto"/>
             </w:pPr>
             <w:r>
-              <w:lastRenderedPageBreak/>
               <w:t>Альтернативный поток</w:t>
             </w:r>
           </w:p>
@@ -3154,10 +3129,16 @@
               <w:t>2</w:t>
             </w:r>
             <w:r>
+              <w:t xml:space="preserve">, </w:t>
+            </w:r>
+            <w:r>
               <w:rPr>
                 <w:lang w:val="en-US"/>
               </w:rPr>
-              <w:t>, E3</w:t>
+              <w:t>E</w:t>
+            </w:r>
+            <w:r>
+              <w:t>3</w:t>
             </w:r>
             <w:r>
               <w:t xml:space="preserve">. </w:t>
@@ -3588,16 +3569,11 @@
               <w:t>6</w:t>
             </w:r>
             <w:r>
-              <w:t xml:space="preserve">. </w:t>
-            </w:r>
-            <w:bookmarkStart w:id="0" w:name="_GoBack"/>
-            <w:r>
-              <w:t xml:space="preserve">Блокирует хранилище </w:t>
+              <w:t xml:space="preserve">. Блокирует хранилище </w:t>
             </w:r>
             <w:r>
               <w:t>карт</w:t>
             </w:r>
-            <w:bookmarkEnd w:id="0"/>
           </w:p>
         </w:tc>
       </w:tr>
@@ -3663,9 +3639,6 @@
               <w:t>2,</w:t>
             </w:r>
             <w:r>
-              <w:rPr>
-                <w:lang w:val="en-US"/>
-              </w:rPr>
               <w:t xml:space="preserve"> </w:t>
             </w:r>
             <w:r>
@@ -3728,6 +3701,7 @@
               <w:spacing w:after="0" w:line="360" w:lineRule="auto"/>
             </w:pPr>
             <w:r>
+              <w:lastRenderedPageBreak/>
               <w:t>Точка расширения (если есть)</w:t>
             </w:r>
           </w:p>
@@ -3767,7 +3741,7 @@
 </file>
 
 <file path=word/numbering.xml><?xml version="1.0" encoding="utf-8"?>
-<w:numbering xmlns:wpc="http://schemas.microsoft.com/office/word/2010/wordprocessingCanvas" xmlns:cx="http://schemas.microsoft.com/office/drawing/2014/chartex" xmlns:mc="http://schemas.openxmlformats.org/markup-compatibility/2006" xmlns:o="urn:schemas-microsoft-com:office:office" xmlns:r="http://schemas.openxmlformats.org/officeDocument/2006/relationships" xmlns:m="http://schemas.openxmlformats.org/officeDocument/2006/math" xmlns:v="urn:schemas-microsoft-com:vml" xmlns:wp14="http://schemas.microsoft.com/office/word/2010/wordprocessingDrawing" xmlns:wp="http://schemas.openxmlformats.org/drawingml/2006/wordprocessingDrawing" xmlns:w10="urn:schemas-microsoft-com:office:word" xmlns:w="http://schemas.openxmlformats.org/wordprocessingml/2006/main" xmlns:w14="http://schemas.microsoft.com/office/word/2010/wordml" xmlns:w15="http://schemas.microsoft.com/office/word/2012/wordml" xmlns:w16se="http://schemas.microsoft.com/office/word/2015/wordml/symex" xmlns:wpg="http://schemas.microsoft.com/office/word/2010/wordprocessingGroup" xmlns:wpi="http://schemas.microsoft.com/office/word/2010/wordprocessingInk" xmlns:wne="http://schemas.microsoft.com/office/word/2006/wordml" xmlns:wps="http://schemas.microsoft.com/office/word/2010/wordprocessingShape" mc:Ignorable="w14 w15 w16se wp14">
+<w:numbering xmlns:wpc="http://schemas.microsoft.com/office/word/2010/wordprocessingCanvas" xmlns:cx="http://schemas.microsoft.com/office/drawing/2014/chartex" xmlns:cx1="http://schemas.microsoft.com/office/drawing/2015/9/8/chartex" xmlns:cx2="http://schemas.microsoft.com/office/drawing/2015/10/21/chartex" xmlns:cx3="http://schemas.microsoft.com/office/drawing/2016/5/9/chartex" xmlns:cx4="http://schemas.microsoft.com/office/drawing/2016/5/10/chartex" xmlns:cx5="http://schemas.microsoft.com/office/drawing/2016/5/11/chartex" xmlns:cx6="http://schemas.microsoft.com/office/drawing/2016/5/12/chartex" xmlns:cx7="http://schemas.microsoft.com/office/drawing/2016/5/13/chartex" xmlns:cx8="http://schemas.microsoft.com/office/drawing/2016/5/14/chartex" xmlns:mc="http://schemas.openxmlformats.org/markup-compatibility/2006" xmlns:aink="http://schemas.microsoft.com/office/drawing/2016/ink" xmlns:am3d="http://schemas.microsoft.com/office/drawing/2017/model3d" xmlns:o="urn:schemas-microsoft-com:office:office" xmlns:r="http://schemas.openxmlformats.org/officeDocument/2006/relationships" xmlns:m="http://schemas.openxmlformats.org/officeDocument/2006/math" xmlns:v="urn:schemas-microsoft-com:vml" xmlns:wp14="http://schemas.microsoft.com/office/word/2010/wordprocessingDrawing" xmlns:wp="http://schemas.openxmlformats.org/drawingml/2006/wordprocessingDrawing" xmlns:w10="urn:schemas-microsoft-com:office:word" xmlns:w="http://schemas.openxmlformats.org/wordprocessingml/2006/main" xmlns:w14="http://schemas.microsoft.com/office/word/2010/wordml" xmlns:w15="http://schemas.microsoft.com/office/word/2012/wordml" xmlns:w16cex="http://schemas.microsoft.com/office/word/2018/wordml/cex" xmlns:w16cid="http://schemas.microsoft.com/office/word/2016/wordml/cid" xmlns:w16="http://schemas.microsoft.com/office/word/2018/wordml" xmlns:w16sdtdh="http://schemas.microsoft.com/office/word/2020/wordml/sdtdatahash" xmlns:w16se="http://schemas.microsoft.com/office/word/2015/wordml/symex" xmlns:wpg="http://schemas.microsoft.com/office/word/2010/wordprocessingGroup" xmlns:wpi="http://schemas.microsoft.com/office/word/2010/wordprocessingInk" xmlns:wne="http://schemas.microsoft.com/office/word/2006/wordml" xmlns:wps="http://schemas.microsoft.com/office/word/2010/wordprocessingShape" mc:Ignorable="w14 w15 w16se w16cid w16 w16cex w16sdtdh wp14">
   <w:abstractNum w:abstractNumId="0" w15:restartNumberingAfterBreak="0">
     <w:nsid w:val="105665CC"/>
     <w:multiLevelType w:val="hybridMultilevel"/>
@@ -4256,7 +4230,7 @@
 </file>
 
 <file path=word/styles.xml><?xml version="1.0" encoding="utf-8"?>
-<w:styles xmlns:mc="http://schemas.openxmlformats.org/markup-compatibility/2006" xmlns:r="http://schemas.openxmlformats.org/officeDocument/2006/relationships" xmlns:w="http://schemas.openxmlformats.org/wordprocessingml/2006/main" xmlns:w14="http://schemas.microsoft.com/office/word/2010/wordml" xmlns:w15="http://schemas.microsoft.com/office/word/2012/wordml" xmlns:w16se="http://schemas.microsoft.com/office/word/2015/wordml/symex" mc:Ignorable="w14 w15 w16se">
+<w:styles xmlns:mc="http://schemas.openxmlformats.org/markup-compatibility/2006" xmlns:r="http://schemas.openxmlformats.org/officeDocument/2006/relationships" xmlns:w="http://schemas.openxmlformats.org/wordprocessingml/2006/main" xmlns:w14="http://schemas.microsoft.com/office/word/2010/wordml" xmlns:w15="http://schemas.microsoft.com/office/word/2012/wordml" xmlns:w16cex="http://schemas.microsoft.com/office/word/2018/wordml/cex" xmlns:w16cid="http://schemas.microsoft.com/office/word/2016/wordml/cid" xmlns:w16="http://schemas.microsoft.com/office/word/2018/wordml" xmlns:w16sdtdh="http://schemas.microsoft.com/office/word/2020/wordml/sdtdatahash" xmlns:w16se="http://schemas.microsoft.com/office/word/2015/wordml/symex" mc:Ignorable="w14 w15 w16se w16cid w16 w16cex w16sdtdh">
   <w:docDefaults>
     <w:rPrDefault>
       <w:rPr>
@@ -4272,7 +4246,7 @@
       </w:pPr>
     </w:pPrDefault>
   </w:docDefaults>
-  <w:latentStyles w:defLockedState="0" w:defUIPriority="99" w:defSemiHidden="0" w:defUnhideWhenUsed="0" w:defQFormat="0" w:count="371">
+  <w:latentStyles w:defLockedState="0" w:defUIPriority="99" w:defSemiHidden="0" w:defUnhideWhenUsed="0" w:defQFormat="0" w:count="376">
     <w:lsdException w:name="Normal" w:uiPriority="0" w:qFormat="1"/>
     <w:lsdException w:name="heading 1" w:uiPriority="9" w:qFormat="1"/>
     <w:lsdException w:name="heading 2" w:semiHidden="1" w:uiPriority="9" w:unhideWhenUsed="1" w:qFormat="1"/>
@@ -4378,7 +4352,6 @@
     <w:lsdException w:name="HTML Sample" w:semiHidden="1" w:unhideWhenUsed="1"/>
     <w:lsdException w:name="HTML Typewriter" w:semiHidden="1" w:unhideWhenUsed="1"/>
     <w:lsdException w:name="HTML Variable" w:semiHidden="1" w:unhideWhenUsed="1"/>
-    <w:lsdException w:name="Normal Table" w:semiHidden="1" w:unhideWhenUsed="1"/>
     <w:lsdException w:name="annotation subject" w:semiHidden="1" w:unhideWhenUsed="1"/>
     <w:lsdException w:name="No List" w:semiHidden="1" w:unhideWhenUsed="1"/>
     <w:lsdException w:name="Outline List 1" w:semiHidden="1" w:unhideWhenUsed="1"/>
@@ -4421,11 +4394,8 @@
     <w:lsdException w:name="Table Contemporary" w:semiHidden="1" w:unhideWhenUsed="1"/>
     <w:lsdException w:name="Table Elegant" w:semiHidden="1" w:unhideWhenUsed="1"/>
     <w:lsdException w:name="Table Professional" w:semiHidden="1" w:unhideWhenUsed="1"/>
-    <w:lsdException w:name="Table Subtle 1" w:semiHidden="1" w:unhideWhenUsed="1"/>
     <w:lsdException w:name="Table Subtle 2" w:semiHidden="1" w:unhideWhenUsed="1"/>
     <w:lsdException w:name="Table Web 1" w:semiHidden="1" w:unhideWhenUsed="1"/>
-    <w:lsdException w:name="Table Web 2" w:semiHidden="1" w:unhideWhenUsed="1"/>
-    <w:lsdException w:name="Table Web 3" w:semiHidden="1" w:unhideWhenUsed="1"/>
     <w:lsdException w:name="Balloon Text" w:semiHidden="1" w:unhideWhenUsed="1"/>
     <w:lsdException w:name="Table Grid" w:uiPriority="59"/>
     <w:lsdException w:name="Table Theme" w:semiHidden="1" w:unhideWhenUsed="1"/>
@@ -4644,6 +4614,11 @@
     <w:lsdException w:name="List Table 5 Dark Accent 6" w:uiPriority="50"/>
     <w:lsdException w:name="List Table 6 Colorful Accent 6" w:uiPriority="51"/>
     <w:lsdException w:name="List Table 7 Colorful Accent 6" w:uiPriority="52"/>
+    <w:lsdException w:name="Mention" w:semiHidden="1" w:unhideWhenUsed="1"/>
+    <w:lsdException w:name="Smart Hyperlink" w:semiHidden="1" w:unhideWhenUsed="1"/>
+    <w:lsdException w:name="Hashtag" w:semiHidden="1" w:unhideWhenUsed="1"/>
+    <w:lsdException w:name="Unresolved Mention" w:semiHidden="1" w:unhideWhenUsed="1"/>
+    <w:lsdException w:name="Smart Link" w:semiHidden="1" w:unhideWhenUsed="1"/>
   </w:latentStyles>
   <w:style w:type="paragraph" w:default="1" w:styleId="a">
     <w:name w:val="Normal"/>

--- a/папс/Банкомат/Банкомат_сценарий.docx
+++ b/папс/Банкомат/Банкомат_сценарий.docx
@@ -1748,8 +1748,41 @@
             <w:pPr>
               <w:spacing w:after="0" w:line="360" w:lineRule="auto"/>
             </w:pPr>
-            <w:r>
-              <w:t>12</w:t>
+          </w:p>
+          <w:p>
+            <w:pPr>
+              <w:spacing w:after="0" w:line="360" w:lineRule="auto"/>
+            </w:pPr>
+          </w:p>
+          <w:p>
+            <w:pPr>
+              <w:spacing w:after="0" w:line="360" w:lineRule="auto"/>
+            </w:pPr>
+          </w:p>
+          <w:p>
+            <w:pPr>
+              <w:spacing w:after="0" w:line="360" w:lineRule="auto"/>
+            </w:pPr>
+          </w:p>
+          <w:p>
+            <w:pPr>
+              <w:spacing w:after="0" w:line="360" w:lineRule="auto"/>
+            </w:pPr>
+          </w:p>
+          <w:p>
+            <w:pPr>
+              <w:spacing w:after="0" w:line="360" w:lineRule="auto"/>
+            </w:pPr>
+          </w:p>
+          <w:p>
+            <w:pPr>
+              <w:spacing w:after="0" w:line="360" w:lineRule="auto"/>
+            </w:pPr>
+            <w:r>
+              <w:t>1</w:t>
+            </w:r>
+            <w:r>
+              <w:t>7</w:t>
             </w:r>
             <w:r>
               <w:t>. Выбирает, нужно ли печатать справку</w:t>
@@ -1826,6 +1859,7 @@
               <w:spacing w:after="0" w:line="360" w:lineRule="auto"/>
             </w:pPr>
             <w:r>
+              <w:lastRenderedPageBreak/>
               <w:t xml:space="preserve">2. Распознает карту </w:t>
             </w:r>
           </w:p>
@@ -1880,7 +1914,60 @@
               <w:spacing w:after="0" w:line="360" w:lineRule="auto"/>
             </w:pPr>
             <w:r>
-              <w:t>11</w:t>
+              <w:t>1</w:t>
+            </w:r>
+            <w:r>
+              <w:t>1</w:t>
+            </w:r>
+            <w:r>
+              <w:t>. Посылает запрос на снятие суммы</w:t>
+            </w:r>
+          </w:p>
+          <w:p>
+            <w:pPr>
+              <w:spacing w:after="0" w:line="360" w:lineRule="auto"/>
+            </w:pPr>
+          </w:p>
+          <w:p>
+            <w:pPr>
+              <w:spacing w:after="0" w:line="360" w:lineRule="auto"/>
+            </w:pPr>
+            <w:r>
+              <w:t>1</w:t>
+            </w:r>
+            <w:r>
+              <w:t>4</w:t>
+            </w:r>
+            <w:r>
+              <w:t>. Проверяет наличие нужной су</w:t>
+            </w:r>
+            <w:r>
+              <w:t>ммы денег в хранилище</w:t>
+            </w:r>
+          </w:p>
+          <w:p>
+            <w:pPr>
+              <w:spacing w:after="0" w:line="360" w:lineRule="auto"/>
+            </w:pPr>
+            <w:r>
+              <w:t>1</w:t>
+            </w:r>
+            <w:r>
+              <w:t>5</w:t>
+            </w:r>
+            <w:r>
+              <w:t>. Сохраняет значение суммы в памяти для справки</w:t>
+            </w:r>
+          </w:p>
+          <w:p>
+            <w:pPr>
+              <w:spacing w:after="0" w:line="360" w:lineRule="auto"/>
+            </w:pPr>
+            <w:r>
+              <w:t>1</w:t>
+            </w:r>
+            <w:r>
+              <w:t>6</w:t>
             </w:r>
             <w:r>
               <w:t>. Выводит на дисплей вопрос, нужно ли печатать справку</w:t>
@@ -1891,32 +1978,13 @@
               <w:spacing w:after="0" w:line="360" w:lineRule="auto"/>
             </w:pPr>
             <w:r>
-              <w:t>13</w:t>
-            </w:r>
-            <w:r>
-              <w:t>. Посылает запрос на снятие суммы</w:t>
-            </w:r>
-          </w:p>
-          <w:p>
-            <w:pPr>
-              <w:spacing w:after="0" w:line="360" w:lineRule="auto"/>
-            </w:pPr>
-          </w:p>
-          <w:p>
-            <w:pPr>
-              <w:spacing w:after="0" w:line="360" w:lineRule="auto"/>
-            </w:pPr>
-            <w:r>
               <w:t>1</w:t>
             </w:r>
             <w:r>
-              <w:t>6</w:t>
-            </w:r>
-            <w:r>
-              <w:t>. Проверяет наличие нужной су</w:t>
-            </w:r>
-            <w:r>
-              <w:t>ммы денег в хранилище</w:t>
+              <w:t>8</w:t>
+            </w:r>
+            <w:r>
+              <w:t>. Выдаёт деньги в лоток</w:t>
             </w:r>
           </w:p>
           <w:p>
@@ -1927,17 +1995,101 @@
               <w:t>1</w:t>
             </w:r>
             <w:r>
-              <w:t>7</w:t>
-            </w:r>
-            <w:r>
-              <w:t xml:space="preserve">. Сохраняет значение </w:t>
-            </w:r>
-            <w:r>
-              <w:t>суммы</w:t>
-            </w:r>
-            <w:r>
-              <w:t xml:space="preserve"> в памяти для справки</w:t>
-            </w:r>
+              <w:t>9</w:t>
+            </w:r>
+            <w:r>
+              <w:t>. Выводит сообщение «Выньте карту» на дисплей</w:t>
+            </w:r>
+          </w:p>
+          <w:p>
+            <w:pPr>
+              <w:spacing w:after="0" w:line="360" w:lineRule="auto"/>
+            </w:pPr>
+          </w:p>
+        </w:tc>
+        <w:tc>
+          <w:tcPr>
+            <w:tcW w:w="2262" w:type="dxa"/>
+          </w:tcPr>
+          <w:p>
+            <w:pPr>
+              <w:spacing w:after="0" w:line="360" w:lineRule="auto"/>
+            </w:pPr>
+          </w:p>
+          <w:p>
+            <w:pPr>
+              <w:spacing w:after="0" w:line="360" w:lineRule="auto"/>
+            </w:pPr>
+          </w:p>
+          <w:p>
+            <w:pPr>
+              <w:spacing w:after="0" w:line="360" w:lineRule="auto"/>
+            </w:pPr>
+          </w:p>
+          <w:p>
+            <w:pPr>
+              <w:spacing w:after="0" w:line="360" w:lineRule="auto"/>
+            </w:pPr>
+          </w:p>
+          <w:p>
+            <w:pPr>
+              <w:spacing w:after="0" w:line="360" w:lineRule="auto"/>
+            </w:pPr>
+          </w:p>
+          <w:p>
+            <w:pPr>
+              <w:spacing w:after="0" w:line="360" w:lineRule="auto"/>
+            </w:pPr>
+          </w:p>
+          <w:p>
+            <w:pPr>
+              <w:spacing w:after="0" w:line="360" w:lineRule="auto"/>
+            </w:pPr>
+          </w:p>
+          <w:p>
+            <w:pPr>
+              <w:spacing w:after="0" w:line="360" w:lineRule="auto"/>
+            </w:pPr>
+          </w:p>
+          <w:p>
+            <w:pPr>
+              <w:spacing w:after="0" w:line="360" w:lineRule="auto"/>
+            </w:pPr>
+          </w:p>
+          <w:p>
+            <w:pPr>
+              <w:spacing w:after="0" w:line="360" w:lineRule="auto"/>
+            </w:pPr>
+          </w:p>
+          <w:p>
+            <w:pPr>
+              <w:spacing w:after="0" w:line="360" w:lineRule="auto"/>
+            </w:pPr>
+          </w:p>
+          <w:p>
+            <w:pPr>
+              <w:spacing w:after="0" w:line="360" w:lineRule="auto"/>
+            </w:pPr>
+          </w:p>
+          <w:p>
+            <w:pPr>
+              <w:spacing w:after="0" w:line="360" w:lineRule="auto"/>
+            </w:pPr>
+          </w:p>
+          <w:p>
+            <w:pPr>
+              <w:spacing w:after="0" w:line="360" w:lineRule="auto"/>
+            </w:pPr>
+          </w:p>
+          <w:p>
+            <w:pPr>
+              <w:spacing w:after="0" w:line="360" w:lineRule="auto"/>
+            </w:pPr>
+          </w:p>
+          <w:p>
+            <w:pPr>
+              <w:spacing w:after="0" w:line="360" w:lineRule="auto"/>
+            </w:pPr>
           </w:p>
           <w:p>
             <w:pPr>
@@ -1947,10 +2099,13 @@
               <w:t>1</w:t>
             </w:r>
             <w:r>
-              <w:t>8</w:t>
-            </w:r>
-            <w:r>
-              <w:t>. Выдаёт деньги в лоток</w:t>
+              <w:t>2</w:t>
+            </w:r>
+            <w:r>
+              <w:t>. Выдаёт разрешение</w:t>
+            </w:r>
+            <w:r>
+              <w:t xml:space="preserve"> на снятие денег</w:t>
             </w:r>
           </w:p>
           <w:p>
@@ -1961,142 +2116,10 @@
               <w:t>1</w:t>
             </w:r>
             <w:r>
-              <w:t>9</w:t>
-            </w:r>
-            <w:r>
-              <w:t>. Выводит сообщение «Выньте карту» на дисплей</w:t>
-            </w:r>
-          </w:p>
-          <w:p>
-            <w:pPr>
-              <w:spacing w:after="0" w:line="360" w:lineRule="auto"/>
-            </w:pPr>
-          </w:p>
-        </w:tc>
-        <w:tc>
-          <w:tcPr>
-            <w:tcW w:w="2262" w:type="dxa"/>
-          </w:tcPr>
-          <w:p>
-            <w:pPr>
-              <w:spacing w:after="0" w:line="360" w:lineRule="auto"/>
-            </w:pPr>
-          </w:p>
-          <w:p>
-            <w:pPr>
-              <w:spacing w:after="0" w:line="360" w:lineRule="auto"/>
-            </w:pPr>
-          </w:p>
-          <w:p>
-            <w:pPr>
-              <w:spacing w:after="0" w:line="360" w:lineRule="auto"/>
-            </w:pPr>
-          </w:p>
-          <w:p>
-            <w:pPr>
-              <w:spacing w:after="0" w:line="360" w:lineRule="auto"/>
-            </w:pPr>
-          </w:p>
-          <w:p>
-            <w:pPr>
-              <w:spacing w:after="0" w:line="360" w:lineRule="auto"/>
-            </w:pPr>
-          </w:p>
-          <w:p>
-            <w:pPr>
-              <w:spacing w:after="0" w:line="360" w:lineRule="auto"/>
-            </w:pPr>
-          </w:p>
-          <w:p>
-            <w:pPr>
-              <w:spacing w:after="0" w:line="360" w:lineRule="auto"/>
-            </w:pPr>
-          </w:p>
-          <w:p>
-            <w:pPr>
-              <w:spacing w:after="0" w:line="360" w:lineRule="auto"/>
-            </w:pPr>
-          </w:p>
-          <w:p>
-            <w:pPr>
-              <w:spacing w:after="0" w:line="360" w:lineRule="auto"/>
-            </w:pPr>
-          </w:p>
-          <w:p>
-            <w:pPr>
-              <w:spacing w:after="0" w:line="360" w:lineRule="auto"/>
-            </w:pPr>
-          </w:p>
-          <w:p>
-            <w:pPr>
-              <w:spacing w:after="0" w:line="360" w:lineRule="auto"/>
-            </w:pPr>
-          </w:p>
-          <w:p>
-            <w:pPr>
-              <w:spacing w:after="0" w:line="360" w:lineRule="auto"/>
-            </w:pPr>
-          </w:p>
-          <w:p>
-            <w:pPr>
-              <w:spacing w:after="0" w:line="360" w:lineRule="auto"/>
-            </w:pPr>
-          </w:p>
-          <w:p>
-            <w:pPr>
-              <w:spacing w:after="0" w:line="360" w:lineRule="auto"/>
-            </w:pPr>
-          </w:p>
-          <w:p>
-            <w:pPr>
-              <w:spacing w:after="0" w:line="360" w:lineRule="auto"/>
-            </w:pPr>
-          </w:p>
-          <w:p>
-            <w:pPr>
-              <w:spacing w:after="0" w:line="360" w:lineRule="auto"/>
-            </w:pPr>
-          </w:p>
-          <w:p>
-            <w:pPr>
-              <w:spacing w:after="0" w:line="360" w:lineRule="auto"/>
-            </w:pPr>
-          </w:p>
-          <w:p>
-            <w:pPr>
-              <w:spacing w:after="0" w:line="360" w:lineRule="auto"/>
-            </w:pPr>
-          </w:p>
-          <w:p>
-            <w:pPr>
-              <w:spacing w:after="0" w:line="360" w:lineRule="auto"/>
-            </w:pPr>
-          </w:p>
-          <w:p>
-            <w:pPr>
-              <w:spacing w:after="0" w:line="360" w:lineRule="auto"/>
-            </w:pPr>
-          </w:p>
-          <w:p>
-            <w:pPr>
-              <w:spacing w:after="0" w:line="360" w:lineRule="auto"/>
-            </w:pPr>
-            <w:r>
-              <w:t>14</w:t>
-            </w:r>
-            <w:r>
-              <w:t>. Выдаёт разрешение</w:t>
-            </w:r>
-            <w:r>
-              <w:t xml:space="preserve"> на снятие денег</w:t>
-            </w:r>
-          </w:p>
-          <w:p>
-            <w:pPr>
-              <w:spacing w:after="0" w:line="360" w:lineRule="auto"/>
-            </w:pPr>
-            <w:r>
-              <w:t xml:space="preserve">15. Посылает сигнал на съём денег </w:t>
+              <w:t>3</w:t>
+            </w:r>
+            <w:r>
+              <w:t xml:space="preserve">. Посылает сигнал на съём денег </w:t>
             </w:r>
             <w:r>
               <w:t>банкомату</w:t>
@@ -2736,6 +2759,7 @@
               <w:spacing w:after="0" w:line="360" w:lineRule="auto"/>
             </w:pPr>
             <w:r>
+              <w:lastRenderedPageBreak/>
               <w:t>Точка расширения (если есть)</w:t>
             </w:r>
           </w:p>
@@ -2861,7 +2885,6 @@
               <w:spacing w:after="0" w:line="360" w:lineRule="auto"/>
             </w:pPr>
             <w:r>
-              <w:lastRenderedPageBreak/>
               <w:t>Краткое описание</w:t>
             </w:r>
           </w:p>
@@ -3616,6 +3639,7 @@
               <w:spacing w:after="0" w:line="360" w:lineRule="auto"/>
             </w:pPr>
             <w:r>
+              <w:lastRenderedPageBreak/>
               <w:t>Исключения</w:t>
             </w:r>
           </w:p>
@@ -3701,7 +3725,6 @@
               <w:spacing w:after="0" w:line="360" w:lineRule="auto"/>
             </w:pPr>
             <w:r>
-              <w:lastRenderedPageBreak/>
               <w:t>Точка расширения (если есть)</w:t>
             </w:r>
           </w:p>
@@ -4352,6 +4375,7 @@
     <w:lsdException w:name="HTML Sample" w:semiHidden="1" w:unhideWhenUsed="1"/>
     <w:lsdException w:name="HTML Typewriter" w:semiHidden="1" w:unhideWhenUsed="1"/>
     <w:lsdException w:name="HTML Variable" w:semiHidden="1" w:unhideWhenUsed="1"/>
+    <w:lsdException w:name="Normal Table" w:semiHidden="1" w:unhideWhenUsed="1"/>
     <w:lsdException w:name="annotation subject" w:semiHidden="1" w:unhideWhenUsed="1"/>
     <w:lsdException w:name="No List" w:semiHidden="1" w:unhideWhenUsed="1"/>
     <w:lsdException w:name="Outline List 1" w:semiHidden="1" w:unhideWhenUsed="1"/>
@@ -4394,8 +4418,11 @@
     <w:lsdException w:name="Table Contemporary" w:semiHidden="1" w:unhideWhenUsed="1"/>
     <w:lsdException w:name="Table Elegant" w:semiHidden="1" w:unhideWhenUsed="1"/>
     <w:lsdException w:name="Table Professional" w:semiHidden="1" w:unhideWhenUsed="1"/>
+    <w:lsdException w:name="Table Subtle 1" w:semiHidden="1" w:unhideWhenUsed="1"/>
     <w:lsdException w:name="Table Subtle 2" w:semiHidden="1" w:unhideWhenUsed="1"/>
     <w:lsdException w:name="Table Web 1" w:semiHidden="1" w:unhideWhenUsed="1"/>
+    <w:lsdException w:name="Table Web 2" w:semiHidden="1" w:unhideWhenUsed="1"/>
+    <w:lsdException w:name="Table Web 3" w:semiHidden="1" w:unhideWhenUsed="1"/>
     <w:lsdException w:name="Balloon Text" w:semiHidden="1" w:unhideWhenUsed="1"/>
     <w:lsdException w:name="Table Grid" w:uiPriority="59"/>
     <w:lsdException w:name="Table Theme" w:semiHidden="1" w:unhideWhenUsed="1"/>

--- a/папс/Банкомат/Банкомат_сценарий.docx
+++ b/папс/Банкомат/Банкомат_сценарий.docx
@@ -1,6 +1,6 @@
 
 <file path=word/document.xml><?xml version="1.0" encoding="utf-8"?>
-<w:document xmlns:wpc="http://schemas.microsoft.com/office/word/2010/wordprocessingCanvas" xmlns:cx="http://schemas.microsoft.com/office/drawing/2014/chartex" xmlns:cx1="http://schemas.microsoft.com/office/drawing/2015/9/8/chartex" xmlns:cx2="http://schemas.microsoft.com/office/drawing/2015/10/21/chartex" xmlns:cx3="http://schemas.microsoft.com/office/drawing/2016/5/9/chartex" xmlns:cx4="http://schemas.microsoft.com/office/drawing/2016/5/10/chartex" xmlns:cx5="http://schemas.microsoft.com/office/drawing/2016/5/11/chartex" xmlns:cx6="http://schemas.microsoft.com/office/drawing/2016/5/12/chartex" xmlns:cx7="http://schemas.microsoft.com/office/drawing/2016/5/13/chartex" xmlns:cx8="http://schemas.microsoft.com/office/drawing/2016/5/14/chartex" xmlns:mc="http://schemas.openxmlformats.org/markup-compatibility/2006" xmlns:aink="http://schemas.microsoft.com/office/drawing/2016/ink" xmlns:am3d="http://schemas.microsoft.com/office/drawing/2017/model3d" xmlns:o="urn:schemas-microsoft-com:office:office" xmlns:r="http://schemas.openxmlformats.org/officeDocument/2006/relationships" xmlns:m="http://schemas.openxmlformats.org/officeDocument/2006/math" xmlns:v="urn:schemas-microsoft-com:vml" xmlns:wp14="http://schemas.microsoft.com/office/word/2010/wordprocessingDrawing" xmlns:wp="http://schemas.openxmlformats.org/drawingml/2006/wordprocessingDrawing" xmlns:w10="urn:schemas-microsoft-com:office:word" xmlns:w="http://schemas.openxmlformats.org/wordprocessingml/2006/main" xmlns:w14="http://schemas.microsoft.com/office/word/2010/wordml" xmlns:w15="http://schemas.microsoft.com/office/word/2012/wordml" xmlns:w16cex="http://schemas.microsoft.com/office/word/2018/wordml/cex" xmlns:w16cid="http://schemas.microsoft.com/office/word/2016/wordml/cid" xmlns:w16="http://schemas.microsoft.com/office/word/2018/wordml" xmlns:w16sdtdh="http://schemas.microsoft.com/office/word/2020/wordml/sdtdatahash" xmlns:w16se="http://schemas.microsoft.com/office/word/2015/wordml/symex" xmlns:wpg="http://schemas.microsoft.com/office/word/2010/wordprocessingGroup" xmlns:wpi="http://schemas.microsoft.com/office/word/2010/wordprocessingInk" xmlns:wne="http://schemas.microsoft.com/office/word/2006/wordml" xmlns:wps="http://schemas.microsoft.com/office/word/2010/wordprocessingShape" mc:Ignorable="w14 w15 w16se w16cid w16 w16cex w16sdtdh wp14">
+<w:document xmlns:wpc="http://schemas.microsoft.com/office/word/2010/wordprocessingCanvas" xmlns:cx="http://schemas.microsoft.com/office/drawing/2014/chartex" xmlns:mc="http://schemas.openxmlformats.org/markup-compatibility/2006" xmlns:o="urn:schemas-microsoft-com:office:office" xmlns:r="http://schemas.openxmlformats.org/officeDocument/2006/relationships" xmlns:m="http://schemas.openxmlformats.org/officeDocument/2006/math" xmlns:v="urn:schemas-microsoft-com:vml" xmlns:wp14="http://schemas.microsoft.com/office/word/2010/wordprocessingDrawing" xmlns:wp="http://schemas.openxmlformats.org/drawingml/2006/wordprocessingDrawing" xmlns:w10="urn:schemas-microsoft-com:office:word" xmlns:w="http://schemas.openxmlformats.org/wordprocessingml/2006/main" xmlns:w14="http://schemas.microsoft.com/office/word/2010/wordml" xmlns:w15="http://schemas.microsoft.com/office/word/2012/wordml" xmlns:w16se="http://schemas.microsoft.com/office/word/2015/wordml/symex" xmlns:wpg="http://schemas.microsoft.com/office/word/2010/wordprocessingGroup" xmlns:wpi="http://schemas.microsoft.com/office/word/2010/wordprocessingInk" xmlns:wne="http://schemas.microsoft.com/office/word/2006/wordml" xmlns:wps="http://schemas.microsoft.com/office/word/2010/wordprocessingShape" mc:Ignorable="w14 w15 w16se wp14">
   <w:body>
     <w:p>
       <w:pPr>
@@ -1151,6 +1151,7 @@
               <w:spacing w:after="0" w:line="360" w:lineRule="auto"/>
             </w:pPr>
             <w:r>
+              <w:lastRenderedPageBreak/>
               <w:t>Альтернативный поток</w:t>
             </w:r>
           </w:p>
@@ -1914,45 +1915,39 @@
               <w:spacing w:after="0" w:line="360" w:lineRule="auto"/>
             </w:pPr>
             <w:r>
+              <w:t>11. Посылает запрос на снятие суммы</w:t>
+            </w:r>
+          </w:p>
+          <w:p>
+            <w:pPr>
+              <w:spacing w:after="0" w:line="360" w:lineRule="auto"/>
+            </w:pPr>
+          </w:p>
+          <w:p>
+            <w:pPr>
+              <w:spacing w:after="0" w:line="360" w:lineRule="auto"/>
+            </w:pPr>
+            <w:r>
               <w:t>1</w:t>
             </w:r>
             <w:r>
+              <w:t>4</w:t>
+            </w:r>
+            <w:r>
+              <w:t>. Проверяет наличие нужной су</w:t>
+            </w:r>
+            <w:r>
+              <w:t>ммы денег в хранилище</w:t>
+            </w:r>
+          </w:p>
+          <w:p>
+            <w:pPr>
+              <w:spacing w:after="0" w:line="360" w:lineRule="auto"/>
+            </w:pPr>
+            <w:r>
               <w:t>1</w:t>
             </w:r>
             <w:r>
-              <w:t>. Посылает запрос на снятие суммы</w:t>
-            </w:r>
-          </w:p>
-          <w:p>
-            <w:pPr>
-              <w:spacing w:after="0" w:line="360" w:lineRule="auto"/>
-            </w:pPr>
-          </w:p>
-          <w:p>
-            <w:pPr>
-              <w:spacing w:after="0" w:line="360" w:lineRule="auto"/>
-            </w:pPr>
-            <w:r>
-              <w:t>1</w:t>
-            </w:r>
-            <w:r>
-              <w:t>4</w:t>
-            </w:r>
-            <w:r>
-              <w:t>. Проверяет наличие нужной су</w:t>
-            </w:r>
-            <w:r>
-              <w:t>ммы денег в хранилище</w:t>
-            </w:r>
-          </w:p>
-          <w:p>
-            <w:pPr>
-              <w:spacing w:after="0" w:line="360" w:lineRule="auto"/>
-            </w:pPr>
-            <w:r>
-              <w:t>1</w:t>
-            </w:r>
-            <w:r>
               <w:t>5</w:t>
             </w:r>
             <w:r>
@@ -1964,13 +1959,7 @@
               <w:spacing w:after="0" w:line="360" w:lineRule="auto"/>
             </w:pPr>
             <w:r>
-              <w:t>1</w:t>
-            </w:r>
-            <w:r>
-              <w:t>6</w:t>
-            </w:r>
-            <w:r>
-              <w:t>. Выводит на дисплей вопрос, нужно ли печатать справку</w:t>
+              <w:t>16. Выводит на дисплей вопрос, нужно ли печатать справку</w:t>
             </w:r>
           </w:p>
           <w:p>
@@ -2299,8 +2288,13 @@
               <w:t>6</w:t>
             </w:r>
             <w:r>
-              <w:t xml:space="preserve"> хранилище нет нужной суммы денег, система выводит на экран сообщение о нехватке денег, дисплей возвращается в состояние показа опции</w:t>
-            </w:r>
+              <w:t xml:space="preserve"> хранилище нет нужной суммы денег, система выводит на экран сообщение о нехватке денег, </w:t>
+            </w:r>
+            <w:r>
+              <w:t>возвращает карту клиенту</w:t>
+            </w:r>
+            <w:bookmarkStart w:id="0" w:name="_GoBack"/>
+            <w:bookmarkEnd w:id="0"/>
           </w:p>
         </w:tc>
       </w:tr>
@@ -2759,7 +2753,6 @@
               <w:spacing w:after="0" w:line="360" w:lineRule="auto"/>
             </w:pPr>
             <w:r>
-              <w:lastRenderedPageBreak/>
               <w:t>Точка расширения (если есть)</w:t>
             </w:r>
           </w:p>
@@ -3639,7 +3632,6 @@
               <w:spacing w:after="0" w:line="360" w:lineRule="auto"/>
             </w:pPr>
             <w:r>
-              <w:lastRenderedPageBreak/>
               <w:t>Исключения</w:t>
             </w:r>
           </w:p>
@@ -3690,6 +3682,7 @@
               <w:spacing w:after="0" w:line="360" w:lineRule="auto"/>
             </w:pPr>
             <w:r>
+              <w:lastRenderedPageBreak/>
               <w:t>Постусловие</w:t>
             </w:r>
           </w:p>
@@ -3764,7 +3757,7 @@
 </file>
 
 <file path=word/numbering.xml><?xml version="1.0" encoding="utf-8"?>
-<w:numbering xmlns:wpc="http://schemas.microsoft.com/office/word/2010/wordprocessingCanvas" xmlns:cx="http://schemas.microsoft.com/office/drawing/2014/chartex" xmlns:cx1="http://schemas.microsoft.com/office/drawing/2015/9/8/chartex" xmlns:cx2="http://schemas.microsoft.com/office/drawing/2015/10/21/chartex" xmlns:cx3="http://schemas.microsoft.com/office/drawing/2016/5/9/chartex" xmlns:cx4="http://schemas.microsoft.com/office/drawing/2016/5/10/chartex" xmlns:cx5="http://schemas.microsoft.com/office/drawing/2016/5/11/chartex" xmlns:cx6="http://schemas.microsoft.com/office/drawing/2016/5/12/chartex" xmlns:cx7="http://schemas.microsoft.com/office/drawing/2016/5/13/chartex" xmlns:cx8="http://schemas.microsoft.com/office/drawing/2016/5/14/chartex" xmlns:mc="http://schemas.openxmlformats.org/markup-compatibility/2006" xmlns:aink="http://schemas.microsoft.com/office/drawing/2016/ink" xmlns:am3d="http://schemas.microsoft.com/office/drawing/2017/model3d" xmlns:o="urn:schemas-microsoft-com:office:office" xmlns:r="http://schemas.openxmlformats.org/officeDocument/2006/relationships" xmlns:m="http://schemas.openxmlformats.org/officeDocument/2006/math" xmlns:v="urn:schemas-microsoft-com:vml" xmlns:wp14="http://schemas.microsoft.com/office/word/2010/wordprocessingDrawing" xmlns:wp="http://schemas.openxmlformats.org/drawingml/2006/wordprocessingDrawing" xmlns:w10="urn:schemas-microsoft-com:office:word" xmlns:w="http://schemas.openxmlformats.org/wordprocessingml/2006/main" xmlns:w14="http://schemas.microsoft.com/office/word/2010/wordml" xmlns:w15="http://schemas.microsoft.com/office/word/2012/wordml" xmlns:w16cex="http://schemas.microsoft.com/office/word/2018/wordml/cex" xmlns:w16cid="http://schemas.microsoft.com/office/word/2016/wordml/cid" xmlns:w16="http://schemas.microsoft.com/office/word/2018/wordml" xmlns:w16sdtdh="http://schemas.microsoft.com/office/word/2020/wordml/sdtdatahash" xmlns:w16se="http://schemas.microsoft.com/office/word/2015/wordml/symex" xmlns:wpg="http://schemas.microsoft.com/office/word/2010/wordprocessingGroup" xmlns:wpi="http://schemas.microsoft.com/office/word/2010/wordprocessingInk" xmlns:wne="http://schemas.microsoft.com/office/word/2006/wordml" xmlns:wps="http://schemas.microsoft.com/office/word/2010/wordprocessingShape" mc:Ignorable="w14 w15 w16se w16cid w16 w16cex w16sdtdh wp14">
+<w:numbering xmlns:wpc="http://schemas.microsoft.com/office/word/2010/wordprocessingCanvas" xmlns:cx="http://schemas.microsoft.com/office/drawing/2014/chartex" xmlns:mc="http://schemas.openxmlformats.org/markup-compatibility/2006" xmlns:o="urn:schemas-microsoft-com:office:office" xmlns:r="http://schemas.openxmlformats.org/officeDocument/2006/relationships" xmlns:m="http://schemas.openxmlformats.org/officeDocument/2006/math" xmlns:v="urn:schemas-microsoft-com:vml" xmlns:wp14="http://schemas.microsoft.com/office/word/2010/wordprocessingDrawing" xmlns:wp="http://schemas.openxmlformats.org/drawingml/2006/wordprocessingDrawing" xmlns:w10="urn:schemas-microsoft-com:office:word" xmlns:w="http://schemas.openxmlformats.org/wordprocessingml/2006/main" xmlns:w14="http://schemas.microsoft.com/office/word/2010/wordml" xmlns:w15="http://schemas.microsoft.com/office/word/2012/wordml" xmlns:w16se="http://schemas.microsoft.com/office/word/2015/wordml/symex" xmlns:wpg="http://schemas.microsoft.com/office/word/2010/wordprocessingGroup" xmlns:wpi="http://schemas.microsoft.com/office/word/2010/wordprocessingInk" xmlns:wne="http://schemas.microsoft.com/office/word/2006/wordml" xmlns:wps="http://schemas.microsoft.com/office/word/2010/wordprocessingShape" mc:Ignorable="w14 w15 w16se wp14">
   <w:abstractNum w:abstractNumId="0" w15:restartNumberingAfterBreak="0">
     <w:nsid w:val="105665CC"/>
     <w:multiLevelType w:val="hybridMultilevel"/>
@@ -4253,7 +4246,7 @@
 </file>
 
 <file path=word/styles.xml><?xml version="1.0" encoding="utf-8"?>
-<w:styles xmlns:mc="http://schemas.openxmlformats.org/markup-compatibility/2006" xmlns:r="http://schemas.openxmlformats.org/officeDocument/2006/relationships" xmlns:w="http://schemas.openxmlformats.org/wordprocessingml/2006/main" xmlns:w14="http://schemas.microsoft.com/office/word/2010/wordml" xmlns:w15="http://schemas.microsoft.com/office/word/2012/wordml" xmlns:w16cex="http://schemas.microsoft.com/office/word/2018/wordml/cex" xmlns:w16cid="http://schemas.microsoft.com/office/word/2016/wordml/cid" xmlns:w16="http://schemas.microsoft.com/office/word/2018/wordml" xmlns:w16sdtdh="http://schemas.microsoft.com/office/word/2020/wordml/sdtdatahash" xmlns:w16se="http://schemas.microsoft.com/office/word/2015/wordml/symex" mc:Ignorable="w14 w15 w16se w16cid w16 w16cex w16sdtdh">
+<w:styles xmlns:mc="http://schemas.openxmlformats.org/markup-compatibility/2006" xmlns:r="http://schemas.openxmlformats.org/officeDocument/2006/relationships" xmlns:w="http://schemas.openxmlformats.org/wordprocessingml/2006/main" xmlns:w14="http://schemas.microsoft.com/office/word/2010/wordml" xmlns:w15="http://schemas.microsoft.com/office/word/2012/wordml" xmlns:w16se="http://schemas.microsoft.com/office/word/2015/wordml/symex" mc:Ignorable="w14 w15 w16se">
   <w:docDefaults>
     <w:rPrDefault>
       <w:rPr>
@@ -4269,7 +4262,7 @@
       </w:pPr>
     </w:pPrDefault>
   </w:docDefaults>
-  <w:latentStyles w:defLockedState="0" w:defUIPriority="99" w:defSemiHidden="0" w:defUnhideWhenUsed="0" w:defQFormat="0" w:count="376">
+  <w:latentStyles w:defLockedState="0" w:defUIPriority="99" w:defSemiHidden="0" w:defUnhideWhenUsed="0" w:defQFormat="0" w:count="371">
     <w:lsdException w:name="Normal" w:uiPriority="0" w:qFormat="1"/>
     <w:lsdException w:name="heading 1" w:uiPriority="9" w:qFormat="1"/>
     <w:lsdException w:name="heading 2" w:semiHidden="1" w:uiPriority="9" w:unhideWhenUsed="1" w:qFormat="1"/>
@@ -4641,11 +4634,6 @@
     <w:lsdException w:name="List Table 5 Dark Accent 6" w:uiPriority="50"/>
     <w:lsdException w:name="List Table 6 Colorful Accent 6" w:uiPriority="51"/>
     <w:lsdException w:name="List Table 7 Colorful Accent 6" w:uiPriority="52"/>
-    <w:lsdException w:name="Mention" w:semiHidden="1" w:unhideWhenUsed="1"/>
-    <w:lsdException w:name="Smart Hyperlink" w:semiHidden="1" w:unhideWhenUsed="1"/>
-    <w:lsdException w:name="Hashtag" w:semiHidden="1" w:unhideWhenUsed="1"/>
-    <w:lsdException w:name="Unresolved Mention" w:semiHidden="1" w:unhideWhenUsed="1"/>
-    <w:lsdException w:name="Smart Link" w:semiHidden="1" w:unhideWhenUsed="1"/>
   </w:latentStyles>
   <w:style w:type="paragraph" w:default="1" w:styleId="a">
     <w:name w:val="Normal"/>
